--- a/water/docx_template/water_template.docx
+++ b/water/docx_template/water_template.docx
@@ -147,6 +147,7 @@
         <w:t>conclusion_date</w:t>
       </w:r>
       <w:proofErr w:type="spellEnd"/>
+      <w:proofErr w:type="gramStart"/>
       <w:r>
         <w:rPr>
           <w:rFonts w:ascii="Times New Roman" w:hAnsi="Times New Roman" w:cs="Times New Roman"/>
@@ -159,6 +160,7 @@
         </w:rPr>
         <w:t>г</w:t>
       </w:r>
+      <w:proofErr w:type="gramEnd"/>
     </w:p>
     <w:p>
       <w:pPr>
@@ -358,6 +360,7 @@
         <w:t>chemistry_date</w:t>
       </w:r>
       <w:proofErr w:type="spellEnd"/>
+      <w:proofErr w:type="gramStart"/>
       <w:r>
         <w:rPr>
           <w:rFonts w:ascii="Times New Roman" w:hAnsi="Times New Roman" w:cs="Times New Roman"/>
@@ -370,6 +373,7 @@
         </w:rPr>
         <w:t>г.</w:t>
       </w:r>
+      <w:proofErr w:type="gramEnd"/>
     </w:p>
     <w:p>
       <w:pPr>
@@ -429,6 +433,7 @@
         <w:t>bio_date</w:t>
       </w:r>
       <w:proofErr w:type="spellEnd"/>
+      <w:proofErr w:type="gramStart"/>
       <w:r>
         <w:rPr>
           <w:rFonts w:ascii="Times New Roman" w:hAnsi="Times New Roman" w:cs="Times New Roman"/>
@@ -439,7 +444,14 @@
         <w:rPr>
           <w:rFonts w:ascii="Times New Roman" w:hAnsi="Times New Roman" w:cs="Times New Roman"/>
         </w:rPr>
-        <w:t xml:space="preserve">г. </w:t>
+        <w:t>г.</w:t>
+      </w:r>
+      <w:proofErr w:type="gramEnd"/>
+      <w:r>
+        <w:rPr>
+          <w:rFonts w:ascii="Times New Roman" w:hAnsi="Times New Roman" w:cs="Times New Roman"/>
+        </w:rPr>
+        <w:t xml:space="preserve"> </w:t>
       </w:r>
     </w:p>
     <w:p>
@@ -473,14 +485,23 @@
           <w:b/>
           <w:bCs/>
         </w:rPr>
-        <w:t>Химический анализ:</w:t>
-      </w:r>
+        <w:t xml:space="preserve">Химический </w:t>
+      </w:r>
+      <w:proofErr w:type="gramStart"/>
       <w:r>
         <w:rPr>
           <w:rFonts w:ascii="Times New Roman" w:hAnsi="Times New Roman" w:cs="Times New Roman"/>
           <w:b/>
           <w:bCs/>
         </w:rPr>
+        <w:t>анализ:</w:t>
+      </w:r>
+      <w:r>
+        <w:rPr>
+          <w:rFonts w:ascii="Times New Roman" w:hAnsi="Times New Roman" w:cs="Times New Roman"/>
+          <w:b/>
+          <w:bCs/>
+        </w:rPr>
         <w:t xml:space="preserve"> </w:t>
       </w:r>
       <w:r>
@@ -489,7 +510,34 @@
           <w:sz w:val="23"/>
           <w:szCs w:val="23"/>
         </w:rPr>
-        <w:t xml:space="preserve"> Аналитическая лаборатория Общества с ограниченной ответственностью  «Центр лабораторных исследований и проектирования «</w:t>
+        <w:t xml:space="preserve"> Аналитическая</w:t>
+      </w:r>
+      <w:proofErr w:type="gramEnd"/>
+      <w:r>
+        <w:rPr>
+          <w:rFonts w:ascii="Times New Roman" w:hAnsi="Times New Roman" w:cs="Times New Roman"/>
+          <w:sz w:val="23"/>
+          <w:szCs w:val="23"/>
+        </w:rPr>
+        <w:t xml:space="preserve"> лаборатория Общества с ограниченной </w:t>
+      </w:r>
+      <w:proofErr w:type="gramStart"/>
+      <w:r>
+        <w:rPr>
+          <w:rFonts w:ascii="Times New Roman" w:hAnsi="Times New Roman" w:cs="Times New Roman"/>
+          <w:sz w:val="23"/>
+          <w:szCs w:val="23"/>
+        </w:rPr>
+        <w:t>ответственностью  «</w:t>
+      </w:r>
+      <w:proofErr w:type="gramEnd"/>
+      <w:r>
+        <w:rPr>
+          <w:rFonts w:ascii="Times New Roman" w:hAnsi="Times New Roman" w:cs="Times New Roman"/>
+          <w:sz w:val="23"/>
+          <w:szCs w:val="23"/>
+        </w:rPr>
+        <w:t>Центр лабораторных исследований и проектирования «</w:t>
       </w:r>
       <w:proofErr w:type="spellStart"/>
       <w:r>
@@ -572,29 +620,43 @@
       <w:pPr>
         <w:rPr>
           <w:rFonts w:ascii="Times New Roman" w:hAnsi="Times New Roman" w:cs="Times New Roman"/>
-        </w:rPr>
-      </w:pPr>
-      <w:r>
-        <w:rPr>
-          <w:rFonts w:ascii="Times New Roman" w:hAnsi="Times New Roman" w:cs="Times New Roman"/>
           <w:b/>
           <w:bCs/>
         </w:rPr>
-        <w:t>Бактериологический анализ:</w:t>
-      </w:r>
+      </w:pPr>
       <w:r>
         <w:rPr>
           <w:rFonts w:ascii="Times New Roman" w:hAnsi="Times New Roman" w:cs="Times New Roman"/>
           <w:b/>
           <w:bCs/>
         </w:rPr>
+        <w:t>Бактериологический анализ:</w:t>
+      </w:r>
+      <w:r>
+        <w:rPr>
+          <w:rFonts w:ascii="Times New Roman" w:hAnsi="Times New Roman" w:cs="Times New Roman"/>
+        </w:rPr>
         <w:t xml:space="preserve"> </w:t>
       </w:r>
       <w:r>
         <w:rPr>
           <w:rFonts w:ascii="Times New Roman" w:hAnsi="Times New Roman" w:cs="Times New Roman"/>
         </w:rPr>
-        <w:t xml:space="preserve">Федеральное государственное бюджетное учреждение здравоохранения </w:t>
+        <w:t>Испытательная лаборатория ООО «</w:t>
+      </w:r>
+      <w:proofErr w:type="spellStart"/>
+      <w:r>
+        <w:rPr>
+          <w:rFonts w:ascii="Times New Roman" w:hAnsi="Times New Roman" w:cs="Times New Roman"/>
+        </w:rPr>
+        <w:t>Блиман</w:t>
+      </w:r>
+      <w:proofErr w:type="spellEnd"/>
+      <w:r>
+        <w:rPr>
+          <w:rFonts w:ascii="Times New Roman" w:hAnsi="Times New Roman" w:cs="Times New Roman"/>
+        </w:rPr>
+        <w:t>-Био»</w:t>
       </w:r>
     </w:p>
     <w:p>
@@ -607,7 +669,21 @@
         <w:rPr>
           <w:rFonts w:ascii="Times New Roman" w:hAnsi="Times New Roman" w:cs="Times New Roman"/>
         </w:rPr>
-        <w:t xml:space="preserve">«Центр гигиены и эпидемиологии № 38 Федерального медико-биологического агентства» </w:t>
+        <w:t>(ИЛ ООО «</w:t>
+      </w:r>
+      <w:proofErr w:type="spellStart"/>
+      <w:r>
+        <w:rPr>
+          <w:rFonts w:ascii="Times New Roman" w:hAnsi="Times New Roman" w:cs="Times New Roman"/>
+        </w:rPr>
+        <w:t>Блиман</w:t>
+      </w:r>
+      <w:proofErr w:type="spellEnd"/>
+      <w:r>
+        <w:rPr>
+          <w:rFonts w:ascii="Times New Roman" w:hAnsi="Times New Roman" w:cs="Times New Roman"/>
+        </w:rPr>
+        <w:t>-Био»)</w:t>
       </w:r>
     </w:p>
     <w:p>
@@ -620,54 +696,7 @@
         <w:rPr>
           <w:rFonts w:ascii="Times New Roman" w:hAnsi="Times New Roman" w:cs="Times New Roman"/>
         </w:rPr>
-        <w:t xml:space="preserve">(ФГБУЗ </w:t>
-      </w:r>
-      <w:proofErr w:type="spellStart"/>
-      <w:r>
-        <w:rPr>
-          <w:rFonts w:ascii="Times New Roman" w:hAnsi="Times New Roman" w:cs="Times New Roman"/>
-        </w:rPr>
-        <w:t>ЦГиЭ</w:t>
-      </w:r>
-      <w:proofErr w:type="spellEnd"/>
-      <w:r>
-        <w:rPr>
-          <w:rFonts w:ascii="Times New Roman" w:hAnsi="Times New Roman" w:cs="Times New Roman"/>
-        </w:rPr>
-        <w:t xml:space="preserve"> № 38 ФМБА России). </w:t>
-      </w:r>
-    </w:p>
-    <w:p>
-      <w:pPr>
-        <w:rPr>
-          <w:rFonts w:ascii="Times New Roman" w:hAnsi="Times New Roman" w:cs="Times New Roman"/>
-          <w:sz w:val="23"/>
-          <w:szCs w:val="23"/>
-        </w:rPr>
-      </w:pPr>
-      <w:r>
-        <w:rPr>
-          <w:rFonts w:ascii="Times New Roman" w:hAnsi="Times New Roman" w:cs="Times New Roman"/>
-          <w:sz w:val="23"/>
-          <w:szCs w:val="23"/>
-        </w:rPr>
-        <w:t xml:space="preserve">Уникальный номер записи об аккредитации в реестре аккредитованных лиц </w:t>
-      </w:r>
-      <w:r>
-        <w:rPr>
-          <w:rFonts w:ascii="Times New Roman" w:hAnsi="Times New Roman" w:cs="Times New Roman"/>
-          <w:sz w:val="23"/>
-          <w:szCs w:val="23"/>
-        </w:rPr>
-        <w:t xml:space="preserve"> </w:t>
-      </w:r>
-      <w:r>
-        <w:rPr>
-          <w:rFonts w:ascii="Times New Roman" w:hAnsi="Times New Roman" w:cs="Times New Roman"/>
-          <w:sz w:val="23"/>
-          <w:szCs w:val="23"/>
-        </w:rPr>
-        <w:t>№ РОСС RU.0001.510345.</w:t>
+        <w:t>Уникальный номер записи об аккредитации в реестре аккредитованных лиц №RA.RU.21AK64</w:t>
       </w:r>
     </w:p>
     <w:p>
@@ -2139,6 +2168,7 @@
               <w:t>probe_date</w:t>
             </w:r>
             <w:proofErr w:type="spellEnd"/>
+            <w:proofErr w:type="gramStart"/>
             <w:r>
               <w:rPr>
                 <w:rStyle w:val="3"/>
@@ -2152,6 +2182,7 @@
               </w:rPr>
               <w:t>14:05</w:t>
             </w:r>
+            <w:proofErr w:type="gramEnd"/>
           </w:p>
         </w:tc>
       </w:tr>
@@ -6233,9 +6264,17 @@
         <w:rPr>
           <w:lang w:val="ru-RU"/>
         </w:rPr>
-        <w:t>» (АЛ ООО «ЦЛИП  «</w:t>
+        <w:t>» (АЛ ООО «</w:t>
+      </w:r>
+      <w:proofErr w:type="gramStart"/>
+      <w:r>
+        <w:rPr>
+          <w:lang w:val="ru-RU"/>
+        </w:rPr>
+        <w:t>ЦЛИП  «</w:t>
       </w:r>
       <w:proofErr w:type="spellStart"/>
+      <w:proofErr w:type="gramEnd"/>
       <w:r>
         <w:rPr>
           <w:lang w:val="ru-RU"/>
@@ -6773,6 +6812,7 @@
           <w:lang w:val="en-US"/>
         </w:rPr>
       </w:pPr>
+      <w:proofErr w:type="gramStart"/>
       <w:r>
         <w:rPr>
           <w:rFonts w:ascii="Times New Roman" w:hAnsi="Times New Roman" w:cs="Times New Roman"/>
@@ -6808,6 +6848,7 @@
         </w:rPr>
         <w:t>ИСПЫТАНИЙ</w:t>
       </w:r>
+      <w:proofErr w:type="gramEnd"/>
       <w:r>
         <w:rPr>
           <w:rFonts w:ascii="Times New Roman" w:hAnsi="Times New Roman" w:cs="Times New Roman"/>
@@ -6884,6 +6925,7 @@
         <w:t>chemistry_date</w:t>
       </w:r>
       <w:proofErr w:type="spellEnd"/>
+      <w:proofErr w:type="gramStart"/>
       <w:r>
         <w:rPr>
           <w:rFonts w:ascii="Times New Roman" w:hAnsi="Times New Roman" w:cs="Times New Roman"/>
@@ -6902,6 +6944,7 @@
         </w:rPr>
         <w:t xml:space="preserve">   </w:t>
       </w:r>
+      <w:proofErr w:type="gramEnd"/>
       <w:r>
         <w:rPr>
           <w:rFonts w:ascii="Times New Roman" w:hAnsi="Times New Roman" w:cs="Times New Roman"/>
@@ -7128,14 +7171,30 @@
                 <w:w w:val="105"/>
                 <w:sz w:val="13"/>
               </w:rPr>
-              <w:t>, ИНН)</w:t>
-            </w:r>
+              <w:t xml:space="preserve">, </w:t>
+            </w:r>
+            <w:proofErr w:type="gramStart"/>
             <w:r>
               <w:rPr>
                 <w:w w:val="105"/>
-                <w:sz w:val="19"/>
-              </w:rPr>
-              <w:t>*:</w:t>
+                <w:sz w:val="13"/>
+              </w:rPr>
+              <w:t>ИНН)</w:t>
+            </w:r>
+            <w:r>
+              <w:rPr>
+                <w:w w:val="105"/>
+                <w:sz w:val="19"/>
+              </w:rPr>
+              <w:t>*</w:t>
+            </w:r>
+            <w:proofErr w:type="gramEnd"/>
+            <w:r>
+              <w:rPr>
+                <w:w w:val="105"/>
+                <w:sz w:val="19"/>
+              </w:rPr>
+              <w:t>:</w:t>
             </w:r>
           </w:p>
         </w:tc>
@@ -7163,8 +7222,17 @@
                 <w:sz w:val="19"/>
                 <w:lang w:val="ru-RU"/>
               </w:rPr>
-              <w:t>ИП Тищенко С.М. ИНН  470316776010</w:t>
-            </w:r>
+              <w:t xml:space="preserve">ИП Тищенко С.М. </w:t>
+            </w:r>
+            <w:proofErr w:type="gramStart"/>
+            <w:r>
+              <w:rPr>
+                <w:sz w:val="19"/>
+                <w:lang w:val="ru-RU"/>
+              </w:rPr>
+              <w:t>ИНН  470316776010</w:t>
+            </w:r>
+            <w:proofErr w:type="gramEnd"/>
           </w:p>
         </w:tc>
       </w:tr>
@@ -7304,16 +7372,26 @@
                 <w:sz w:val="13"/>
                 <w:lang w:val="ru-RU"/>
               </w:rPr>
-              <w:t>(указывается, если не совпадает с юридическим)</w:t>
-            </w:r>
+              <w:t xml:space="preserve">(указывается, если не совпадает с </w:t>
+            </w:r>
+            <w:proofErr w:type="gramStart"/>
             <w:r>
               <w:rPr>
                 <w:w w:val="105"/>
-                <w:sz w:val="19"/>
+                <w:sz w:val="13"/>
                 <w:lang w:val="ru-RU"/>
               </w:rPr>
+              <w:t>юридическим)</w:t>
+            </w:r>
+            <w:r>
+              <w:rPr>
+                <w:w w:val="105"/>
+                <w:sz w:val="19"/>
+                <w:lang w:val="ru-RU"/>
+              </w:rPr>
               <w:t>*</w:t>
             </w:r>
+            <w:proofErr w:type="gramEnd"/>
             <w:r>
               <w:rPr>
                 <w:w w:val="105"/>
@@ -7372,13 +7450,23 @@
                 <w:lang w:val="ru-RU"/>
               </w:rPr>
             </w:pPr>
+            <w:proofErr w:type="gramStart"/>
             <w:r>
               <w:rPr>
                 <w:w w:val="105"/>
                 <w:sz w:val="19"/>
                 <w:lang w:val="ru-RU"/>
               </w:rPr>
-              <w:t xml:space="preserve">Организация для которой </w:t>
+              <w:t>Организация</w:t>
+            </w:r>
+            <w:proofErr w:type="gramEnd"/>
+            <w:r>
+              <w:rPr>
+                <w:w w:val="105"/>
+                <w:sz w:val="19"/>
+                <w:lang w:val="ru-RU"/>
+              </w:rPr>
+              <w:t xml:space="preserve"> для которой </w:t>
             </w:r>
             <w:r>
               <w:rPr>
@@ -7400,15 +7488,33 @@
                 <w:sz w:val="13"/>
                 <w:lang w:val="ru-RU"/>
               </w:rPr>
-              <w:t>указанию заказчика)</w:t>
-            </w:r>
+              <w:t xml:space="preserve">указанию </w:t>
+            </w:r>
+            <w:proofErr w:type="gramStart"/>
             <w:r>
               <w:rPr>
                 <w:w w:val="105"/>
-                <w:sz w:val="19"/>
+                <w:sz w:val="13"/>
                 <w:lang w:val="ru-RU"/>
               </w:rPr>
-              <w:t>*:</w:t>
+              <w:t>заказчика)</w:t>
+            </w:r>
+            <w:r>
+              <w:rPr>
+                <w:w w:val="105"/>
+                <w:sz w:val="19"/>
+                <w:lang w:val="ru-RU"/>
+              </w:rPr>
+              <w:t>*</w:t>
+            </w:r>
+            <w:proofErr w:type="gramEnd"/>
+            <w:r>
+              <w:rPr>
+                <w:w w:val="105"/>
+                <w:sz w:val="19"/>
+                <w:lang w:val="ru-RU"/>
+              </w:rPr>
+              <w:t>:</w:t>
             </w:r>
           </w:p>
         </w:tc>
@@ -8772,7 +8878,23 @@
                 <w:sz w:val="19"/>
                 <w:lang w:val="ru-RU"/>
               </w:rPr>
-              <w:t>Проба отобрана и доставлена представителем Заказчика. Лаборатория не несет ответственности за отбор и доставку  проб.</w:t>
+              <w:t xml:space="preserve">Проба отобрана и доставлена представителем Заказчика. Лаборатория не несет ответственности за отбор и </w:t>
+            </w:r>
+            <w:proofErr w:type="gramStart"/>
+            <w:r>
+              <w:rPr>
+                <w:sz w:val="19"/>
+                <w:lang w:val="ru-RU"/>
+              </w:rPr>
+              <w:t>доставку  проб</w:t>
+            </w:r>
+            <w:proofErr w:type="gramEnd"/>
+            <w:r>
+              <w:rPr>
+                <w:sz w:val="19"/>
+                <w:lang w:val="ru-RU"/>
+              </w:rPr>
+              <w:t>.</w:t>
             </w:r>
           </w:p>
         </w:tc>
@@ -9183,8 +9305,17 @@
                 <w:sz w:val="19"/>
                 <w:lang w:val="ru-RU"/>
               </w:rPr>
-              <w:t>-во о поверке № С-СП/09- 01-2026/400297137  до</w:t>
-            </w:r>
+              <w:t>-во о поверке № С-СП/09- 01-2026/</w:t>
+            </w:r>
+            <w:proofErr w:type="gramStart"/>
+            <w:r>
+              <w:rPr>
+                <w:sz w:val="19"/>
+                <w:lang w:val="ru-RU"/>
+              </w:rPr>
+              <w:t>400297137  до</w:t>
+            </w:r>
+            <w:proofErr w:type="gramEnd"/>
             <w:r>
               <w:rPr>
                 <w:spacing w:val="8"/>
@@ -9265,7 +9396,23 @@
                 <w:sz w:val="19"/>
                 <w:lang w:val="ru-RU"/>
               </w:rPr>
-              <w:t>-во о поверке № С-СП/03- 03-2026/413771794  до 02.03.2027</w:t>
+              <w:t>-во о поверке № С-СП/03- 03-2026/</w:t>
+            </w:r>
+            <w:proofErr w:type="gramStart"/>
+            <w:r>
+              <w:rPr>
+                <w:sz w:val="19"/>
+                <w:lang w:val="ru-RU"/>
+              </w:rPr>
+              <w:t>413771794  до</w:t>
+            </w:r>
+            <w:proofErr w:type="gramEnd"/>
+            <w:r>
+              <w:rPr>
+                <w:sz w:val="19"/>
+                <w:lang w:val="ru-RU"/>
+              </w:rPr>
+              <w:t xml:space="preserve"> 02.03.2027</w:t>
             </w:r>
           </w:p>
         </w:tc>
@@ -9332,7 +9479,23 @@
                 <w:sz w:val="19"/>
                 <w:lang w:val="ru-RU"/>
               </w:rPr>
-              <w:t>-во о поверке № С- СП/03-03-2026/413771793  до 02.03.2027</w:t>
+              <w:t>-во о поверке № С- СП/03-03-2026/</w:t>
+            </w:r>
+            <w:proofErr w:type="gramStart"/>
+            <w:r>
+              <w:rPr>
+                <w:sz w:val="19"/>
+                <w:lang w:val="ru-RU"/>
+              </w:rPr>
+              <w:t>413771793  до</w:t>
+            </w:r>
+            <w:proofErr w:type="gramEnd"/>
+            <w:r>
+              <w:rPr>
+                <w:sz w:val="19"/>
+                <w:lang w:val="ru-RU"/>
+              </w:rPr>
+              <w:t xml:space="preserve"> 02.03.2027</w:t>
             </w:r>
           </w:p>
         </w:tc>
@@ -9398,7 +9561,23 @@
                 <w:sz w:val="19"/>
                 <w:lang w:val="ru-RU"/>
               </w:rPr>
-              <w:t>-во о поверке № С-СП/21-01-2026/404611681 до  20.01.2027</w:t>
+              <w:t xml:space="preserve">-во о поверке № С-СП/21-01-2026/404611681 </w:t>
+            </w:r>
+            <w:proofErr w:type="gramStart"/>
+            <w:r>
+              <w:rPr>
+                <w:sz w:val="19"/>
+                <w:lang w:val="ru-RU"/>
+              </w:rPr>
+              <w:t>до  20</w:t>
+            </w:r>
+            <w:proofErr w:type="gramEnd"/>
+            <w:r>
+              <w:rPr>
+                <w:sz w:val="19"/>
+                <w:lang w:val="ru-RU"/>
+              </w:rPr>
+              <w:t>.01.2027</w:t>
             </w:r>
           </w:p>
         </w:tc>
@@ -9542,7 +9721,23 @@
                 <w:sz w:val="19"/>
                 <w:lang w:val="ru-RU"/>
               </w:rPr>
-              <w:t>- во о поверке № С-СП/21-01-2026/404611672 до  20.01.2027</w:t>
+              <w:t xml:space="preserve">- во о поверке № С-СП/21-01-2026/404611672 </w:t>
+            </w:r>
+            <w:proofErr w:type="gramStart"/>
+            <w:r>
+              <w:rPr>
+                <w:sz w:val="19"/>
+                <w:lang w:val="ru-RU"/>
+              </w:rPr>
+              <w:t>до  20</w:t>
+            </w:r>
+            <w:proofErr w:type="gramEnd"/>
+            <w:r>
+              <w:rPr>
+                <w:sz w:val="19"/>
+                <w:lang w:val="ru-RU"/>
+              </w:rPr>
+              <w:t>.01.2027</w:t>
             </w:r>
           </w:p>
         </w:tc>
@@ -9621,7 +9816,23 @@
                 <w:sz w:val="19"/>
                 <w:lang w:val="ru-RU"/>
               </w:rPr>
-              <w:t>-во о поверке  №  С-БД/20-12-2021/123731606 бессрочно</w:t>
+              <w:t xml:space="preserve">-во о </w:t>
+            </w:r>
+            <w:proofErr w:type="gramStart"/>
+            <w:r>
+              <w:rPr>
+                <w:sz w:val="19"/>
+                <w:lang w:val="ru-RU"/>
+              </w:rPr>
+              <w:t>поверке  №</w:t>
+            </w:r>
+            <w:proofErr w:type="gramEnd"/>
+            <w:r>
+              <w:rPr>
+                <w:sz w:val="19"/>
+                <w:lang w:val="ru-RU"/>
+              </w:rPr>
+              <w:t xml:space="preserve">  С-БД/20-12-2021/123731606 бессрочно</w:t>
             </w:r>
           </w:p>
         </w:tc>
@@ -9736,7 +9947,23 @@
                 <w:sz w:val="19"/>
                 <w:lang w:val="ru-RU"/>
               </w:rPr>
-              <w:t>-во о поверке № С-СП/30-11- 2024/298338978  до 29.11.2027</w:t>
+              <w:t>-во о поверке № С-СП/30-11- 2024/</w:t>
+            </w:r>
+            <w:proofErr w:type="gramStart"/>
+            <w:r>
+              <w:rPr>
+                <w:sz w:val="19"/>
+                <w:lang w:val="ru-RU"/>
+              </w:rPr>
+              <w:t>298338978  до</w:t>
+            </w:r>
+            <w:proofErr w:type="gramEnd"/>
+            <w:r>
+              <w:rPr>
+                <w:sz w:val="19"/>
+                <w:lang w:val="ru-RU"/>
+              </w:rPr>
+              <w:t xml:space="preserve"> 29.11.2027</w:t>
             </w:r>
           </w:p>
         </w:tc>
@@ -10929,13 +11156,7 @@
               <w:rPr>
                 <w:sz w:val="17"/>
               </w:rPr>
-              <w:t>g</w:t>
-            </w:r>
-            <w:r>
-              <w:rPr>
-                <w:sz w:val="17"/>
-              </w:rPr>
-              <w:t>vs_fe</w:t>
+              <w:t>gvs_fe</w:t>
             </w:r>
             <w:proofErr w:type="spellEnd"/>
             <w:r>
@@ -11558,13 +11779,7 @@
               <w:rPr>
                 <w:sz w:val="17"/>
               </w:rPr>
-              <w:t>{{</w:t>
-            </w:r>
-            <w:r>
-              <w:rPr>
-                <w:sz w:val="17"/>
-              </w:rPr>
-              <w:t>g</w:t>
+              <w:t>{{g</w:t>
             </w:r>
             <w:proofErr w:type="spellStart"/>
             <w:r>
@@ -13263,7 +13478,23 @@
           <w:w w:val="105"/>
           <w:lang w:val="ru-RU"/>
         </w:rPr>
-        <w:t xml:space="preserve">* информация предоставленная Заказчиком. АЛ не несет </w:t>
+        <w:t xml:space="preserve">* </w:t>
+      </w:r>
+      <w:proofErr w:type="gramStart"/>
+      <w:r>
+        <w:rPr>
+          <w:w w:val="105"/>
+          <w:lang w:val="ru-RU"/>
+        </w:rPr>
+        <w:t>информация</w:t>
+      </w:r>
+      <w:proofErr w:type="gramEnd"/>
+      <w:r>
+        <w:rPr>
+          <w:w w:val="105"/>
+          <w:lang w:val="ru-RU"/>
+        </w:rPr>
+        <w:t xml:space="preserve"> предоставленная Заказчиком. АЛ не несет </w:t>
       </w:r>
       <w:proofErr w:type="spellStart"/>
       <w:r>
@@ -14066,7 +14297,21 @@
         <w:rPr>
           <w:lang w:val="ru-RU"/>
         </w:rPr>
-        <w:t>Лицо, оформившее протокол  (должность, ФИО): руководитель группы водной среды Сапунова   А.С.</w:t>
+        <w:t xml:space="preserve">Лицо, оформившее </w:t>
+      </w:r>
+      <w:proofErr w:type="gramStart"/>
+      <w:r>
+        <w:rPr>
+          <w:lang w:val="ru-RU"/>
+        </w:rPr>
+        <w:t>протокол  (</w:t>
+      </w:r>
+      <w:proofErr w:type="gramEnd"/>
+      <w:r>
+        <w:rPr>
+          <w:lang w:val="ru-RU"/>
+        </w:rPr>
+        <w:t>должность, ФИО): руководитель группы водной среды Сапунова   А.С.</w:t>
       </w:r>
     </w:p>
     <w:p>
@@ -14325,14 +14570,36 @@
         <w:jc w:val="center"/>
         <w:rPr>
           <w:rFonts w:ascii="Times New Roman" w:hAnsi="Times New Roman" w:cs="Times New Roman"/>
+          <w:b/>
+          <w:bCs/>
         </w:rPr>
       </w:pPr>
       <w:r>
         <w:rPr>
           <w:rFonts w:ascii="Times New Roman" w:hAnsi="Times New Roman" w:cs="Times New Roman"/>
+          <w:b/>
+          <w:bCs/>
         </w:rPr>
         <w:lastRenderedPageBreak/>
-        <w:t>ФЕДЕРАЛЬНОЕ МЕДИКО-БИОЛОГИЧЕСКОЕ АГЕНТСТВО</w:t>
+        <w:t>Общество с ограниченной ответственностью «</w:t>
+      </w:r>
+      <w:proofErr w:type="spellStart"/>
+      <w:r>
+        <w:rPr>
+          <w:rFonts w:ascii="Times New Roman" w:hAnsi="Times New Roman" w:cs="Times New Roman"/>
+          <w:b/>
+          <w:bCs/>
+        </w:rPr>
+        <w:t>Блиман</w:t>
+      </w:r>
+      <w:proofErr w:type="spellEnd"/>
+      <w:r>
+        <w:rPr>
+          <w:rFonts w:ascii="Times New Roman" w:hAnsi="Times New Roman" w:cs="Times New Roman"/>
+          <w:b/>
+          <w:bCs/>
+        </w:rPr>
+        <w:t>-Био»</w:t>
       </w:r>
     </w:p>
     <w:p>
@@ -14341,13 +14608,35 @@
         <w:jc w:val="center"/>
         <w:rPr>
           <w:rFonts w:ascii="Times New Roman" w:hAnsi="Times New Roman" w:cs="Times New Roman"/>
+          <w:b/>
+          <w:bCs/>
         </w:rPr>
       </w:pPr>
       <w:r>
         <w:rPr>
           <w:rFonts w:ascii="Times New Roman" w:hAnsi="Times New Roman" w:cs="Times New Roman"/>
-        </w:rPr>
-        <w:t>Федеральное государственное бюджетное учреждение здравоохранения</w:t>
+          <w:b/>
+          <w:bCs/>
+        </w:rPr>
+        <w:t>(ООО «</w:t>
+      </w:r>
+      <w:proofErr w:type="spellStart"/>
+      <w:r>
+        <w:rPr>
+          <w:rFonts w:ascii="Times New Roman" w:hAnsi="Times New Roman" w:cs="Times New Roman"/>
+          <w:b/>
+          <w:bCs/>
+        </w:rPr>
+        <w:t>Блиман</w:t>
+      </w:r>
+      <w:proofErr w:type="spellEnd"/>
+      <w:r>
+        <w:rPr>
+          <w:rFonts w:ascii="Times New Roman" w:hAnsi="Times New Roman" w:cs="Times New Roman"/>
+          <w:b/>
+          <w:bCs/>
+        </w:rPr>
+        <w:t>-Био»)</w:t>
       </w:r>
     </w:p>
     <w:p>
@@ -14362,28 +14651,21 @@
         <w:rPr>
           <w:rFonts w:ascii="Times New Roman" w:hAnsi="Times New Roman" w:cs="Times New Roman"/>
         </w:rPr>
-        <w:t xml:space="preserve">«Центр гигиены и эпидемиологии № 38 Федерального медико-биологического агентства» </w:t>
-      </w:r>
-      <w:r>
-        <w:rPr>
-          <w:rFonts w:ascii="Times New Roman" w:hAnsi="Times New Roman" w:cs="Times New Roman"/>
-        </w:rPr>
-        <w:br/>
-        <w:t xml:space="preserve">(ФГБУЗ </w:t>
+        <w:t xml:space="preserve">Юридический адрес: 195027, г. Санкт-Петербург, ул. Пугачева, д. 5-7, лит. В, этаж 3 </w:t>
       </w:r>
       <w:proofErr w:type="spellStart"/>
       <w:r>
         <w:rPr>
           <w:rFonts w:ascii="Times New Roman" w:hAnsi="Times New Roman" w:cs="Times New Roman"/>
         </w:rPr>
-        <w:t>ЦГиЭ</w:t>
+        <w:t>пом</w:t>
       </w:r>
       <w:proofErr w:type="spellEnd"/>
       <w:r>
         <w:rPr>
           <w:rFonts w:ascii="Times New Roman" w:hAnsi="Times New Roman" w:cs="Times New Roman"/>
         </w:rPr>
-        <w:t xml:space="preserve"> № 38 ФМБА России)</w:t>
+        <w:t>/ком 23-Н/3</w:t>
       </w:r>
     </w:p>
     <w:p>
@@ -14398,7 +14680,7 @@
         <w:rPr>
           <w:rFonts w:ascii="Times New Roman" w:hAnsi="Times New Roman" w:cs="Times New Roman"/>
         </w:rPr>
-        <w:t>Испытательный лабораторный центр</w:t>
+        <w:t>ИНН 7806185335 КПП 780601001 ОГРН 1157847258447</w:t>
       </w:r>
     </w:p>
     <w:p>
@@ -14407,13 +14689,35 @@
         <w:jc w:val="center"/>
         <w:rPr>
           <w:rFonts w:ascii="Times New Roman" w:hAnsi="Times New Roman" w:cs="Times New Roman"/>
+          <w:b/>
+          <w:bCs/>
         </w:rPr>
       </w:pPr>
       <w:r>
         <w:rPr>
           <w:rFonts w:ascii="Times New Roman" w:hAnsi="Times New Roman" w:cs="Times New Roman"/>
-        </w:rPr>
-        <w:t>Уникальный номер записи об аккредитации в реестре аккредитованных лиц</w:t>
+          <w:b/>
+          <w:bCs/>
+        </w:rPr>
+        <w:t>Испытательная лаборатория ООО «</w:t>
+      </w:r>
+      <w:proofErr w:type="spellStart"/>
+      <w:r>
+        <w:rPr>
+          <w:rFonts w:ascii="Times New Roman" w:hAnsi="Times New Roman" w:cs="Times New Roman"/>
+          <w:b/>
+          <w:bCs/>
+        </w:rPr>
+        <w:t>Блиман</w:t>
+      </w:r>
+      <w:proofErr w:type="spellEnd"/>
+      <w:r>
+        <w:rPr>
+          <w:rFonts w:ascii="Times New Roman" w:hAnsi="Times New Roman" w:cs="Times New Roman"/>
+          <w:b/>
+          <w:bCs/>
+        </w:rPr>
+        <w:t>-Био»</w:t>
       </w:r>
     </w:p>
     <w:p>
@@ -14422,13 +14726,35 @@
         <w:jc w:val="center"/>
         <w:rPr>
           <w:rFonts w:ascii="Times New Roman" w:hAnsi="Times New Roman" w:cs="Times New Roman"/>
+          <w:b/>
+          <w:bCs/>
         </w:rPr>
       </w:pPr>
       <w:r>
         <w:rPr>
           <w:rFonts w:ascii="Times New Roman" w:hAnsi="Times New Roman" w:cs="Times New Roman"/>
-        </w:rPr>
-        <w:t>№ РОСС RU.0001.510345</w:t>
+          <w:b/>
+          <w:bCs/>
+        </w:rPr>
+        <w:t>(ИЛ ООО «</w:t>
+      </w:r>
+      <w:proofErr w:type="spellStart"/>
+      <w:r>
+        <w:rPr>
+          <w:rFonts w:ascii="Times New Roman" w:hAnsi="Times New Roman" w:cs="Times New Roman"/>
+          <w:b/>
+          <w:bCs/>
+        </w:rPr>
+        <w:t>Блиман</w:t>
+      </w:r>
+      <w:proofErr w:type="spellEnd"/>
+      <w:r>
+        <w:rPr>
+          <w:rFonts w:ascii="Times New Roman" w:hAnsi="Times New Roman" w:cs="Times New Roman"/>
+          <w:b/>
+          <w:bCs/>
+        </w:rPr>
+        <w:t>-Био»)</w:t>
       </w:r>
     </w:p>
     <w:p>
@@ -14443,7 +14769,13 @@
         <w:rPr>
           <w:rFonts w:ascii="Times New Roman" w:hAnsi="Times New Roman" w:cs="Times New Roman"/>
         </w:rPr>
-        <w:t>Адрес местонахождения юридического лица: 188540, Россия, Область Ленинградская, город Сосновый Бор,</w:t>
+        <w:t xml:space="preserve">195027, г. Санкт-Петербург, ул. Пугачева, д. 5-7, лит. В, </w:t>
+      </w:r>
+      <w:r>
+        <w:rPr>
+          <w:rFonts w:ascii="Times New Roman" w:hAnsi="Times New Roman" w:cs="Times New Roman"/>
+        </w:rPr>
+        <w:t>помещения 22-Н, 23-Н</w:t>
       </w:r>
     </w:p>
     <w:p>
@@ -14452,14 +14784,33 @@
         <w:jc w:val="center"/>
         <w:rPr>
           <w:rFonts w:ascii="Times New Roman" w:hAnsi="Times New Roman" w:cs="Times New Roman"/>
+          <w:lang w:val="en-US"/>
         </w:rPr>
       </w:pPr>
       <w:r>
         <w:rPr>
           <w:rFonts w:ascii="Times New Roman" w:hAnsi="Times New Roman" w:cs="Times New Roman"/>
-        </w:rPr>
-        <w:t xml:space="preserve">улица Больничный Городок, 3/13 </w:t>
-      </w:r>
+          <w:lang w:val="en-US"/>
+        </w:rPr>
+        <w:t xml:space="preserve">+7 (812) 363-04-04; </w:t>
+      </w:r>
+      <w:r>
+        <w:rPr>
+          <w:rFonts w:ascii="Times New Roman" w:hAnsi="Times New Roman" w:cs="Times New Roman"/>
+          <w:lang w:val="en-US"/>
+        </w:rPr>
+        <w:t xml:space="preserve">E-mail: </w:t>
+      </w:r>
+      <w:hyperlink r:id="rId8" w:history="1">
+        <w:r>
+          <w:rPr>
+            <w:rStyle w:val="a3"/>
+            <w:rFonts w:ascii="Times New Roman" w:hAnsi="Times New Roman" w:cs="Times New Roman"/>
+            <w:lang w:val="en-US"/>
+          </w:rPr>
+          <w:t>blimanbio@yandex.ru</w:t>
+        </w:r>
+      </w:hyperlink>
     </w:p>
     <w:p>
       <w:pPr>
@@ -14473,125 +14824,52 @@
         <w:rPr>
           <w:rFonts w:ascii="Times New Roman" w:hAnsi="Times New Roman" w:cs="Times New Roman"/>
         </w:rPr>
-        <w:t xml:space="preserve">ИНН 7720151920 / КПП 472601001 </w:t>
-      </w:r>
-    </w:p>
-    <w:p>
-      <w:pPr>
-        <w:spacing w:after="0"/>
-        <w:jc w:val="center"/>
-        <w:rPr>
-          <w:rFonts w:ascii="Times New Roman" w:hAnsi="Times New Roman" w:cs="Times New Roman"/>
-        </w:rPr>
-      </w:pPr>
-      <w:r>
-        <w:rPr>
-          <w:rFonts w:ascii="Times New Roman" w:hAnsi="Times New Roman" w:cs="Times New Roman"/>
-        </w:rPr>
-        <w:t>Адреса мест осуществления деятельности:</w:t>
-      </w:r>
-    </w:p>
-    <w:p>
-      <w:pPr>
-        <w:spacing w:after="0"/>
-        <w:jc w:val="center"/>
-        <w:rPr>
-          <w:rFonts w:ascii="Times New Roman" w:hAnsi="Times New Roman" w:cs="Times New Roman"/>
-        </w:rPr>
-      </w:pPr>
-      <w:r>
-        <w:rPr>
-          <w:rFonts w:ascii="Times New Roman" w:hAnsi="Times New Roman" w:cs="Times New Roman"/>
-        </w:rPr>
-        <w:t>1188540, Россия, Ленинградская область,</w:t>
-      </w:r>
-    </w:p>
-    <w:p>
-      <w:pPr>
-        <w:spacing w:after="0"/>
-        <w:jc w:val="center"/>
-        <w:rPr>
-          <w:rFonts w:ascii="Times New Roman" w:hAnsi="Times New Roman" w:cs="Times New Roman"/>
-        </w:rPr>
-      </w:pPr>
-      <w:r>
-        <w:rPr>
-          <w:rFonts w:ascii="Times New Roman" w:hAnsi="Times New Roman" w:cs="Times New Roman"/>
-        </w:rPr>
-        <w:t xml:space="preserve">Сосновый Бор, ул. Больничный городок, 3/13,+78136946634, cge38@finbarnail.ru </w:t>
-      </w:r>
-    </w:p>
-    <w:p>
-      <w:pPr>
-        <w:spacing w:after="0"/>
-        <w:jc w:val="center"/>
-        <w:rPr>
-          <w:rFonts w:ascii="Times New Roman" w:hAnsi="Times New Roman" w:cs="Times New Roman"/>
-        </w:rPr>
-      </w:pPr>
-      <w:r>
-        <w:rPr>
-          <w:rFonts w:ascii="Times New Roman" w:hAnsi="Times New Roman" w:cs="Times New Roman"/>
-        </w:rPr>
-        <w:t xml:space="preserve">188540, РОССИЯ, Ленинградская </w:t>
-      </w:r>
-      <w:proofErr w:type="spellStart"/>
-      <w:r>
-        <w:rPr>
-          <w:rFonts w:ascii="Times New Roman" w:hAnsi="Times New Roman" w:cs="Times New Roman"/>
-        </w:rPr>
-        <w:t>обл</w:t>
-      </w:r>
-      <w:proofErr w:type="spellEnd"/>
-      <w:r>
-        <w:rPr>
-          <w:rFonts w:ascii="Times New Roman" w:hAnsi="Times New Roman" w:cs="Times New Roman"/>
-        </w:rPr>
-        <w:t>, г Сосновый Бор, Промзона, АО ""Концерн Росэнергоатом""</w:t>
-      </w:r>
-    </w:p>
-    <w:p>
-      <w:pPr>
-        <w:spacing w:after="0"/>
-        <w:jc w:val="center"/>
-        <w:rPr>
-          <w:rFonts w:ascii="Times New Roman" w:hAnsi="Times New Roman" w:cs="Times New Roman"/>
-        </w:rPr>
-      </w:pPr>
-      <w:r>
-        <w:rPr>
-          <w:rFonts w:ascii="Times New Roman" w:hAnsi="Times New Roman" w:cs="Times New Roman"/>
-        </w:rPr>
-        <w:t>«Ленинградская атомная станция» Здание 602-Здание по ремонту КИП (лит.</w:t>
+        <w:t>Уникальный номер записи об аккредитации в реестре аккредитованных лиц №</w:t>
       </w:r>
       <w:r>
         <w:rPr>
           <w:rFonts w:ascii="Times New Roman" w:hAnsi="Times New Roman" w:cs="Times New Roman"/>
           <w:lang w:val="en-US"/>
         </w:rPr>
-        <w:t>DIII</w:t>
-      </w:r>
-      <w:r>
-        <w:rPr>
-          <w:rFonts w:ascii="Times New Roman" w:hAnsi="Times New Roman" w:cs="Times New Roman"/>
-        </w:rPr>
-        <w:t>) пом. №№ 75, 76, 77, 78, 80,</w:t>
-      </w:r>
-    </w:p>
-    <w:p>
-      <w:pPr>
-        <w:spacing w:after="0"/>
-        <w:jc w:val="center"/>
+        <w:t>RA</w:t>
+      </w:r>
+      <w:r>
+        <w:rPr>
+          <w:rFonts w:ascii="Times New Roman" w:hAnsi="Times New Roman" w:cs="Times New Roman"/>
+        </w:rPr>
+        <w:t>.</w:t>
+      </w:r>
+      <w:r>
         <w:rPr>
           <w:rFonts w:ascii="Times New Roman" w:hAnsi="Times New Roman" w:cs="Times New Roman"/>
           <w:lang w:val="en-US"/>
         </w:rPr>
-      </w:pPr>
-      <w:r>
-        <w:rPr>
-          <w:rFonts w:ascii="Times New Roman" w:hAnsi="Times New Roman" w:cs="Times New Roman"/>
-        </w:rPr>
-        <w:t>84, 85, +78136946634, cge38@ftnbamail.ru</w:t>
+        <w:t>RU</w:t>
+      </w:r>
+      <w:r>
+        <w:rPr>
+          <w:rFonts w:ascii="Times New Roman" w:hAnsi="Times New Roman" w:cs="Times New Roman"/>
+        </w:rPr>
+        <w:t>.21</w:t>
+      </w:r>
+      <w:r>
+        <w:rPr>
+          <w:rFonts w:ascii="Times New Roman" w:hAnsi="Times New Roman" w:cs="Times New Roman"/>
+          <w:lang w:val="en-US"/>
+        </w:rPr>
+        <w:t>AK</w:t>
+      </w:r>
+      <w:r>
+        <w:rPr>
+          <w:rFonts w:ascii="Times New Roman" w:hAnsi="Times New Roman" w:cs="Times New Roman"/>
+        </w:rPr>
+        <w:t xml:space="preserve">64 </w:t>
+      </w:r>
+      <w:r>
+        <w:rPr>
+          <w:rFonts w:ascii="Times New Roman" w:hAnsi="Times New Roman" w:cs="Times New Roman"/>
+        </w:rPr>
+        <w:t>от 27.07.2016 г.</w:t>
       </w:r>
     </w:p>
     <w:p>
@@ -14662,28 +14940,16 @@
           </w:p>
           <w:p>
             <w:pPr>
-              <w:rPr>
-                <w:rFonts w:ascii="Times New Roman" w:hAnsi="Times New Roman" w:cs="Times New Roman"/>
-              </w:rPr>
-            </w:pPr>
-            <w:r>
-              <w:rPr>
-                <w:rFonts w:ascii="Times New Roman" w:hAnsi="Times New Roman" w:cs="Times New Roman"/>
-              </w:rPr>
-              <w:t>Заведующий отделом-врач по общей</w:t>
-            </w:r>
-          </w:p>
-          <w:p>
-            <w:pPr>
-              <w:rPr>
-                <w:rFonts w:ascii="Times New Roman" w:hAnsi="Times New Roman" w:cs="Times New Roman"/>
-              </w:rPr>
-            </w:pPr>
-            <w:r>
-              <w:rPr>
-                <w:rFonts w:ascii="Times New Roman" w:hAnsi="Times New Roman" w:cs="Times New Roman"/>
-              </w:rPr>
-              <w:t>гигиене</w:t>
+              <w:jc w:val="right"/>
+              <w:rPr>
+                <w:rFonts w:ascii="Times New Roman" w:hAnsi="Times New Roman" w:cs="Times New Roman"/>
+              </w:rPr>
+            </w:pPr>
+            <w:r>
+              <w:rPr>
+                <w:rFonts w:ascii="Times New Roman" w:hAnsi="Times New Roman" w:cs="Times New Roman"/>
+              </w:rPr>
+              <w:t>Врио руководителя ИЛ</w:t>
             </w:r>
           </w:p>
           <w:p>
@@ -14727,9 +14993,11 @@
               <w:top w:val="single" w:sz="4" w:space="0" w:color="auto"/>
               <w:bottom w:val="single" w:sz="4" w:space="0" w:color="auto"/>
             </w:tcBorders>
-          </w:tcPr>
-          <w:p>
-            <w:pPr>
+            <w:vAlign w:val="bottom"/>
+          </w:tcPr>
+          <w:p>
+            <w:pPr>
+              <w:jc w:val="center"/>
               <w:rPr>
                 <w:rFonts w:ascii="Times New Roman" w:hAnsi="Times New Roman" w:cs="Times New Roman"/>
                 <w:lang w:val="en-US"/>
@@ -14823,7 +15091,25 @@
           <w:bCs/>
           <w:szCs w:val="28"/>
         </w:rPr>
-        <w:t xml:space="preserve">ПРОТОКОЛ ИССЛЕДОВАНИЙ № </w:t>
+        <w:t xml:space="preserve">ПРОТОКОЛ </w:t>
+      </w:r>
+      <w:r>
+        <w:rPr>
+          <w:rFonts w:ascii="Times New Roman" w:hAnsi="Times New Roman" w:cs="Times New Roman"/>
+          <w:b/>
+          <w:bCs/>
+          <w:szCs w:val="28"/>
+        </w:rPr>
+        <w:t>ЛАБОРАТОРНЫХ ИСПЫТАНИЙ</w:t>
+      </w:r>
+      <w:r>
+        <w:rPr>
+          <w:rFonts w:ascii="Times New Roman" w:hAnsi="Times New Roman" w:cs="Times New Roman"/>
+          <w:b/>
+          <w:bCs/>
+          <w:szCs w:val="28"/>
+        </w:rPr>
+        <w:t xml:space="preserve"> № </w:t>
       </w:r>
       <w:r>
         <w:rPr>
@@ -16193,174 +16479,42 @@
         <w:rPr>
           <w:rFonts w:ascii="Times New Roman" w:hAnsi="Times New Roman" w:cs="Times New Roman"/>
         </w:rPr>
-        <w:t xml:space="preserve">Образец предоставлен заказчиком. Если образец отобран заказчиком, за правильность отбора, хранения и транспортировки образцов до поступления в ИЛЦ ФГБУЗ </w:t>
+        <w:t xml:space="preserve">Образец предоставлен заказчиком. Если образец отобран заказчиком, за правильность отбора, хранения и транспортировки образцов до поступления в </w:t>
+      </w:r>
+      <w:r>
+        <w:rPr>
+          <w:rFonts w:ascii="Times New Roman" w:hAnsi="Times New Roman" w:cs="Times New Roman"/>
+        </w:rPr>
+        <w:t>ИЛ ООО «</w:t>
       </w:r>
       <w:proofErr w:type="spellStart"/>
       <w:r>
         <w:rPr>
           <w:rFonts w:ascii="Times New Roman" w:hAnsi="Times New Roman" w:cs="Times New Roman"/>
         </w:rPr>
-        <w:t>ЦГиЭ</w:t>
+        <w:t>Блиман</w:t>
       </w:r>
       <w:proofErr w:type="spellEnd"/>
       <w:r>
         <w:rPr>
           <w:rFonts w:ascii="Times New Roman" w:hAnsi="Times New Roman" w:cs="Times New Roman"/>
         </w:rPr>
-        <w:t xml:space="preserve"> № 38 ФМБА России ответственности не несет.</w:t>
+        <w:t>-Био»</w:t>
+      </w:r>
+      <w:r>
+        <w:rPr>
+          <w:rFonts w:ascii="Times New Roman" w:hAnsi="Times New Roman" w:cs="Times New Roman"/>
+        </w:rPr>
+        <w:t xml:space="preserve"> ответственности не несет.</w:t>
       </w:r>
     </w:p>
     <w:p>
       <w:pPr>
+        <w:pBdr>
+          <w:bottom w:val="single" w:sz="6" w:space="1" w:color="auto"/>
+        </w:pBdr>
         <w:spacing w:after="0"/>
         <w:jc w:val="center"/>
-        <w:rPr>
-          <w:rFonts w:ascii="Times New Roman" w:hAnsi="Times New Roman" w:cs="Times New Roman"/>
-        </w:rPr>
-      </w:pPr>
-    </w:p>
-    <w:p>
-      <w:pPr>
-        <w:spacing w:after="0"/>
-        <w:rPr>
-          <w:rFonts w:ascii="Times New Roman" w:hAnsi="Times New Roman" w:cs="Times New Roman"/>
-        </w:rPr>
-      </w:pPr>
-      <w:r>
-        <w:rPr>
-          <w:rFonts w:ascii="Times New Roman" w:hAnsi="Times New Roman" w:cs="Times New Roman"/>
-        </w:rPr>
-        <w:t xml:space="preserve">Исполнитель ответственный за </w:t>
-      </w:r>
-    </w:p>
-    <w:p>
-      <w:pPr>
-        <w:spacing w:after="0"/>
-        <w:rPr>
-          <w:rFonts w:ascii="Times New Roman" w:hAnsi="Times New Roman" w:cs="Times New Roman"/>
-        </w:rPr>
-      </w:pPr>
-      <w:r>
-        <w:rPr>
-          <w:rFonts w:ascii="Times New Roman" w:hAnsi="Times New Roman" w:cs="Times New Roman"/>
-        </w:rPr>
-        <w:t>оформление протокола исследований:</w:t>
-      </w:r>
-    </w:p>
-    <w:p>
-      <w:pPr>
-        <w:spacing w:after="0"/>
-        <w:rPr>
-          <w:rFonts w:ascii="Times New Roman" w:hAnsi="Times New Roman" w:cs="Times New Roman"/>
-        </w:rPr>
-      </w:pPr>
-      <w:r>
-        <w:rPr>
-          <w:rFonts w:ascii="Times New Roman" w:hAnsi="Times New Roman" w:cs="Times New Roman"/>
-        </w:rPr>
-        <w:t xml:space="preserve">Пробоотборщик </w:t>
-      </w:r>
-      <w:r>
-        <w:rPr>
-          <w:rFonts w:ascii="Times New Roman" w:hAnsi="Times New Roman" w:cs="Times New Roman"/>
-        </w:rPr>
-        <w:tab/>
-      </w:r>
-      <w:r>
-        <w:rPr>
-          <w:rFonts w:ascii="Times New Roman" w:hAnsi="Times New Roman" w:cs="Times New Roman"/>
-        </w:rPr>
-        <w:tab/>
-      </w:r>
-      <w:r>
-        <w:rPr>
-          <w:rFonts w:ascii="Times New Roman" w:hAnsi="Times New Roman" w:cs="Times New Roman"/>
-        </w:rPr>
-        <w:tab/>
-      </w:r>
-      <w:r>
-        <w:rPr>
-          <w:rFonts w:ascii="Times New Roman" w:hAnsi="Times New Roman" w:cs="Times New Roman"/>
-        </w:rPr>
-        <w:tab/>
-        <w:t>___________________</w:t>
-      </w:r>
-      <w:r>
-        <w:rPr>
-          <w:rFonts w:ascii="Times New Roman" w:hAnsi="Times New Roman" w:cs="Times New Roman"/>
-        </w:rPr>
-        <w:tab/>
-      </w:r>
-      <w:r>
-        <w:rPr>
-          <w:rFonts w:ascii="Times New Roman" w:hAnsi="Times New Roman" w:cs="Times New Roman"/>
-        </w:rPr>
-        <w:tab/>
-      </w:r>
-      <w:r>
-        <w:rPr>
-          <w:rFonts w:ascii="Times New Roman" w:hAnsi="Times New Roman" w:cs="Times New Roman"/>
-        </w:rPr>
-        <w:tab/>
-        <w:t>Николаевская Е.Д.</w:t>
-      </w:r>
-    </w:p>
-    <w:p>
-      <w:pPr>
-        <w:spacing w:after="0"/>
-        <w:rPr>
-          <w:rFonts w:ascii="Times New Roman" w:hAnsi="Times New Roman" w:cs="Times New Roman"/>
-        </w:rPr>
-      </w:pPr>
-      <w:r>
-        <w:rPr>
-          <w:rFonts w:ascii="Times New Roman" w:hAnsi="Times New Roman" w:cs="Times New Roman"/>
-        </w:rPr>
-        <w:tab/>
-      </w:r>
-      <w:r>
-        <w:rPr>
-          <w:rFonts w:ascii="Times New Roman" w:hAnsi="Times New Roman" w:cs="Times New Roman"/>
-        </w:rPr>
-        <w:tab/>
-      </w:r>
-      <w:r>
-        <w:rPr>
-          <w:rFonts w:ascii="Times New Roman" w:hAnsi="Times New Roman" w:cs="Times New Roman"/>
-        </w:rPr>
-        <w:tab/>
-      </w:r>
-      <w:r>
-        <w:rPr>
-          <w:rFonts w:ascii="Times New Roman" w:hAnsi="Times New Roman" w:cs="Times New Roman"/>
-        </w:rPr>
-        <w:tab/>
-      </w:r>
-      <w:r>
-        <w:rPr>
-          <w:rFonts w:ascii="Times New Roman" w:hAnsi="Times New Roman" w:cs="Times New Roman"/>
-        </w:rPr>
-        <w:tab/>
-      </w:r>
-      <w:r>
-        <w:rPr>
-          <w:rFonts w:ascii="Times New Roman" w:hAnsi="Times New Roman" w:cs="Times New Roman"/>
-        </w:rPr>
-        <w:tab/>
-        <w:t xml:space="preserve">        Подпись</w:t>
-      </w:r>
-    </w:p>
-    <w:p>
-      <w:pPr>
-        <w:spacing w:after="0"/>
-        <w:rPr>
-          <w:rFonts w:ascii="Times New Roman" w:hAnsi="Times New Roman" w:cs="Times New Roman"/>
-        </w:rPr>
-      </w:pPr>
-    </w:p>
-    <w:p>
-      <w:pPr>
-        <w:spacing w:after="0"/>
         <w:rPr>
           <w:rFonts w:ascii="Times New Roman" w:hAnsi="Times New Roman" w:cs="Times New Roman"/>
         </w:rPr>
@@ -16372,13 +16526,75 @@
         <w:jc w:val="center"/>
         <w:rPr>
           <w:rFonts w:ascii="Times New Roman" w:hAnsi="Times New Roman" w:cs="Times New Roman"/>
+          <w:b/>
+          <w:bCs/>
+          <w:i/>
+          <w:iCs/>
         </w:rPr>
       </w:pPr>
       <w:r>
         <w:rPr>
           <w:rFonts w:ascii="Times New Roman" w:hAnsi="Times New Roman" w:cs="Times New Roman"/>
-        </w:rPr>
-        <w:t>Микробиологическая лаборатория с отделением паразитологии</w:t>
+          <w:b/>
+          <w:bCs/>
+          <w:i/>
+          <w:iCs/>
+        </w:rPr>
+        <w:t xml:space="preserve">Протокол лабораторных испытаний № </w:t>
+      </w:r>
+      <w:r>
+        <w:rPr>
+          <w:rFonts w:ascii="Times New Roman" w:hAnsi="Times New Roman" w:cs="Times New Roman"/>
+          <w:b/>
+          <w:bCs/>
+          <w:i/>
+          <w:iCs/>
+        </w:rPr>
+        <w:t>{{</w:t>
+      </w:r>
+      <w:proofErr w:type="spellStart"/>
+      <w:r>
+        <w:rPr>
+          <w:rFonts w:ascii="Times New Roman" w:hAnsi="Times New Roman" w:cs="Times New Roman"/>
+          <w:b/>
+          <w:bCs/>
+          <w:i/>
+          <w:iCs/>
+        </w:rPr>
+        <w:t>bio_number</w:t>
+      </w:r>
+      <w:proofErr w:type="spellEnd"/>
+      <w:r>
+        <w:rPr>
+          <w:rFonts w:ascii="Times New Roman" w:hAnsi="Times New Roman" w:cs="Times New Roman"/>
+          <w:b/>
+          <w:bCs/>
+          <w:i/>
+          <w:iCs/>
+        </w:rPr>
+        <w:t>}} от {{</w:t>
+      </w:r>
+      <w:proofErr w:type="spellStart"/>
+      <w:r>
+        <w:rPr>
+          <w:rFonts w:ascii="Times New Roman" w:hAnsi="Times New Roman" w:cs="Times New Roman"/>
+          <w:b/>
+          <w:bCs/>
+          <w:i/>
+          <w:iCs/>
+        </w:rPr>
+        <w:t>bio_date</w:t>
+      </w:r>
+      <w:proofErr w:type="spellEnd"/>
+      <w:r>
+        <w:rPr>
+          <w:rFonts w:ascii="Times New Roman" w:hAnsi="Times New Roman" w:cs="Times New Roman"/>
+          <w:b/>
+          <w:bCs/>
+          <w:i/>
+          <w:iCs/>
+        </w:rPr>
+        <w:t>}}</w:t>
       </w:r>
     </w:p>
     <w:p>
@@ -16393,7 +16609,13 @@
         <w:rPr>
           <w:rFonts w:ascii="Times New Roman" w:hAnsi="Times New Roman" w:cs="Times New Roman"/>
         </w:rPr>
-        <w:t>Адрес места осуществления деятельности: 1188540,Россия,</w:t>
+        <w:t>Результаты испытаний распространяются на пре</w:t>
+      </w:r>
+      <w:r>
+        <w:rPr>
+          <w:rFonts w:ascii="Times New Roman" w:hAnsi="Times New Roman" w:cs="Times New Roman"/>
+        </w:rPr>
+        <w:t>дставленный образец(ы).</w:t>
       </w:r>
     </w:p>
     <w:p>
@@ -16408,17 +16630,99 @@
         <w:rPr>
           <w:rFonts w:ascii="Times New Roman" w:hAnsi="Times New Roman" w:cs="Times New Roman"/>
         </w:rPr>
-        <w:t xml:space="preserve">Ленинградская область, Сосновый Бор, ул. Больничный городок, 3/13,+78136921106, </w:t>
-      </w:r>
-      <w:hyperlink r:id="rId8" w:history="1">
-        <w:r>
-          <w:rPr>
-            <w:rStyle w:val="a3"/>
-            <w:rFonts w:ascii="Times New Roman" w:hAnsi="Times New Roman" w:cs="Times New Roman"/>
-          </w:rPr>
-          <w:t>cge38@fmbamail.ru</w:t>
-        </w:r>
-      </w:hyperlink>
+        <w:t>Настоящий документ не может быть частично или полностью воспроизведен (скопирован или перепечатан)</w:t>
+      </w:r>
+    </w:p>
+    <w:p>
+      <w:pPr>
+        <w:spacing w:after="0"/>
+        <w:jc w:val="center"/>
+        <w:rPr>
+          <w:rFonts w:ascii="Times New Roman" w:hAnsi="Times New Roman" w:cs="Times New Roman"/>
+        </w:rPr>
+      </w:pPr>
+      <w:r>
+        <w:rPr>
+          <w:rFonts w:ascii="Times New Roman" w:hAnsi="Times New Roman" w:cs="Times New Roman"/>
+        </w:rPr>
+        <w:t>без разрешения испытательной лаборатории ООО «</w:t>
+      </w:r>
+      <w:proofErr w:type="spellStart"/>
+      <w:r>
+        <w:rPr>
+          <w:rFonts w:ascii="Times New Roman" w:hAnsi="Times New Roman" w:cs="Times New Roman"/>
+        </w:rPr>
+        <w:t>Блиман</w:t>
+      </w:r>
+      <w:proofErr w:type="spellEnd"/>
+      <w:r>
+        <w:rPr>
+          <w:rFonts w:ascii="Times New Roman" w:hAnsi="Times New Roman" w:cs="Times New Roman"/>
+        </w:rPr>
+        <w:t>-Био».</w:t>
+      </w:r>
+    </w:p>
+    <w:p>
+      <w:pPr>
+        <w:spacing w:after="0"/>
+        <w:jc w:val="center"/>
+        <w:rPr>
+          <w:rFonts w:ascii="Times New Roman" w:hAnsi="Times New Roman" w:cs="Times New Roman"/>
+        </w:rPr>
+      </w:pPr>
+      <w:r>
+        <w:rPr>
+          <w:rFonts w:ascii="Times New Roman" w:hAnsi="Times New Roman" w:cs="Times New Roman"/>
+        </w:rPr>
+        <w:t>Копия протокола без оригинала не действительна.</w:t>
+      </w:r>
+    </w:p>
+    <w:p>
+      <w:pPr>
+        <w:spacing w:after="0"/>
+        <w:jc w:val="center"/>
+        <w:rPr>
+          <w:rFonts w:ascii="Times New Roman" w:hAnsi="Times New Roman" w:cs="Times New Roman"/>
+          <w:b/>
+          <w:bCs/>
+        </w:rPr>
+      </w:pPr>
+      <w:r>
+        <w:rPr>
+          <w:rFonts w:ascii="Times New Roman" w:hAnsi="Times New Roman" w:cs="Times New Roman"/>
+          <w:b/>
+          <w:bCs/>
+        </w:rPr>
+        <w:t>Составлен в 2-х экземплярах, общее число страниц 2</w:t>
+      </w:r>
+    </w:p>
+    <w:p>
+      <w:pPr>
+        <w:spacing w:after="0"/>
+        <w:jc w:val="right"/>
+        <w:rPr>
+          <w:rFonts w:ascii="Times New Roman" w:hAnsi="Times New Roman" w:cs="Times New Roman"/>
+        </w:rPr>
+      </w:pPr>
+      <w:r>
+        <w:rPr>
+          <w:rFonts w:ascii="Times New Roman" w:hAnsi="Times New Roman" w:cs="Times New Roman"/>
+        </w:rPr>
+        <w:t>Страница 1 из 2</w:t>
+      </w:r>
+    </w:p>
+    <w:p>
+      <w:pPr>
+        <w:rPr>
+          <w:rFonts w:ascii="Times New Roman" w:hAnsi="Times New Roman" w:cs="Times New Roman"/>
+        </w:rPr>
+      </w:pPr>
+      <w:r>
+        <w:rPr>
+          <w:rFonts w:ascii="Times New Roman" w:hAnsi="Times New Roman" w:cs="Times New Roman"/>
+        </w:rPr>
+        <w:br w:type="page"/>
+      </w:r>
     </w:p>
     <w:p>
       <w:pPr>
@@ -17141,6 +17445,7 @@
               <w:t xml:space="preserve">МУК 4.2.3963-23 </w:t>
             </w:r>
             <w:proofErr w:type="spellStart"/>
+            <w:proofErr w:type="gramStart"/>
             <w:r>
               <w:rPr>
                 <w:rStyle w:val="4"/>
@@ -17148,6 +17453,7 @@
               <w:t>n.V</w:t>
             </w:r>
             <w:proofErr w:type="spellEnd"/>
+            <w:proofErr w:type="gramEnd"/>
           </w:p>
         </w:tc>
       </w:tr>
@@ -17348,7 +17654,21 @@
                 <w:rStyle w:val="4"/>
                 <w:lang w:val="ru-RU"/>
               </w:rPr>
-              <w:t>}}, ХВС, акт/направление №{{</w:t>
+              <w:t xml:space="preserve">}}, </w:t>
+            </w:r>
+            <w:r>
+              <w:rPr>
+                <w:rStyle w:val="4"/>
+                <w:lang w:val="ru-RU"/>
+              </w:rPr>
+              <w:t>Г</w:t>
+            </w:r>
+            <w:r>
+              <w:rPr>
+                <w:rStyle w:val="4"/>
+                <w:lang w:val="ru-RU"/>
+              </w:rPr>
+              <w:t>ВС, акт/направление №{{</w:t>
             </w:r>
             <w:proofErr w:type="spellStart"/>
             <w:r>
@@ -17603,6 +17923,7 @@
               <w:t xml:space="preserve">МУК 4.2.3963-23 </w:t>
             </w:r>
             <w:proofErr w:type="spellStart"/>
+            <w:proofErr w:type="gramStart"/>
             <w:r>
               <w:rPr>
                 <w:rStyle w:val="4"/>
@@ -17610,6 +17931,7 @@
               <w:t>n.V</w:t>
             </w:r>
             <w:proofErr w:type="spellEnd"/>
+            <w:proofErr w:type="gramEnd"/>
           </w:p>
         </w:tc>
       </w:tr>
@@ -19232,7 +19554,6 @@
         <w:spacing w:after="0"/>
         <w:rPr>
           <w:rFonts w:ascii="Times New Roman" w:hAnsi="Times New Roman" w:cs="Times New Roman"/>
-          <w:lang w:val="en-US"/>
         </w:rPr>
       </w:pPr>
     </w:p>
@@ -19241,106 +19562,6 @@
         <w:spacing w:after="0"/>
         <w:rPr>
           <w:rFonts w:ascii="Times New Roman" w:hAnsi="Times New Roman" w:cs="Times New Roman"/>
-          <w:lang w:val="en-US"/>
-        </w:rPr>
-      </w:pPr>
-      <w:r>
-        <w:rPr>
-          <w:rFonts w:ascii="Times New Roman" w:hAnsi="Times New Roman" w:cs="Times New Roman"/>
-        </w:rPr>
-        <w:t>Заведующий лабораторией</w:t>
-      </w:r>
-      <w:r>
-        <w:rPr>
-          <w:rFonts w:ascii="Times New Roman" w:hAnsi="Times New Roman" w:cs="Times New Roman"/>
-          <w:lang w:val="en-US"/>
-        </w:rPr>
-        <w:t xml:space="preserve">, </w:t>
-      </w:r>
-    </w:p>
-    <w:p>
-      <w:pPr>
-        <w:spacing w:after="0"/>
-        <w:rPr>
-          <w:rFonts w:ascii="Times New Roman" w:hAnsi="Times New Roman" w:cs="Times New Roman"/>
-        </w:rPr>
-      </w:pPr>
-      <w:r>
-        <w:rPr>
-          <w:rFonts w:ascii="Times New Roman" w:hAnsi="Times New Roman" w:cs="Times New Roman"/>
-        </w:rPr>
-        <w:t>врач-бактериолог</w:t>
-      </w:r>
-      <w:r>
-        <w:rPr>
-          <w:rFonts w:ascii="Times New Roman" w:hAnsi="Times New Roman" w:cs="Times New Roman"/>
-        </w:rPr>
-        <w:tab/>
-      </w:r>
-      <w:r>
-        <w:rPr>
-          <w:rFonts w:ascii="Times New Roman" w:hAnsi="Times New Roman" w:cs="Times New Roman"/>
-        </w:rPr>
-        <w:tab/>
-      </w:r>
-      <w:r>
-        <w:rPr>
-          <w:rFonts w:ascii="Times New Roman" w:hAnsi="Times New Roman" w:cs="Times New Roman"/>
-        </w:rPr>
-        <w:tab/>
-        <w:t>____________________ В.А. Семченко</w:t>
-      </w:r>
-    </w:p>
-    <w:p>
-      <w:pPr>
-        <w:spacing w:after="0"/>
-        <w:rPr>
-          <w:rFonts w:ascii="Times New Roman" w:hAnsi="Times New Roman" w:cs="Times New Roman"/>
-        </w:rPr>
-      </w:pPr>
-      <w:r>
-        <w:rPr>
-          <w:rFonts w:ascii="Times New Roman" w:hAnsi="Times New Roman" w:cs="Times New Roman"/>
-        </w:rPr>
-        <w:tab/>
-      </w:r>
-      <w:r>
-        <w:rPr>
-          <w:rFonts w:ascii="Times New Roman" w:hAnsi="Times New Roman" w:cs="Times New Roman"/>
-        </w:rPr>
-        <w:tab/>
-      </w:r>
-      <w:r>
-        <w:rPr>
-          <w:rFonts w:ascii="Times New Roman" w:hAnsi="Times New Roman" w:cs="Times New Roman"/>
-        </w:rPr>
-        <w:tab/>
-      </w:r>
-      <w:r>
-        <w:rPr>
-          <w:rFonts w:ascii="Times New Roman" w:hAnsi="Times New Roman" w:cs="Times New Roman"/>
-        </w:rPr>
-        <w:tab/>
-      </w:r>
-      <w:r>
-        <w:rPr>
-          <w:rFonts w:ascii="Times New Roman" w:hAnsi="Times New Roman" w:cs="Times New Roman"/>
-        </w:rPr>
-        <w:tab/>
-      </w:r>
-      <w:r>
-        <w:rPr>
-          <w:rFonts w:ascii="Times New Roman" w:hAnsi="Times New Roman" w:cs="Times New Roman"/>
-        </w:rPr>
-        <w:tab/>
-        <w:t>Подпись</w:t>
-      </w:r>
-    </w:p>
-    <w:p>
-      <w:pPr>
-        <w:spacing w:after="0"/>
-        <w:rPr>
-          <w:rFonts w:ascii="Times New Roman" w:hAnsi="Times New Roman" w:cs="Times New Roman"/>
         </w:rPr>
       </w:pPr>
     </w:p>
@@ -19351,82 +19572,6 @@
           <w:rFonts w:ascii="Times New Roman" w:hAnsi="Times New Roman" w:cs="Times New Roman"/>
         </w:rPr>
       </w:pPr>
-      <w:r>
-        <w:rPr>
-          <w:rFonts w:ascii="Times New Roman" w:hAnsi="Times New Roman" w:cs="Times New Roman"/>
-        </w:rPr>
-        <w:t xml:space="preserve">Конец протокола исследований № </w:t>
-      </w:r>
-      <w:r>
-        <w:rPr>
-          <w:rFonts w:ascii="Times New Roman" w:hAnsi="Times New Roman" w:cs="Times New Roman"/>
-        </w:rPr>
-        <w:t>{{</w:t>
-      </w:r>
-      <w:r>
-        <w:rPr>
-          <w:rFonts w:ascii="Times New Roman" w:hAnsi="Times New Roman" w:cs="Times New Roman"/>
-          <w:lang w:val="en-US"/>
-        </w:rPr>
-        <w:t>bio</w:t>
-      </w:r>
-      <w:r>
-        <w:rPr>
-          <w:rFonts w:ascii="Times New Roman" w:hAnsi="Times New Roman" w:cs="Times New Roman"/>
-        </w:rPr>
-        <w:t>_</w:t>
-      </w:r>
-      <w:r>
-        <w:rPr>
-          <w:rFonts w:ascii="Times New Roman" w:hAnsi="Times New Roman" w:cs="Times New Roman"/>
-          <w:lang w:val="en-US"/>
-        </w:rPr>
-        <w:t>number</w:t>
-      </w:r>
-      <w:r>
-        <w:rPr>
-          <w:rFonts w:ascii="Times New Roman" w:hAnsi="Times New Roman" w:cs="Times New Roman"/>
-        </w:rPr>
-        <w:t>}}</w:t>
-      </w:r>
-      <w:r>
-        <w:rPr>
-          <w:rFonts w:ascii="Times New Roman" w:hAnsi="Times New Roman" w:cs="Times New Roman"/>
-        </w:rPr>
-        <w:t xml:space="preserve"> от </w:t>
-      </w:r>
-      <w:r>
-        <w:rPr>
-          <w:rFonts w:ascii="Times New Roman" w:hAnsi="Times New Roman" w:cs="Times New Roman"/>
-        </w:rPr>
-        <w:t>{{</w:t>
-      </w:r>
-      <w:r>
-        <w:rPr>
-          <w:rFonts w:ascii="Times New Roman" w:hAnsi="Times New Roman" w:cs="Times New Roman"/>
-          <w:lang w:val="en-US"/>
-        </w:rPr>
-        <w:t>bio</w:t>
-      </w:r>
-      <w:r>
-        <w:rPr>
-          <w:rFonts w:ascii="Times New Roman" w:hAnsi="Times New Roman" w:cs="Times New Roman"/>
-        </w:rPr>
-        <w:t>_</w:t>
-      </w:r>
-      <w:r>
-        <w:rPr>
-          <w:rFonts w:ascii="Times New Roman" w:hAnsi="Times New Roman" w:cs="Times New Roman"/>
-          <w:lang w:val="en-US"/>
-        </w:rPr>
-        <w:t>date</w:t>
-      </w:r>
-      <w:r>
-        <w:rPr>
-          <w:rFonts w:ascii="Times New Roman" w:hAnsi="Times New Roman" w:cs="Times New Roman"/>
-        </w:rPr>
-        <w:t>}}</w:t>
-      </w:r>
     </w:p>
     <w:p>
       <w:pPr>
@@ -19439,12 +19584,231 @@
         <w:rPr>
           <w:rFonts w:ascii="Times New Roman" w:hAnsi="Times New Roman" w:cs="Times New Roman"/>
         </w:rPr>
-        <w:t>Данный протокол исследований составлен в 2 экземплярах. Экземпляр № 2</w:t>
+        <w:t>Врио руководителя ИЛ</w:t>
+      </w:r>
+      <w:r>
+        <w:rPr>
+          <w:rFonts w:ascii="Times New Roman" w:hAnsi="Times New Roman" w:cs="Times New Roman"/>
+        </w:rPr>
+        <w:t xml:space="preserve"> </w:t>
+      </w:r>
+      <w:r>
+        <w:rPr>
+          <w:rFonts w:ascii="Times New Roman" w:hAnsi="Times New Roman" w:cs="Times New Roman"/>
+        </w:rPr>
+        <w:tab/>
+      </w:r>
+      <w:r>
+        <w:rPr>
+          <w:rFonts w:ascii="Times New Roman" w:hAnsi="Times New Roman" w:cs="Times New Roman"/>
+        </w:rPr>
+        <w:tab/>
+      </w:r>
+      <w:r>
+        <w:rPr>
+          <w:rFonts w:ascii="Times New Roman" w:hAnsi="Times New Roman" w:cs="Times New Roman"/>
+        </w:rPr>
+        <w:tab/>
+      </w:r>
+      <w:r>
+        <w:rPr>
+          <w:rFonts w:ascii="Times New Roman" w:hAnsi="Times New Roman" w:cs="Times New Roman"/>
+        </w:rPr>
+        <w:tab/>
+      </w:r>
+      <w:r>
+        <w:rPr>
+          <w:rFonts w:ascii="Times New Roman" w:hAnsi="Times New Roman" w:cs="Times New Roman"/>
+        </w:rPr>
+        <w:tab/>
+      </w:r>
+      <w:r>
+        <w:rPr>
+          <w:rFonts w:ascii="Times New Roman" w:hAnsi="Times New Roman" w:cs="Times New Roman"/>
+        </w:rPr>
+        <w:tab/>
+        <w:t xml:space="preserve">____________________ </w:t>
+      </w:r>
+      <w:r>
+        <w:rPr>
+          <w:rFonts w:ascii="Times New Roman" w:hAnsi="Times New Roman" w:cs="Times New Roman"/>
+        </w:rPr>
+        <w:t>Т.В. Зайцева</w:t>
       </w:r>
     </w:p>
     <w:p>
       <w:pPr>
         <w:spacing w:after="0"/>
+        <w:rPr>
+          <w:rFonts w:ascii="Times New Roman" w:hAnsi="Times New Roman" w:cs="Times New Roman"/>
+        </w:rPr>
+      </w:pPr>
+      <w:r>
+        <w:rPr>
+          <w:rFonts w:ascii="Times New Roman" w:hAnsi="Times New Roman" w:cs="Times New Roman"/>
+        </w:rPr>
+        <w:tab/>
+      </w:r>
+      <w:r>
+        <w:rPr>
+          <w:rFonts w:ascii="Times New Roman" w:hAnsi="Times New Roman" w:cs="Times New Roman"/>
+        </w:rPr>
+        <w:tab/>
+      </w:r>
+      <w:r>
+        <w:rPr>
+          <w:rFonts w:ascii="Times New Roman" w:hAnsi="Times New Roman" w:cs="Times New Roman"/>
+        </w:rPr>
+        <w:tab/>
+      </w:r>
+      <w:r>
+        <w:rPr>
+          <w:rFonts w:ascii="Times New Roman" w:hAnsi="Times New Roman" w:cs="Times New Roman"/>
+        </w:rPr>
+        <w:tab/>
+      </w:r>
+      <w:r>
+        <w:rPr>
+          <w:rFonts w:ascii="Times New Roman" w:hAnsi="Times New Roman" w:cs="Times New Roman"/>
+        </w:rPr>
+        <w:tab/>
+      </w:r>
+      <w:r>
+        <w:rPr>
+          <w:rFonts w:ascii="Times New Roman" w:hAnsi="Times New Roman" w:cs="Times New Roman"/>
+        </w:rPr>
+        <w:tab/>
+      </w:r>
+      <w:r>
+        <w:rPr>
+          <w:rFonts w:ascii="Times New Roman" w:hAnsi="Times New Roman" w:cs="Times New Roman"/>
+        </w:rPr>
+        <w:tab/>
+      </w:r>
+      <w:r>
+        <w:rPr>
+          <w:rFonts w:ascii="Times New Roman" w:hAnsi="Times New Roman" w:cs="Times New Roman"/>
+        </w:rPr>
+        <w:tab/>
+      </w:r>
+      <w:r>
+        <w:rPr>
+          <w:rFonts w:ascii="Times New Roman" w:hAnsi="Times New Roman" w:cs="Times New Roman"/>
+        </w:rPr>
+        <w:tab/>
+      </w:r>
+      <w:r>
+        <w:rPr>
+          <w:rFonts w:ascii="Times New Roman" w:hAnsi="Times New Roman" w:cs="Times New Roman"/>
+        </w:rPr>
+        <w:tab/>
+      </w:r>
+      <w:r>
+        <w:rPr>
+          <w:rFonts w:ascii="Times New Roman" w:hAnsi="Times New Roman" w:cs="Times New Roman"/>
+        </w:rPr>
+        <w:t>Подпись</w:t>
+      </w:r>
+    </w:p>
+    <w:p>
+      <w:pPr>
+        <w:spacing w:after="0"/>
+        <w:rPr>
+          <w:rFonts w:ascii="Times New Roman" w:hAnsi="Times New Roman" w:cs="Times New Roman"/>
+        </w:rPr>
+      </w:pPr>
+    </w:p>
+    <w:p>
+      <w:pPr>
+        <w:spacing w:after="0"/>
+        <w:rPr>
+          <w:rFonts w:ascii="Times New Roman" w:hAnsi="Times New Roman" w:cs="Times New Roman"/>
+        </w:rPr>
+      </w:pPr>
+      <w:r>
+        <w:rPr>
+          <w:rFonts w:ascii="Times New Roman" w:hAnsi="Times New Roman" w:cs="Times New Roman"/>
+        </w:rPr>
+        <w:t xml:space="preserve">Конец протокола исследований № </w:t>
+      </w:r>
+      <w:r>
+        <w:rPr>
+          <w:rFonts w:ascii="Times New Roman" w:hAnsi="Times New Roman" w:cs="Times New Roman"/>
+        </w:rPr>
+        <w:t>{{</w:t>
+      </w:r>
+      <w:r>
+        <w:rPr>
+          <w:rFonts w:ascii="Times New Roman" w:hAnsi="Times New Roman" w:cs="Times New Roman"/>
+          <w:lang w:val="en-US"/>
+        </w:rPr>
+        <w:t>bio</w:t>
+      </w:r>
+      <w:r>
+        <w:rPr>
+          <w:rFonts w:ascii="Times New Roman" w:hAnsi="Times New Roman" w:cs="Times New Roman"/>
+        </w:rPr>
+        <w:t>_</w:t>
+      </w:r>
+      <w:r>
+        <w:rPr>
+          <w:rFonts w:ascii="Times New Roman" w:hAnsi="Times New Roman" w:cs="Times New Roman"/>
+          <w:lang w:val="en-US"/>
+        </w:rPr>
+        <w:t>number</w:t>
+      </w:r>
+      <w:r>
+        <w:rPr>
+          <w:rFonts w:ascii="Times New Roman" w:hAnsi="Times New Roman" w:cs="Times New Roman"/>
+        </w:rPr>
+        <w:t>}}</w:t>
+      </w:r>
+      <w:r>
+        <w:rPr>
+          <w:rFonts w:ascii="Times New Roman" w:hAnsi="Times New Roman" w:cs="Times New Roman"/>
+        </w:rPr>
+        <w:t xml:space="preserve"> от </w:t>
+      </w:r>
+      <w:r>
+        <w:rPr>
+          <w:rFonts w:ascii="Times New Roman" w:hAnsi="Times New Roman" w:cs="Times New Roman"/>
+        </w:rPr>
+        <w:t>{{</w:t>
+      </w:r>
+      <w:r>
+        <w:rPr>
+          <w:rFonts w:ascii="Times New Roman" w:hAnsi="Times New Roman" w:cs="Times New Roman"/>
+          <w:lang w:val="en-US"/>
+        </w:rPr>
+        <w:t>bio</w:t>
+      </w:r>
+      <w:r>
+        <w:rPr>
+          <w:rFonts w:ascii="Times New Roman" w:hAnsi="Times New Roman" w:cs="Times New Roman"/>
+        </w:rPr>
+        <w:t>_</w:t>
+      </w:r>
+      <w:r>
+        <w:rPr>
+          <w:rFonts w:ascii="Times New Roman" w:hAnsi="Times New Roman" w:cs="Times New Roman"/>
+          <w:lang w:val="en-US"/>
+        </w:rPr>
+        <w:t>date</w:t>
+      </w:r>
+      <w:r>
+        <w:rPr>
+          <w:rFonts w:ascii="Times New Roman" w:hAnsi="Times New Roman" w:cs="Times New Roman"/>
+        </w:rPr>
+        <w:t>}}</w:t>
+      </w:r>
+    </w:p>
+    <w:p>
+      <w:pPr>
+        <w:pBdr>
+          <w:bottom w:val="single" w:sz="6" w:space="1" w:color="auto"/>
+        </w:pBdr>
+        <w:spacing w:after="0"/>
+        <w:jc w:val="center"/>
         <w:rPr>
           <w:rFonts w:ascii="Times New Roman" w:hAnsi="Times New Roman" w:cs="Times New Roman"/>
         </w:rPr>
@@ -19456,35 +19820,65 @@
         <w:jc w:val="center"/>
         <w:rPr>
           <w:rFonts w:ascii="Times New Roman" w:hAnsi="Times New Roman" w:cs="Times New Roman"/>
-          <w:sz w:val="20"/>
-          <w:szCs w:val="20"/>
+          <w:b/>
+          <w:bCs/>
+          <w:i/>
+          <w:iCs/>
         </w:rPr>
       </w:pPr>
       <w:r>
         <w:rPr>
           <w:rFonts w:ascii="Times New Roman" w:hAnsi="Times New Roman" w:cs="Times New Roman"/>
-          <w:sz w:val="20"/>
-          <w:szCs w:val="20"/>
-        </w:rPr>
-        <w:t xml:space="preserve">Результаты относятся только к образцам, прошедшим исследования. Протокол не может быть частично воспроизведен без письменного разрешения аккредитованного испытательного лабораторного центра ФБУЗ </w:t>
+          <w:b/>
+          <w:bCs/>
+          <w:i/>
+          <w:iCs/>
+        </w:rPr>
+        <w:t>Протокол лабораторных испытаний № {{</w:t>
       </w:r>
       <w:proofErr w:type="spellStart"/>
       <w:r>
         <w:rPr>
           <w:rFonts w:ascii="Times New Roman" w:hAnsi="Times New Roman" w:cs="Times New Roman"/>
-          <w:sz w:val="20"/>
-          <w:szCs w:val="20"/>
-        </w:rPr>
-        <w:t>ЦГиЭ</w:t>
+          <w:b/>
+          <w:bCs/>
+          <w:i/>
+          <w:iCs/>
+        </w:rPr>
+        <w:t>bio_number</w:t>
       </w:r>
       <w:proofErr w:type="spellEnd"/>
       <w:r>
         <w:rPr>
           <w:rFonts w:ascii="Times New Roman" w:hAnsi="Times New Roman" w:cs="Times New Roman"/>
-          <w:sz w:val="20"/>
-          <w:szCs w:val="20"/>
-        </w:rPr>
-        <w:t xml:space="preserve"> № 38 ФМБА России.</w:t>
+          <w:b/>
+          <w:bCs/>
+          <w:i/>
+          <w:iCs/>
+        </w:rPr>
+        <w:t>}} от {{</w:t>
+      </w:r>
+      <w:proofErr w:type="spellStart"/>
+      <w:r>
+        <w:rPr>
+          <w:rFonts w:ascii="Times New Roman" w:hAnsi="Times New Roman" w:cs="Times New Roman"/>
+          <w:b/>
+          <w:bCs/>
+          <w:i/>
+          <w:iCs/>
+        </w:rPr>
+        <w:t>bio_date</w:t>
+      </w:r>
+      <w:proofErr w:type="spellEnd"/>
+      <w:r>
+        <w:rPr>
+          <w:rFonts w:ascii="Times New Roman" w:hAnsi="Times New Roman" w:cs="Times New Roman"/>
+          <w:b/>
+          <w:bCs/>
+          <w:i/>
+          <w:iCs/>
+        </w:rPr>
+        <w:t>}}</w:t>
       </w:r>
     </w:p>
     <w:p>
@@ -19493,14 +19887,19 @@
         <w:jc w:val="center"/>
         <w:rPr>
           <w:rFonts w:ascii="Times New Roman" w:hAnsi="Times New Roman" w:cs="Times New Roman"/>
-          <w:sz w:val="20"/>
-          <w:szCs w:val="20"/>
         </w:rPr>
       </w:pPr>
+      <w:r>
+        <w:rPr>
+          <w:rFonts w:ascii="Times New Roman" w:hAnsi="Times New Roman" w:cs="Times New Roman"/>
+        </w:rPr>
+        <w:t>Результаты испытаний распространяются на представленный образец(ы).</w:t>
+      </w:r>
     </w:p>
     <w:p>
       <w:pPr>
         <w:spacing w:after="0"/>
+        <w:jc w:val="center"/>
         <w:rPr>
           <w:rFonts w:ascii="Times New Roman" w:hAnsi="Times New Roman" w:cs="Times New Roman"/>
         </w:rPr>
@@ -19509,90 +19908,97 @@
         <w:rPr>
           <w:rFonts w:ascii="Times New Roman" w:hAnsi="Times New Roman" w:cs="Times New Roman"/>
         </w:rPr>
-        <w:t xml:space="preserve">Протокол исследований № </w:t>
-      </w:r>
-      <w:r>
-        <w:rPr>
-          <w:rFonts w:ascii="Times New Roman" w:hAnsi="Times New Roman" w:cs="Times New Roman"/>
-        </w:rPr>
-        <w:t>{{</w:t>
-      </w:r>
-      <w:r>
-        <w:rPr>
-          <w:rFonts w:ascii="Times New Roman" w:hAnsi="Times New Roman" w:cs="Times New Roman"/>
-          <w:lang w:val="en-US"/>
-        </w:rPr>
-        <w:t>bio</w:t>
-      </w:r>
-      <w:r>
-        <w:rPr>
-          <w:rFonts w:ascii="Times New Roman" w:hAnsi="Times New Roman" w:cs="Times New Roman"/>
-        </w:rPr>
-        <w:t>_</w:t>
-      </w:r>
-      <w:r>
-        <w:rPr>
-          <w:rFonts w:ascii="Times New Roman" w:hAnsi="Times New Roman" w:cs="Times New Roman"/>
-          <w:lang w:val="en-US"/>
-        </w:rPr>
-        <w:t>number</w:t>
-      </w:r>
-      <w:r>
-        <w:rPr>
-          <w:rFonts w:ascii="Times New Roman" w:hAnsi="Times New Roman" w:cs="Times New Roman"/>
-        </w:rPr>
-        <w:t>}}</w:t>
-      </w:r>
-      <w:r>
-        <w:rPr>
-          <w:rFonts w:ascii="Times New Roman" w:hAnsi="Times New Roman" w:cs="Times New Roman"/>
-        </w:rPr>
-        <w:t xml:space="preserve"> от </w:t>
-      </w:r>
-      <w:r>
-        <w:rPr>
-          <w:rFonts w:ascii="Times New Roman" w:hAnsi="Times New Roman" w:cs="Times New Roman"/>
-        </w:rPr>
-        <w:t>{{</w:t>
-      </w:r>
-      <w:r>
-        <w:rPr>
-          <w:rFonts w:ascii="Times New Roman" w:hAnsi="Times New Roman" w:cs="Times New Roman"/>
-          <w:lang w:val="en-US"/>
-        </w:rPr>
-        <w:t>bio</w:t>
-      </w:r>
-      <w:r>
-        <w:rPr>
-          <w:rFonts w:ascii="Times New Roman" w:hAnsi="Times New Roman" w:cs="Times New Roman"/>
-        </w:rPr>
-        <w:t>_</w:t>
-      </w:r>
-      <w:r>
-        <w:rPr>
-          <w:rFonts w:ascii="Times New Roman" w:hAnsi="Times New Roman" w:cs="Times New Roman"/>
-          <w:lang w:val="en-US"/>
-        </w:rPr>
-        <w:t>date</w:t>
-      </w:r>
-      <w:r>
-        <w:rPr>
-          <w:rFonts w:ascii="Times New Roman" w:hAnsi="Times New Roman" w:cs="Times New Roman"/>
-        </w:rPr>
-        <w:t>}}</w:t>
-      </w:r>
-      <w:r>
-        <w:rPr>
-          <w:rFonts w:ascii="Times New Roman" w:hAnsi="Times New Roman" w:cs="Times New Roman"/>
-        </w:rPr>
-        <w:tab/>
-      </w:r>
-      <w:r>
-        <w:rPr>
-          <w:rFonts w:ascii="Times New Roman" w:hAnsi="Times New Roman" w:cs="Times New Roman"/>
-        </w:rPr>
-        <w:tab/>
-        <w:t>Общее количество страниц 2 страница 2</w:t>
+        <w:t>Настоящий документ не может быть частично или полностью воспроизведен (скопирован или перепечатан)</w:t>
+      </w:r>
+    </w:p>
+    <w:p>
+      <w:pPr>
+        <w:spacing w:after="0"/>
+        <w:jc w:val="center"/>
+        <w:rPr>
+          <w:rFonts w:ascii="Times New Roman" w:hAnsi="Times New Roman" w:cs="Times New Roman"/>
+        </w:rPr>
+      </w:pPr>
+      <w:r>
+        <w:rPr>
+          <w:rFonts w:ascii="Times New Roman" w:hAnsi="Times New Roman" w:cs="Times New Roman"/>
+        </w:rPr>
+        <w:t>без разрешения испытательной лаборатории ООО «</w:t>
+      </w:r>
+      <w:proofErr w:type="spellStart"/>
+      <w:r>
+        <w:rPr>
+          <w:rFonts w:ascii="Times New Roman" w:hAnsi="Times New Roman" w:cs="Times New Roman"/>
+        </w:rPr>
+        <w:t>Блиман</w:t>
+      </w:r>
+      <w:proofErr w:type="spellEnd"/>
+      <w:r>
+        <w:rPr>
+          <w:rFonts w:ascii="Times New Roman" w:hAnsi="Times New Roman" w:cs="Times New Roman"/>
+        </w:rPr>
+        <w:t>-Био».</w:t>
+      </w:r>
+    </w:p>
+    <w:p>
+      <w:pPr>
+        <w:spacing w:after="0"/>
+        <w:jc w:val="center"/>
+        <w:rPr>
+          <w:rFonts w:ascii="Times New Roman" w:hAnsi="Times New Roman" w:cs="Times New Roman"/>
+        </w:rPr>
+      </w:pPr>
+      <w:r>
+        <w:rPr>
+          <w:rFonts w:ascii="Times New Roman" w:hAnsi="Times New Roman" w:cs="Times New Roman"/>
+        </w:rPr>
+        <w:t>Копия протокола без оригинала не действительна.</w:t>
+      </w:r>
+    </w:p>
+    <w:p>
+      <w:pPr>
+        <w:spacing w:after="0"/>
+        <w:jc w:val="center"/>
+        <w:rPr>
+          <w:rFonts w:ascii="Times New Roman" w:hAnsi="Times New Roman" w:cs="Times New Roman"/>
+          <w:b/>
+          <w:bCs/>
+        </w:rPr>
+      </w:pPr>
+      <w:r>
+        <w:rPr>
+          <w:rFonts w:ascii="Times New Roman" w:hAnsi="Times New Roman" w:cs="Times New Roman"/>
+          <w:b/>
+          <w:bCs/>
+        </w:rPr>
+        <w:t>Составлен в 2-х экземплярах, общее число страниц 2</w:t>
+      </w:r>
+    </w:p>
+    <w:p>
+      <w:pPr>
+        <w:spacing w:after="0"/>
+        <w:jc w:val="right"/>
+        <w:rPr>
+          <w:rFonts w:ascii="Times New Roman" w:hAnsi="Times New Roman" w:cs="Times New Roman"/>
+        </w:rPr>
+      </w:pPr>
+      <w:r>
+        <w:rPr>
+          <w:rFonts w:ascii="Times New Roman" w:hAnsi="Times New Roman" w:cs="Times New Roman"/>
+        </w:rPr>
+        <w:t xml:space="preserve">Страница </w:t>
+      </w:r>
+      <w:r>
+        <w:rPr>
+          <w:rFonts w:ascii="Times New Roman" w:hAnsi="Times New Roman" w:cs="Times New Roman"/>
+        </w:rPr>
+        <w:t>2</w:t>
+      </w:r>
+      <w:r>
+        <w:rPr>
+          <w:rFonts w:ascii="Times New Roman" w:hAnsi="Times New Roman" w:cs="Times New Roman"/>
+        </w:rPr>
+        <w:t xml:space="preserve"> из 2</w:t>
       </w:r>
     </w:p>
     <w:sectPr>
@@ -20148,6 +20554,7 @@
   <w:style w:type="character" w:default="1" w:styleId="a0">
     <w:name w:val="Default Paragraph Font"/>
     <w:uiPriority w:val="1"/>
+    <w:semiHidden/>
     <w:unhideWhenUsed/>
   </w:style>
   <w:style w:type="table" w:default="1" w:styleId="a1">
@@ -20652,6 +21059,18 @@
       <w:szCs w:val="20"/>
     </w:rPr>
   </w:style>
+  <w:style w:type="character" w:styleId="aa">
+    <w:name w:val="Unresolved Mention"/>
+    <w:basedOn w:val="a0"/>
+    <w:uiPriority w:val="99"/>
+    <w:semiHidden/>
+    <w:unhideWhenUsed/>
+    <w:rsid w:val="00585DA3"/>
+    <w:rPr>
+      <w:color w:val="605E5C"/>
+      <w:shd w:val="clear" w:color="auto" w:fill="E1DFDD"/>
+    </w:rPr>
+  </w:style>
 </w:styles>
 </file>
 

--- a/water/docx_template/water_template.docx
+++ b/water/docx_template/water_template.docx
@@ -139,15 +139,12 @@
         </w:rPr>
         <w:t>{{</w:t>
       </w:r>
-      <w:proofErr w:type="spellStart"/>
       <w:r>
         <w:rPr>
           <w:rFonts w:ascii="Times New Roman" w:hAnsi="Times New Roman" w:cs="Times New Roman"/>
         </w:rPr>
         <w:t>conclusion_date</w:t>
       </w:r>
-      <w:proofErr w:type="spellEnd"/>
-      <w:proofErr w:type="gramStart"/>
       <w:r>
         <w:rPr>
           <w:rFonts w:ascii="Times New Roman" w:hAnsi="Times New Roman" w:cs="Times New Roman"/>
@@ -160,7 +157,6 @@
         </w:rPr>
         <w:t>г</w:t>
       </w:r>
-      <w:proofErr w:type="gramEnd"/>
     </w:p>
     <w:p>
       <w:pPr>
@@ -318,21 +314,7 @@
         <w:rPr>
           <w:rFonts w:ascii="Times New Roman" w:hAnsi="Times New Roman" w:cs="Times New Roman"/>
         </w:rPr>
-        <w:t>{{</w:t>
-      </w:r>
-      <w:proofErr w:type="spellStart"/>
-      <w:r>
-        <w:rPr>
-          <w:rFonts w:ascii="Times New Roman" w:hAnsi="Times New Roman" w:cs="Times New Roman"/>
-        </w:rPr>
-        <w:t>chemistry_number</w:t>
-      </w:r>
-      <w:proofErr w:type="spellEnd"/>
-      <w:r>
-        <w:rPr>
-          <w:rFonts w:ascii="Times New Roman" w:hAnsi="Times New Roman" w:cs="Times New Roman"/>
-        </w:rPr>
-        <w:t>}}</w:t>
+        <w:t>{{chemistry_number}}</w:t>
       </w:r>
       <w:r>
         <w:rPr>
@@ -350,22 +332,7 @@
         <w:rPr>
           <w:rFonts w:ascii="Times New Roman" w:hAnsi="Times New Roman" w:cs="Times New Roman"/>
         </w:rPr>
-        <w:t>{{</w:t>
-      </w:r>
-      <w:proofErr w:type="spellStart"/>
-      <w:r>
-        <w:rPr>
-          <w:rFonts w:ascii="Times New Roman" w:hAnsi="Times New Roman" w:cs="Times New Roman"/>
-        </w:rPr>
-        <w:t>chemistry_date</w:t>
-      </w:r>
-      <w:proofErr w:type="spellEnd"/>
-      <w:proofErr w:type="gramStart"/>
-      <w:r>
-        <w:rPr>
-          <w:rFonts w:ascii="Times New Roman" w:hAnsi="Times New Roman" w:cs="Times New Roman"/>
-        </w:rPr>
-        <w:t>}}</w:t>
+        <w:t>{{chemistry_date}}</w:t>
       </w:r>
       <w:r>
         <w:rPr>
@@ -373,7 +340,6 @@
         </w:rPr>
         <w:t>г.</w:t>
       </w:r>
-      <w:proofErr w:type="gramEnd"/>
     </w:p>
     <w:p>
       <w:pPr>
@@ -397,21 +363,7 @@
         <w:rPr>
           <w:rFonts w:ascii="Times New Roman" w:hAnsi="Times New Roman" w:cs="Times New Roman"/>
         </w:rPr>
-        <w:t>{{</w:t>
-      </w:r>
-      <w:proofErr w:type="spellStart"/>
-      <w:r>
-        <w:rPr>
-          <w:rFonts w:ascii="Times New Roman" w:hAnsi="Times New Roman" w:cs="Times New Roman"/>
-        </w:rPr>
-        <w:t>bio_number</w:t>
-      </w:r>
-      <w:proofErr w:type="spellEnd"/>
-      <w:r>
-        <w:rPr>
-          <w:rFonts w:ascii="Times New Roman" w:hAnsi="Times New Roman" w:cs="Times New Roman"/>
-        </w:rPr>
-        <w:t xml:space="preserve">}} </w:t>
+        <w:t xml:space="preserve">{{bio_number}} </w:t>
       </w:r>
       <w:r>
         <w:rPr>
@@ -423,35 +375,13 @@
         <w:rPr>
           <w:rFonts w:ascii="Times New Roman" w:hAnsi="Times New Roman" w:cs="Times New Roman"/>
         </w:rPr>
-        <w:t>{{</w:t>
-      </w:r>
-      <w:proofErr w:type="spellStart"/>
-      <w:r>
-        <w:rPr>
-          <w:rFonts w:ascii="Times New Roman" w:hAnsi="Times New Roman" w:cs="Times New Roman"/>
-        </w:rPr>
-        <w:t>bio_date</w:t>
-      </w:r>
-      <w:proofErr w:type="spellEnd"/>
-      <w:proofErr w:type="gramStart"/>
-      <w:r>
-        <w:rPr>
-          <w:rFonts w:ascii="Times New Roman" w:hAnsi="Times New Roman" w:cs="Times New Roman"/>
-        </w:rPr>
-        <w:t>}}</w:t>
-      </w:r>
-      <w:r>
-        <w:rPr>
-          <w:rFonts w:ascii="Times New Roman" w:hAnsi="Times New Roman" w:cs="Times New Roman"/>
-        </w:rPr>
-        <w:t>г.</w:t>
-      </w:r>
-      <w:proofErr w:type="gramEnd"/>
-      <w:r>
-        <w:rPr>
-          <w:rFonts w:ascii="Times New Roman" w:hAnsi="Times New Roman" w:cs="Times New Roman"/>
-        </w:rPr>
-        <w:t xml:space="preserve"> </w:t>
+        <w:t>{{bio_date}}</w:t>
+      </w:r>
+      <w:r>
+        <w:rPr>
+          <w:rFonts w:ascii="Times New Roman" w:hAnsi="Times New Roman" w:cs="Times New Roman"/>
+        </w:rPr>
+        <w:t xml:space="preserve">г. </w:t>
       </w:r>
     </w:p>
     <w:p>
@@ -485,23 +415,14 @@
           <w:b/>
           <w:bCs/>
         </w:rPr>
-        <w:t xml:space="preserve">Химический </w:t>
-      </w:r>
-      <w:proofErr w:type="gramStart"/>
+        <w:t>Химический анализ:</w:t>
+      </w:r>
       <w:r>
         <w:rPr>
           <w:rFonts w:ascii="Times New Roman" w:hAnsi="Times New Roman" w:cs="Times New Roman"/>
           <w:b/>
           <w:bCs/>
         </w:rPr>
-        <w:t>анализ:</w:t>
-      </w:r>
-      <w:r>
-        <w:rPr>
-          <w:rFonts w:ascii="Times New Roman" w:hAnsi="Times New Roman" w:cs="Times New Roman"/>
-          <w:b/>
-          <w:bCs/>
-        </w:rPr>
         <w:t xml:space="preserve"> </w:t>
       </w:r>
       <w:r>
@@ -510,70 +431,7 @@
           <w:sz w:val="23"/>
           <w:szCs w:val="23"/>
         </w:rPr>
-        <w:t xml:space="preserve"> Аналитическая</w:t>
-      </w:r>
-      <w:proofErr w:type="gramEnd"/>
-      <w:r>
-        <w:rPr>
-          <w:rFonts w:ascii="Times New Roman" w:hAnsi="Times New Roman" w:cs="Times New Roman"/>
-          <w:sz w:val="23"/>
-          <w:szCs w:val="23"/>
-        </w:rPr>
-        <w:t xml:space="preserve"> лаборатория Общества с ограниченной </w:t>
-      </w:r>
-      <w:proofErr w:type="gramStart"/>
-      <w:r>
-        <w:rPr>
-          <w:rFonts w:ascii="Times New Roman" w:hAnsi="Times New Roman" w:cs="Times New Roman"/>
-          <w:sz w:val="23"/>
-          <w:szCs w:val="23"/>
-        </w:rPr>
-        <w:t>ответственностью  «</w:t>
-      </w:r>
-      <w:proofErr w:type="gramEnd"/>
-      <w:r>
-        <w:rPr>
-          <w:rFonts w:ascii="Times New Roman" w:hAnsi="Times New Roman" w:cs="Times New Roman"/>
-          <w:sz w:val="23"/>
-          <w:szCs w:val="23"/>
-        </w:rPr>
-        <w:t>Центр лабораторных исследований и проектирования «</w:t>
-      </w:r>
-      <w:proofErr w:type="spellStart"/>
-      <w:r>
-        <w:rPr>
-          <w:rFonts w:ascii="Times New Roman" w:hAnsi="Times New Roman" w:cs="Times New Roman"/>
-          <w:sz w:val="23"/>
-          <w:szCs w:val="23"/>
-        </w:rPr>
-        <w:t>УМЭко</w:t>
-      </w:r>
-      <w:proofErr w:type="spellEnd"/>
-      <w:r>
-        <w:rPr>
-          <w:rFonts w:ascii="Times New Roman" w:hAnsi="Times New Roman" w:cs="Times New Roman"/>
-          <w:sz w:val="23"/>
-          <w:szCs w:val="23"/>
-        </w:rPr>
-        <w:t>» (АЛ ООО «</w:t>
-      </w:r>
-      <w:proofErr w:type="spellStart"/>
-      <w:r>
-        <w:rPr>
-          <w:rFonts w:ascii="Times New Roman" w:hAnsi="Times New Roman" w:cs="Times New Roman"/>
-          <w:sz w:val="23"/>
-          <w:szCs w:val="23"/>
-        </w:rPr>
-        <w:t>УМЭко</w:t>
-      </w:r>
-      <w:proofErr w:type="spellEnd"/>
-      <w:r>
-        <w:rPr>
-          <w:rFonts w:ascii="Times New Roman" w:hAnsi="Times New Roman" w:cs="Times New Roman"/>
-          <w:sz w:val="23"/>
-          <w:szCs w:val="23"/>
-        </w:rPr>
-        <w:t>»).</w:t>
+        <w:t xml:space="preserve"> Аналитическая лаборатория Общества с ограниченной ответственностью  «Центр лабораторных исследований и проектирования «УМЭко» (АЛ ООО «УМЭко»).</w:t>
       </w:r>
     </w:p>
     <w:p>
@@ -642,21 +500,7 @@
         <w:rPr>
           <w:rFonts w:ascii="Times New Roman" w:hAnsi="Times New Roman" w:cs="Times New Roman"/>
         </w:rPr>
-        <w:t>Испытательная лаборатория ООО «</w:t>
-      </w:r>
-      <w:proofErr w:type="spellStart"/>
-      <w:r>
-        <w:rPr>
-          <w:rFonts w:ascii="Times New Roman" w:hAnsi="Times New Roman" w:cs="Times New Roman"/>
-        </w:rPr>
-        <w:t>Блиман</w:t>
-      </w:r>
-      <w:proofErr w:type="spellEnd"/>
-      <w:r>
-        <w:rPr>
-          <w:rFonts w:ascii="Times New Roman" w:hAnsi="Times New Roman" w:cs="Times New Roman"/>
-        </w:rPr>
-        <w:t>-Био»</w:t>
+        <w:t>Испытательная лаборатория ООО «Блиман-Био»</w:t>
       </w:r>
     </w:p>
     <w:p>
@@ -669,21 +513,7 @@
         <w:rPr>
           <w:rFonts w:ascii="Times New Roman" w:hAnsi="Times New Roman" w:cs="Times New Roman"/>
         </w:rPr>
-        <w:t>(ИЛ ООО «</w:t>
-      </w:r>
-      <w:proofErr w:type="spellStart"/>
-      <w:r>
-        <w:rPr>
-          <w:rFonts w:ascii="Times New Roman" w:hAnsi="Times New Roman" w:cs="Times New Roman"/>
-        </w:rPr>
-        <w:t>Блиман</w:t>
-      </w:r>
-      <w:proofErr w:type="spellEnd"/>
-      <w:r>
-        <w:rPr>
-          <w:rFonts w:ascii="Times New Roman" w:hAnsi="Times New Roman" w:cs="Times New Roman"/>
-        </w:rPr>
-        <w:t>-Био»)</w:t>
+        <w:t>(ИЛ ООО «Блиман-Био»)</w:t>
       </w:r>
     </w:p>
     <w:p>
@@ -927,43 +757,7 @@
           <w:sz w:val="20"/>
           <w:szCs w:val="20"/>
         </w:rPr>
-        <w:t>проектирования «</w:t>
-      </w:r>
-      <w:proofErr w:type="spellStart"/>
-      <w:r>
-        <w:rPr>
-          <w:rFonts w:ascii="Times New Roman" w:hAnsi="Times New Roman" w:cs="Times New Roman"/>
-          <w:sz w:val="20"/>
-          <w:szCs w:val="20"/>
-        </w:rPr>
-        <w:t>УМЭко</w:t>
-      </w:r>
-      <w:proofErr w:type="spellEnd"/>
-      <w:r>
-        <w:rPr>
-          <w:rFonts w:ascii="Times New Roman" w:hAnsi="Times New Roman" w:cs="Times New Roman"/>
-          <w:sz w:val="20"/>
-          <w:szCs w:val="20"/>
-        </w:rPr>
-        <w:t>» (АЛ ООО «ЦЛИП «</w:t>
-      </w:r>
-      <w:proofErr w:type="spellStart"/>
-      <w:r>
-        <w:rPr>
-          <w:rFonts w:ascii="Times New Roman" w:hAnsi="Times New Roman" w:cs="Times New Roman"/>
-          <w:sz w:val="20"/>
-          <w:szCs w:val="20"/>
-        </w:rPr>
-        <w:t>УМЭко</w:t>
-      </w:r>
-      <w:proofErr w:type="spellEnd"/>
-      <w:r>
-        <w:rPr>
-          <w:rFonts w:ascii="Times New Roman" w:hAnsi="Times New Roman" w:cs="Times New Roman"/>
-          <w:sz w:val="20"/>
-          <w:szCs w:val="20"/>
-        </w:rPr>
-        <w:t>»)</w:t>
+        <w:t>проектирования «УМЭко» (АЛ ООО «ЦЛИП «УМЭко»)</w:t>
       </w:r>
     </w:p>
     <w:p>
@@ -1001,25 +795,7 @@
           <w:sz w:val="20"/>
           <w:szCs w:val="20"/>
         </w:rPr>
-        <w:t xml:space="preserve">Телефон: +7 (812) 326-07-87, </w:t>
-      </w:r>
-      <w:proofErr w:type="spellStart"/>
-      <w:r>
-        <w:rPr>
-          <w:rFonts w:ascii="Times New Roman" w:hAnsi="Times New Roman" w:cs="Times New Roman"/>
-          <w:sz w:val="20"/>
-          <w:szCs w:val="20"/>
-        </w:rPr>
-        <w:t>e-mail</w:t>
-      </w:r>
-      <w:proofErr w:type="spellEnd"/>
-      <w:r>
-        <w:rPr>
-          <w:rFonts w:ascii="Times New Roman" w:hAnsi="Times New Roman" w:cs="Times New Roman"/>
-          <w:sz w:val="20"/>
-          <w:szCs w:val="20"/>
-        </w:rPr>
-        <w:t xml:space="preserve">: </w:t>
+        <w:t xml:space="preserve">Телефон: +7 (812) 326-07-87, e-mail: </w:t>
       </w:r>
       <w:hyperlink r:id="rId5" w:history="1">
         <w:r>
@@ -1236,27 +1012,7 @@
                 <w:szCs w:val="20"/>
                 <w:lang w:val="en-US"/>
               </w:rPr>
-              <w:t>{{</w:t>
-            </w:r>
-            <w:proofErr w:type="spellStart"/>
-            <w:r>
-              <w:rPr>
-                <w:rFonts w:ascii="Times New Roman" w:hAnsi="Times New Roman" w:cs="Times New Roman"/>
-                <w:sz w:val="20"/>
-                <w:szCs w:val="20"/>
-                <w:lang w:val="en-US"/>
-              </w:rPr>
-              <w:t>act_date</w:t>
-            </w:r>
-            <w:proofErr w:type="spellEnd"/>
-            <w:r>
-              <w:rPr>
-                <w:rFonts w:ascii="Times New Roman" w:hAnsi="Times New Roman" w:cs="Times New Roman"/>
-                <w:sz w:val="20"/>
-                <w:szCs w:val="20"/>
-                <w:lang w:val="en-US"/>
-              </w:rPr>
-              <w:t>}}</w:t>
+              <w:t>{{act_date}}</w:t>
             </w:r>
           </w:p>
         </w:tc>
@@ -1679,14 +1435,12 @@
               </w:rPr>
               <w:t xml:space="preserve"> </w:t>
             </w:r>
-            <w:proofErr w:type="spellStart"/>
             <w:r>
               <w:rPr>
                 <w:rStyle w:val="3"/>
               </w:rPr>
               <w:t>вх</w:t>
             </w:r>
-            <w:proofErr w:type="spellEnd"/>
             <w:r>
               <w:rPr>
                 <w:rStyle w:val="3"/>
@@ -1712,52 +1466,20 @@
                 <w:rStyle w:val="3"/>
                 <w:lang w:val="en-US"/>
               </w:rPr>
-              <w:t>{{</w:t>
-            </w:r>
-            <w:proofErr w:type="spellStart"/>
+              <w:t xml:space="preserve">{{chemistry_order_number}} </w:t>
+            </w:r>
+            <w:r>
+              <w:rPr>
+                <w:rStyle w:val="3"/>
+              </w:rPr>
+              <w:t>от</w:t>
+            </w:r>
             <w:r>
               <w:rPr>
                 <w:rStyle w:val="3"/>
                 <w:lang w:val="en-US"/>
               </w:rPr>
-              <w:t>chemistry_order_number</w:t>
-            </w:r>
-            <w:proofErr w:type="spellEnd"/>
-            <w:r>
-              <w:rPr>
-                <w:rStyle w:val="3"/>
-                <w:lang w:val="en-US"/>
-              </w:rPr>
-              <w:t xml:space="preserve">}} </w:t>
-            </w:r>
-            <w:r>
-              <w:rPr>
-                <w:rStyle w:val="3"/>
-              </w:rPr>
-              <w:t>от</w:t>
-            </w:r>
-            <w:r>
-              <w:rPr>
-                <w:rStyle w:val="3"/>
-                <w:lang w:val="en-US"/>
-              </w:rPr>
-              <w:t xml:space="preserve"> {{</w:t>
-            </w:r>
-            <w:proofErr w:type="spellStart"/>
-            <w:r>
-              <w:rPr>
-                <w:rStyle w:val="3"/>
-                <w:lang w:val="en-US"/>
-              </w:rPr>
-              <w:t>chemistry_order_date</w:t>
-            </w:r>
-            <w:proofErr w:type="spellEnd"/>
-            <w:r>
-              <w:rPr>
-                <w:rStyle w:val="3"/>
-                <w:lang w:val="en-US"/>
-              </w:rPr>
-              <w:t>}}</w:t>
+              <w:t xml:space="preserve"> {{chemistry_order_date}}</w:t>
             </w:r>
           </w:p>
         </w:tc>
@@ -1892,7 +1614,6 @@
               </w:rPr>
               <w:t>{{</w:t>
             </w:r>
-            <w:proofErr w:type="spellStart"/>
             <w:r>
               <w:rPr>
                 <w:color w:val="000000"/>
@@ -1900,7 +1621,6 @@
               </w:rPr>
               <w:t>hvs_probe_number</w:t>
             </w:r>
-            <w:proofErr w:type="spellEnd"/>
             <w:r>
               <w:rPr>
                 <w:rStyle w:val="3"/>
@@ -1961,23 +1681,7 @@
                 <w:rStyle w:val="3"/>
                 <w:lang w:val="en-US"/>
               </w:rPr>
-              <w:t>{{</w:t>
-            </w:r>
-            <w:proofErr w:type="spellStart"/>
-            <w:r>
-              <w:rPr>
-                <w:rStyle w:val="3"/>
-                <w:lang w:val="en-US"/>
-              </w:rPr>
-              <w:t>gvs_probe_number</w:t>
-            </w:r>
-            <w:proofErr w:type="spellEnd"/>
-            <w:r>
-              <w:rPr>
-                <w:rStyle w:val="3"/>
-                <w:lang w:val="en-US"/>
-              </w:rPr>
-              <w:t>}}</w:t>
+              <w:t>{{gvs_probe_number}}</w:t>
             </w:r>
           </w:p>
         </w:tc>
@@ -2082,23 +1786,7 @@
                 <w:rStyle w:val="3"/>
                 <w:lang w:val="en-US"/>
               </w:rPr>
-              <w:t>{{</w:t>
-            </w:r>
-            <w:proofErr w:type="spellStart"/>
-            <w:r>
-              <w:rPr>
-                <w:rStyle w:val="3"/>
-                <w:lang w:val="en-US"/>
-              </w:rPr>
-              <w:t>probe_date</w:t>
-            </w:r>
-            <w:proofErr w:type="spellEnd"/>
-            <w:r>
-              <w:rPr>
-                <w:rStyle w:val="3"/>
-                <w:lang w:val="en-US"/>
-              </w:rPr>
-              <w:t>}}</w:t>
+              <w:t>{{probe_date}}</w:t>
             </w:r>
             <w:r>
               <w:rPr>
@@ -2157,32 +1845,14 @@
                 <w:rStyle w:val="3"/>
                 <w:lang w:val="en-US"/>
               </w:rPr>
-              <w:t>{{</w:t>
-            </w:r>
-            <w:proofErr w:type="spellStart"/>
+              <w:t>{{probe_date}}</w:t>
+            </w:r>
             <w:r>
               <w:rPr>
                 <w:rStyle w:val="3"/>
-                <w:lang w:val="en-US"/>
-              </w:rPr>
-              <w:t>probe_date</w:t>
-            </w:r>
-            <w:proofErr w:type="spellEnd"/>
-            <w:proofErr w:type="gramStart"/>
-            <w:r>
-              <w:rPr>
-                <w:rStyle w:val="3"/>
-                <w:lang w:val="en-US"/>
-              </w:rPr>
-              <w:t>}}</w:t>
-            </w:r>
-            <w:r>
-              <w:rPr>
-                <w:rStyle w:val="3"/>
               </w:rPr>
               <w:t>14:05</w:t>
             </w:r>
-            <w:proofErr w:type="gramEnd"/>
           </w:p>
         </w:tc>
       </w:tr>
@@ -2427,25 +2097,7 @@
                 <w:b/>
                 <w:bCs/>
               </w:rPr>
-              <w:t>{{</w:t>
-            </w:r>
-            <w:proofErr w:type="spellStart"/>
-            <w:r>
-              <w:rPr>
-                <w:rStyle w:val="8pt"/>
-                <w:b/>
-                <w:bCs/>
-              </w:rPr>
-              <w:t>hvs_probe_number</w:t>
-            </w:r>
-            <w:proofErr w:type="spellEnd"/>
-            <w:r>
-              <w:rPr>
-                <w:rStyle w:val="8pt"/>
-                <w:b/>
-                <w:bCs/>
-              </w:rPr>
-              <w:t>}}</w:t>
+              <w:t>{{hvs_probe_number}}</w:t>
             </w:r>
           </w:p>
         </w:tc>
@@ -2485,23 +2137,13 @@
               </w:rPr>
               <w:t>g</w:t>
             </w:r>
-            <w:proofErr w:type="spellStart"/>
             <w:r>
               <w:rPr>
                 <w:rStyle w:val="8pt"/>
                 <w:b/>
                 <w:bCs/>
               </w:rPr>
-              <w:t>vs_probe_number</w:t>
-            </w:r>
-            <w:proofErr w:type="spellEnd"/>
-            <w:r>
-              <w:rPr>
-                <w:rStyle w:val="8pt"/>
-                <w:b/>
-                <w:bCs/>
-              </w:rPr>
-              <w:t>}}</w:t>
+              <w:t>vs_probe_number}}</w:t>
             </w:r>
           </w:p>
         </w:tc>
@@ -3216,19 +2858,11 @@
               <w:spacing w:line="254" w:lineRule="exact"/>
               <w:jc w:val="left"/>
             </w:pPr>
-            <w:proofErr w:type="spellStart"/>
             <w:r>
               <w:rPr>
                 <w:rStyle w:val="3"/>
               </w:rPr>
-              <w:t>конц</w:t>
-            </w:r>
-            <w:proofErr w:type="spellEnd"/>
-            <w:r>
-              <w:rPr>
-                <w:rStyle w:val="3"/>
-              </w:rPr>
-              <w:t xml:space="preserve">. </w:t>
+              <w:t xml:space="preserve">конц. </w:t>
             </w:r>
             <w:r>
               <w:rPr>
@@ -3349,21 +2983,7 @@
               <w:rPr>
                 <w:rStyle w:val="3"/>
               </w:rPr>
-              <w:t>Марганец (</w:t>
-            </w:r>
-            <w:proofErr w:type="spellStart"/>
-            <w:r>
-              <w:rPr>
-                <w:rStyle w:val="3"/>
-              </w:rPr>
-              <w:t>Мп</w:t>
-            </w:r>
-            <w:proofErr w:type="spellEnd"/>
-            <w:r>
-              <w:rPr>
-                <w:rStyle w:val="3"/>
-              </w:rPr>
-              <w:t>)</w:t>
+              <w:t>Марганец (Мп)</w:t>
             </w:r>
           </w:p>
         </w:tc>
@@ -3516,21 +3136,7 @@
               <w:rPr>
                 <w:rStyle w:val="3"/>
               </w:rPr>
-              <w:t xml:space="preserve">Мутность (по </w:t>
-            </w:r>
-            <w:proofErr w:type="spellStart"/>
-            <w:r>
-              <w:rPr>
-                <w:rStyle w:val="3"/>
-              </w:rPr>
-              <w:t>формазину</w:t>
-            </w:r>
-            <w:proofErr w:type="spellEnd"/>
-            <w:r>
-              <w:rPr>
-                <w:rStyle w:val="3"/>
-              </w:rPr>
-              <w:t>)</w:t>
+              <w:t>Мутность (по формазину)</w:t>
             </w:r>
           </w:p>
         </w:tc>
@@ -4039,14 +3645,12 @@
               <w:spacing w:line="200" w:lineRule="exact"/>
               <w:jc w:val="left"/>
             </w:pPr>
-            <w:proofErr w:type="spellStart"/>
             <w:r>
               <w:rPr>
                 <w:rStyle w:val="3"/>
               </w:rPr>
               <w:t>перманганатная</w:t>
             </w:r>
-            <w:proofErr w:type="spellEnd"/>
           </w:p>
         </w:tc>
         <w:tc>
@@ -4612,25 +4216,7 @@
                 <w:b/>
                 <w:bCs/>
               </w:rPr>
-              <w:t>{{</w:t>
-            </w:r>
-            <w:proofErr w:type="spellStart"/>
-            <w:r>
-              <w:rPr>
-                <w:rStyle w:val="8pt"/>
-                <w:b/>
-                <w:bCs/>
-              </w:rPr>
-              <w:t>hvs_probe_number</w:t>
-            </w:r>
-            <w:proofErr w:type="spellEnd"/>
-            <w:r>
-              <w:rPr>
-                <w:rStyle w:val="8pt"/>
-                <w:b/>
-                <w:bCs/>
-              </w:rPr>
-              <w:t>}}</w:t>
+              <w:t>{{hvs_probe_number}}</w:t>
             </w:r>
           </w:p>
         </w:tc>
@@ -4670,23 +4256,13 @@
               </w:rPr>
               <w:t>g</w:t>
             </w:r>
-            <w:proofErr w:type="spellStart"/>
             <w:r>
               <w:rPr>
                 <w:rStyle w:val="8pt"/>
                 <w:b/>
                 <w:bCs/>
               </w:rPr>
-              <w:t>vs_probe_number</w:t>
-            </w:r>
-            <w:proofErr w:type="spellEnd"/>
-            <w:r>
-              <w:rPr>
-                <w:rStyle w:val="8pt"/>
-                <w:b/>
-                <w:bCs/>
-              </w:rPr>
-              <w:t>}}</w:t>
+              <w:t>vs_probe_number}}</w:t>
             </w:r>
           </w:p>
         </w:tc>
@@ -5666,14 +5242,12 @@
               <w:shd w:val="clear" w:color="auto" w:fill="auto"/>
               <w:jc w:val="left"/>
             </w:pPr>
-            <w:proofErr w:type="spellStart"/>
             <w:r>
               <w:rPr>
                 <w:rStyle w:val="3"/>
               </w:rPr>
               <w:t>сульфитредуцирующих</w:t>
             </w:r>
-            <w:proofErr w:type="spellEnd"/>
           </w:p>
           <w:p>
             <w:pPr>
@@ -5681,14 +5255,12 @@
               <w:shd w:val="clear" w:color="auto" w:fill="auto"/>
               <w:jc w:val="left"/>
             </w:pPr>
-            <w:proofErr w:type="spellStart"/>
             <w:r>
               <w:rPr>
                 <w:rStyle w:val="3"/>
               </w:rPr>
               <w:t>клостидий</w:t>
             </w:r>
-            <w:proofErr w:type="spellEnd"/>
           </w:p>
         </w:tc>
         <w:tc>
@@ -6250,43 +5822,7 @@
         <w:rPr>
           <w:lang w:val="ru-RU"/>
         </w:rPr>
-        <w:t>Аналитическая лаборатория Общества с ограниченной ответственностью «Центр лабораторных исследований и проектирования «</w:t>
-      </w:r>
-      <w:proofErr w:type="spellStart"/>
-      <w:r>
-        <w:rPr>
-          <w:lang w:val="ru-RU"/>
-        </w:rPr>
-        <w:t>УМЭко</w:t>
-      </w:r>
-      <w:proofErr w:type="spellEnd"/>
-      <w:r>
-        <w:rPr>
-          <w:lang w:val="ru-RU"/>
-        </w:rPr>
-        <w:t>» (АЛ ООО «</w:t>
-      </w:r>
-      <w:proofErr w:type="gramStart"/>
-      <w:r>
-        <w:rPr>
-          <w:lang w:val="ru-RU"/>
-        </w:rPr>
-        <w:t>ЦЛИП  «</w:t>
-      </w:r>
-      <w:proofErr w:type="spellStart"/>
-      <w:proofErr w:type="gramEnd"/>
-      <w:r>
-        <w:rPr>
-          <w:lang w:val="ru-RU"/>
-        </w:rPr>
-        <w:t>УМЭко</w:t>
-      </w:r>
-      <w:proofErr w:type="spellEnd"/>
-      <w:r>
-        <w:rPr>
-          <w:lang w:val="ru-RU"/>
-        </w:rPr>
-        <w:t>»)</w:t>
+        <w:t>Аналитическая лаборатория Общества с ограниченной ответственностью «Центр лабораторных исследований и проектирования «УМЭко» (АЛ ООО «ЦЛИП  «УМЭко»)</w:t>
       </w:r>
     </w:p>
     <w:p>
@@ -6304,23 +5840,7 @@
           <w:rFonts w:ascii="Times New Roman" w:hAnsi="Times New Roman" w:cs="Times New Roman"/>
           <w:sz w:val="19"/>
         </w:rPr>
-        <w:t xml:space="preserve">192029, РОССИЯ, г. Санкт-Петербург, пр. Обуховской Обороны, д. 76, лит. Р, пом. 8Н, оф. 108, 208 Телефон: +7 (812) 326-07-87, </w:t>
-      </w:r>
-      <w:proofErr w:type="spellStart"/>
-      <w:r>
-        <w:rPr>
-          <w:rFonts w:ascii="Times New Roman" w:hAnsi="Times New Roman" w:cs="Times New Roman"/>
-          <w:sz w:val="19"/>
-        </w:rPr>
-        <w:t>e-mail</w:t>
-      </w:r>
-      <w:proofErr w:type="spellEnd"/>
-      <w:r>
-        <w:rPr>
-          <w:rFonts w:ascii="Times New Roman" w:hAnsi="Times New Roman" w:cs="Times New Roman"/>
-          <w:sz w:val="19"/>
-        </w:rPr>
-        <w:t xml:space="preserve">:  </w:t>
+        <w:t xml:space="preserve">192029, РОССИЯ, г. Санкт-Петербург, пр. Обуховской Обороны, д. 76, лит. Р, пом. 8Н, оф. 108, 208 Телефон: +7 (812) 326-07-87, e-mail:  </w:t>
       </w:r>
       <w:hyperlink r:id="rId7">
         <w:r>
@@ -6532,16 +6052,8 @@
               <w:rPr>
                 <w:rFonts w:ascii="Times New Roman" w:hAnsi="Times New Roman" w:cs="Times New Roman"/>
               </w:rPr>
-              <w:t xml:space="preserve"> ________________ Д.А. </w:t>
-            </w:r>
-            <w:proofErr w:type="spellStart"/>
-            <w:r>
-              <w:rPr>
-                <w:rFonts w:ascii="Times New Roman" w:hAnsi="Times New Roman" w:cs="Times New Roman"/>
-              </w:rPr>
-              <w:t>Тинкован</w:t>
-            </w:r>
-            <w:proofErr w:type="spellEnd"/>
+              <w:t xml:space="preserve"> ________________ Д.А. Тинкован</w:t>
+            </w:r>
           </w:p>
           <w:p>
             <w:pPr>
@@ -6582,7 +6094,6 @@
               </w:rPr>
               <w:t>{{</w:t>
             </w:r>
-            <w:proofErr w:type="spellStart"/>
             <w:r>
               <w:rPr>
                 <w:rFonts w:ascii="Times New Roman" w:hAnsi="Times New Roman" w:cs="Times New Roman"/>
@@ -6590,7 +6101,6 @@
               </w:rPr>
               <w:t>chemistry_date</w:t>
             </w:r>
-            <w:proofErr w:type="spellEnd"/>
             <w:r>
               <w:rPr>
                 <w:rFonts w:ascii="Times New Roman" w:hAnsi="Times New Roman" w:cs="Times New Roman"/>
@@ -6812,7 +6322,6 @@
           <w:lang w:val="en-US"/>
         </w:rPr>
       </w:pPr>
-      <w:proofErr w:type="gramStart"/>
       <w:r>
         <w:rPr>
           <w:rFonts w:ascii="Times New Roman" w:hAnsi="Times New Roman" w:cs="Times New Roman"/>
@@ -6848,7 +6357,6 @@
         </w:rPr>
         <w:t>ИСПЫТАНИЙ</w:t>
       </w:r>
-      <w:proofErr w:type="gramEnd"/>
       <w:r>
         <w:rPr>
           <w:rFonts w:ascii="Times New Roman" w:hAnsi="Times New Roman" w:cs="Times New Roman"/>
@@ -6875,9 +6383,16 @@
           <w:sz w:val="23"/>
           <w:lang w:val="en-US"/>
         </w:rPr>
-        <w:t>{{</w:t>
-      </w:r>
-      <w:proofErr w:type="spellStart"/>
+        <w:t xml:space="preserve">{{chemistry_number}} </w:t>
+      </w:r>
+      <w:r>
+        <w:rPr>
+          <w:rFonts w:ascii="Times New Roman" w:hAnsi="Times New Roman" w:cs="Times New Roman"/>
+          <w:b/>
+          <w:sz w:val="23"/>
+        </w:rPr>
+        <w:t>от</w:t>
+      </w:r>
       <w:r>
         <w:rPr>
           <w:rFonts w:ascii="Times New Roman" w:hAnsi="Times New Roman" w:cs="Times New Roman"/>
@@ -6885,9 +6400,8 @@
           <w:sz w:val="23"/>
           <w:lang w:val="en-US"/>
         </w:rPr>
-        <w:t>chemistry_number</w:t>
-      </w:r>
-      <w:proofErr w:type="spellEnd"/>
+        <w:t xml:space="preserve"> {{chemistry_date}}</w:t>
+      </w:r>
       <w:r>
         <w:rPr>
           <w:rFonts w:ascii="Times New Roman" w:hAnsi="Times New Roman" w:cs="Times New Roman"/>
@@ -6895,56 +6409,8 @@
           <w:sz w:val="23"/>
           <w:lang w:val="en-US"/>
         </w:rPr>
-        <w:t xml:space="preserve">}} </w:t>
-      </w:r>
-      <w:r>
-        <w:rPr>
-          <w:rFonts w:ascii="Times New Roman" w:hAnsi="Times New Roman" w:cs="Times New Roman"/>
-          <w:b/>
-          <w:sz w:val="23"/>
-        </w:rPr>
-        <w:t>от</w:t>
-      </w:r>
-      <w:r>
-        <w:rPr>
-          <w:rFonts w:ascii="Times New Roman" w:hAnsi="Times New Roman" w:cs="Times New Roman"/>
-          <w:b/>
-          <w:sz w:val="23"/>
-          <w:lang w:val="en-US"/>
-        </w:rPr>
-        <w:t xml:space="preserve"> {{</w:t>
-      </w:r>
-      <w:proofErr w:type="spellStart"/>
-      <w:r>
-        <w:rPr>
-          <w:rFonts w:ascii="Times New Roman" w:hAnsi="Times New Roman" w:cs="Times New Roman"/>
-          <w:b/>
-          <w:sz w:val="23"/>
-          <w:lang w:val="en-US"/>
-        </w:rPr>
-        <w:t>chemistry_date</w:t>
-      </w:r>
-      <w:proofErr w:type="spellEnd"/>
-      <w:proofErr w:type="gramStart"/>
-      <w:r>
-        <w:rPr>
-          <w:rFonts w:ascii="Times New Roman" w:hAnsi="Times New Roman" w:cs="Times New Roman"/>
-          <w:b/>
-          <w:sz w:val="23"/>
-          <w:lang w:val="en-US"/>
-        </w:rPr>
-        <w:t>}}</w:t>
-      </w:r>
-      <w:r>
-        <w:rPr>
-          <w:rFonts w:ascii="Times New Roman" w:hAnsi="Times New Roman" w:cs="Times New Roman"/>
-          <w:b/>
-          <w:sz w:val="23"/>
-          <w:lang w:val="en-US"/>
-        </w:rPr>
         <w:t xml:space="preserve">   </w:t>
       </w:r>
-      <w:proofErr w:type="gramEnd"/>
       <w:r>
         <w:rPr>
           <w:rFonts w:ascii="Times New Roman" w:hAnsi="Times New Roman" w:cs="Times New Roman"/>
@@ -7134,67 +6600,26 @@
                 <w:sz w:val="19"/>
               </w:rPr>
             </w:pPr>
-            <w:proofErr w:type="spellStart"/>
             <w:r>
               <w:rPr>
                 <w:w w:val="105"/>
                 <w:sz w:val="19"/>
               </w:rPr>
-              <w:t>Заказчик</w:t>
-            </w:r>
-            <w:proofErr w:type="spellEnd"/>
+              <w:t xml:space="preserve">Заказчик </w:t>
+            </w:r>
+            <w:r>
+              <w:rPr>
+                <w:w w:val="105"/>
+                <w:sz w:val="13"/>
+              </w:rPr>
+              <w:t>(наименование, ИНН)</w:t>
+            </w:r>
             <w:r>
               <w:rPr>
                 <w:w w:val="105"/>
                 <w:sz w:val="19"/>
               </w:rPr>
-              <w:t xml:space="preserve"> </w:t>
-            </w:r>
-            <w:r>
-              <w:rPr>
-                <w:w w:val="105"/>
-                <w:sz w:val="13"/>
-              </w:rPr>
-              <w:t>(</w:t>
-            </w:r>
-            <w:proofErr w:type="spellStart"/>
-            <w:r>
-              <w:rPr>
-                <w:w w:val="105"/>
-                <w:sz w:val="13"/>
-              </w:rPr>
-              <w:t>наименование</w:t>
-            </w:r>
-            <w:proofErr w:type="spellEnd"/>
-            <w:r>
-              <w:rPr>
-                <w:w w:val="105"/>
-                <w:sz w:val="13"/>
-              </w:rPr>
-              <w:t xml:space="preserve">, </w:t>
-            </w:r>
-            <w:proofErr w:type="gramStart"/>
-            <w:r>
-              <w:rPr>
-                <w:w w:val="105"/>
-                <w:sz w:val="13"/>
-              </w:rPr>
-              <w:t>ИНН)</w:t>
-            </w:r>
-            <w:r>
-              <w:rPr>
-                <w:w w:val="105"/>
-                <w:sz w:val="19"/>
-              </w:rPr>
-              <w:t>*</w:t>
-            </w:r>
-            <w:proofErr w:type="gramEnd"/>
-            <w:r>
-              <w:rPr>
-                <w:w w:val="105"/>
-                <w:sz w:val="19"/>
-              </w:rPr>
-              <w:t>:</w:t>
+              <w:t>*:</w:t>
             </w:r>
           </w:p>
         </w:tc>
@@ -7222,17 +6647,8 @@
                 <w:sz w:val="19"/>
                 <w:lang w:val="ru-RU"/>
               </w:rPr>
-              <w:t xml:space="preserve">ИП Тищенко С.М. </w:t>
-            </w:r>
-            <w:proofErr w:type="gramStart"/>
-            <w:r>
-              <w:rPr>
-                <w:sz w:val="19"/>
-                <w:lang w:val="ru-RU"/>
-              </w:rPr>
-              <w:t>ИНН  470316776010</w:t>
-            </w:r>
-            <w:proofErr w:type="gramEnd"/>
+              <w:t>ИП Тищенко С.М. ИНН  470316776010</w:t>
+            </w:r>
           </w:p>
         </w:tc>
       </w:tr>
@@ -7289,50 +6705,25 @@
                 <w:sz w:val="19"/>
                 <w:lang w:val="ru-RU"/>
               </w:rPr>
-              <w:t xml:space="preserve">188650, РОССИЯ, </w:t>
-            </w:r>
-            <w:proofErr w:type="spellStart"/>
-            <w:r>
+              <w:t>188650, РОССИЯ, обл ЛЕНИНГРАДСКАЯ, р-н ВСЕВОЛОЖСКИЙ, г   СЕРТОЛОВО,</w:t>
+            </w:r>
+          </w:p>
+          <w:p>
+            <w:pPr>
+              <w:pStyle w:val="TableParagraph"/>
+              <w:spacing w:before="28"/>
+              <w:ind w:left="26"/>
               <w:rPr>
                 <w:sz w:val="19"/>
                 <w:lang w:val="ru-RU"/>
               </w:rPr>
-              <w:t>обл</w:t>
-            </w:r>
-            <w:proofErr w:type="spellEnd"/>
+            </w:pPr>
             <w:r>
               <w:rPr>
                 <w:sz w:val="19"/>
                 <w:lang w:val="ru-RU"/>
               </w:rPr>
-              <w:t xml:space="preserve"> ЛЕНИНГРАДСКАЯ, р-н ВСЕВОЛОЖСКИЙ, г   СЕРТОЛОВО,</w:t>
-            </w:r>
-          </w:p>
-          <w:p>
-            <w:pPr>
-              <w:pStyle w:val="TableParagraph"/>
-              <w:spacing w:before="28"/>
-              <w:ind w:left="26"/>
-              <w:rPr>
-                <w:sz w:val="19"/>
-                <w:lang w:val="ru-RU"/>
-              </w:rPr>
-            </w:pPr>
-            <w:proofErr w:type="spellStart"/>
-            <w:r>
-              <w:rPr>
-                <w:sz w:val="19"/>
-                <w:lang w:val="ru-RU"/>
-              </w:rPr>
-              <w:t>ул</w:t>
-            </w:r>
-            <w:proofErr w:type="spellEnd"/>
-            <w:r>
-              <w:rPr>
-                <w:sz w:val="19"/>
-                <w:lang w:val="ru-RU"/>
-              </w:rPr>
-              <w:t xml:space="preserve"> ЛАРИНА, ДОМ 7, корпус 1, кв 42</w:t>
+              <w:t>ул ЛАРИНА, ДОМ 7, корпус 1, кв 42</w:t>
             </w:r>
           </w:p>
         </w:tc>
@@ -7372,16 +6763,7 @@
                 <w:sz w:val="13"/>
                 <w:lang w:val="ru-RU"/>
               </w:rPr>
-              <w:t xml:space="preserve">(указывается, если не совпадает с </w:t>
-            </w:r>
-            <w:proofErr w:type="gramStart"/>
-            <w:r>
-              <w:rPr>
-                <w:w w:val="105"/>
-                <w:sz w:val="13"/>
-                <w:lang w:val="ru-RU"/>
-              </w:rPr>
-              <w:t>юридическим)</w:t>
+              <w:t>(указывается, если не совпадает с юридическим)</w:t>
             </w:r>
             <w:r>
               <w:rPr>
@@ -7391,7 +6773,6 @@
               </w:rPr>
               <w:t>*</w:t>
             </w:r>
-            <w:proofErr w:type="gramEnd"/>
             <w:r>
               <w:rPr>
                 <w:w w:val="105"/>
@@ -7450,71 +6831,43 @@
                 <w:lang w:val="ru-RU"/>
               </w:rPr>
             </w:pPr>
-            <w:proofErr w:type="gramStart"/>
             <w:r>
               <w:rPr>
                 <w:w w:val="105"/>
                 <w:sz w:val="19"/>
                 <w:lang w:val="ru-RU"/>
               </w:rPr>
-              <w:t>Организация</w:t>
-            </w:r>
-            <w:proofErr w:type="gramEnd"/>
+              <w:t xml:space="preserve">Организация для которой </w:t>
+            </w:r>
+            <w:r>
+              <w:rPr>
+                <w:sz w:val="19"/>
+                <w:lang w:val="ru-RU"/>
+              </w:rPr>
+              <w:t xml:space="preserve">проводились испытания </w:t>
+            </w:r>
+            <w:r>
+              <w:rPr>
+                <w:sz w:val="13"/>
+                <w:lang w:val="ru-RU"/>
+              </w:rPr>
+              <w:t xml:space="preserve">(по </w:t>
+            </w:r>
+            <w:r>
+              <w:rPr>
+                <w:w w:val="105"/>
+                <w:sz w:val="13"/>
+                <w:lang w:val="ru-RU"/>
+              </w:rPr>
+              <w:t>указанию заказчика)</w:t>
+            </w:r>
             <w:r>
               <w:rPr>
                 <w:w w:val="105"/>
                 <w:sz w:val="19"/>
                 <w:lang w:val="ru-RU"/>
               </w:rPr>
-              <w:t xml:space="preserve"> для которой </w:t>
-            </w:r>
-            <w:r>
-              <w:rPr>
-                <w:sz w:val="19"/>
-                <w:lang w:val="ru-RU"/>
-              </w:rPr>
-              <w:t xml:space="preserve">проводились испытания </w:t>
-            </w:r>
-            <w:r>
-              <w:rPr>
-                <w:sz w:val="13"/>
-                <w:lang w:val="ru-RU"/>
-              </w:rPr>
-              <w:t xml:space="preserve">(по </w:t>
-            </w:r>
-            <w:r>
-              <w:rPr>
-                <w:w w:val="105"/>
-                <w:sz w:val="13"/>
-                <w:lang w:val="ru-RU"/>
-              </w:rPr>
-              <w:t xml:space="preserve">указанию </w:t>
-            </w:r>
-            <w:proofErr w:type="gramStart"/>
-            <w:r>
-              <w:rPr>
-                <w:w w:val="105"/>
-                <w:sz w:val="13"/>
-                <w:lang w:val="ru-RU"/>
-              </w:rPr>
-              <w:t>заказчика)</w:t>
-            </w:r>
-            <w:r>
-              <w:rPr>
-                <w:w w:val="105"/>
-                <w:sz w:val="19"/>
-                <w:lang w:val="ru-RU"/>
-              </w:rPr>
-              <w:t>*</w:t>
-            </w:r>
-            <w:proofErr w:type="gramEnd"/>
-            <w:r>
-              <w:rPr>
-                <w:w w:val="105"/>
-                <w:sz w:val="19"/>
-                <w:lang w:val="ru-RU"/>
-              </w:rPr>
-              <w:t>:</w:t>
+              <w:t>*:</w:t>
             </w:r>
           </w:p>
         </w:tc>
@@ -7586,47 +6939,11 @@
                 <w:sz w:val="19"/>
               </w:rPr>
             </w:pPr>
-            <w:proofErr w:type="spellStart"/>
             <w:r>
               <w:rPr>
                 <w:sz w:val="19"/>
               </w:rPr>
-              <w:t>Цель</w:t>
-            </w:r>
-            <w:proofErr w:type="spellEnd"/>
-            <w:r>
-              <w:rPr>
-                <w:sz w:val="19"/>
-              </w:rPr>
-              <w:t xml:space="preserve"> </w:t>
-            </w:r>
-            <w:proofErr w:type="spellStart"/>
-            <w:r>
-              <w:rPr>
-                <w:sz w:val="19"/>
-              </w:rPr>
-              <w:t>отбора</w:t>
-            </w:r>
-            <w:proofErr w:type="spellEnd"/>
-            <w:r>
-              <w:rPr>
-                <w:sz w:val="19"/>
-              </w:rPr>
-              <w:t xml:space="preserve"> </w:t>
-            </w:r>
-            <w:proofErr w:type="spellStart"/>
-            <w:r>
-              <w:rPr>
-                <w:sz w:val="19"/>
-              </w:rPr>
-              <w:t>проб</w:t>
-            </w:r>
-            <w:proofErr w:type="spellEnd"/>
-            <w:r>
-              <w:rPr>
-                <w:sz w:val="19"/>
-              </w:rPr>
-              <w:t>*:</w:t>
+              <w:t>Цель отбора проб*:</w:t>
             </w:r>
           </w:p>
         </w:tc>
@@ -7647,56 +6964,12 @@
                 <w:sz w:val="19"/>
               </w:rPr>
             </w:pPr>
-            <w:proofErr w:type="spellStart"/>
             <w:r>
               <w:rPr>
                 <w:sz w:val="19"/>
               </w:rPr>
-              <w:t>контроль</w:t>
-            </w:r>
-            <w:proofErr w:type="spellEnd"/>
-            <w:r>
-              <w:rPr>
-                <w:sz w:val="19"/>
-              </w:rPr>
-              <w:t xml:space="preserve"> </w:t>
-            </w:r>
-            <w:proofErr w:type="spellStart"/>
-            <w:r>
-              <w:rPr>
-                <w:sz w:val="19"/>
-              </w:rPr>
-              <w:t>качества</w:t>
-            </w:r>
-            <w:proofErr w:type="spellEnd"/>
-            <w:r>
-              <w:rPr>
-                <w:sz w:val="19"/>
-              </w:rPr>
-              <w:t xml:space="preserve"> </w:t>
-            </w:r>
-            <w:proofErr w:type="spellStart"/>
-            <w:r>
-              <w:rPr>
-                <w:sz w:val="19"/>
-              </w:rPr>
-              <w:t>питьевых</w:t>
-            </w:r>
-            <w:proofErr w:type="spellEnd"/>
-            <w:r>
-              <w:rPr>
-                <w:sz w:val="19"/>
-              </w:rPr>
-              <w:t xml:space="preserve"> </w:t>
-            </w:r>
-            <w:proofErr w:type="spellStart"/>
-            <w:r>
-              <w:rPr>
-                <w:sz w:val="19"/>
-              </w:rPr>
-              <w:t>вод</w:t>
-            </w:r>
-            <w:proofErr w:type="spellEnd"/>
+              <w:t>контроль качества питьевых вод</w:t>
+            </w:r>
           </w:p>
         </w:tc>
       </w:tr>
@@ -7720,61 +6993,11 @@
                 <w:sz w:val="19"/>
               </w:rPr>
             </w:pPr>
-            <w:proofErr w:type="spellStart"/>
             <w:r>
               <w:rPr>
                 <w:sz w:val="19"/>
               </w:rPr>
-              <w:t>Основание</w:t>
-            </w:r>
-            <w:proofErr w:type="spellEnd"/>
-            <w:r>
-              <w:rPr>
-                <w:sz w:val="19"/>
-              </w:rPr>
-              <w:t xml:space="preserve"> </w:t>
-            </w:r>
-            <w:proofErr w:type="spellStart"/>
-            <w:r>
-              <w:rPr>
-                <w:sz w:val="19"/>
-              </w:rPr>
-              <w:t>для</w:t>
-            </w:r>
-            <w:proofErr w:type="spellEnd"/>
-            <w:r>
-              <w:rPr>
-                <w:sz w:val="19"/>
-              </w:rPr>
-              <w:t xml:space="preserve"> </w:t>
-            </w:r>
-            <w:proofErr w:type="spellStart"/>
-            <w:r>
-              <w:rPr>
-                <w:sz w:val="19"/>
-              </w:rPr>
-              <w:t>проведения</w:t>
-            </w:r>
-            <w:proofErr w:type="spellEnd"/>
-            <w:r>
-              <w:rPr>
-                <w:sz w:val="19"/>
-              </w:rPr>
-              <w:t xml:space="preserve"> </w:t>
-            </w:r>
-            <w:proofErr w:type="spellStart"/>
-            <w:r>
-              <w:rPr>
-                <w:sz w:val="19"/>
-              </w:rPr>
-              <w:t>испытаний</w:t>
-            </w:r>
-            <w:proofErr w:type="spellEnd"/>
-            <w:r>
-              <w:rPr>
-                <w:sz w:val="19"/>
-              </w:rPr>
-              <w:t>:</w:t>
+              <w:t>Основание для проведения испытаний:</w:t>
             </w:r>
           </w:p>
         </w:tc>
@@ -7834,7 +7057,6 @@
               </w:rPr>
               <w:t xml:space="preserve"> </w:t>
             </w:r>
-            <w:proofErr w:type="spellStart"/>
             <w:r>
               <w:rPr>
                 <w:sz w:val="19"/>
@@ -7842,7 +7064,6 @@
               </w:rPr>
               <w:t>вх</w:t>
             </w:r>
-            <w:proofErr w:type="spellEnd"/>
             <w:r>
               <w:rPr>
                 <w:sz w:val="19"/>
@@ -7866,21 +7087,7 @@
               <w:rPr>
                 <w:sz w:val="19"/>
               </w:rPr>
-              <w:t>{{</w:t>
-            </w:r>
-            <w:proofErr w:type="spellStart"/>
-            <w:r>
-              <w:rPr>
-                <w:sz w:val="19"/>
-              </w:rPr>
-              <w:t>chemistry_order_number</w:t>
-            </w:r>
-            <w:proofErr w:type="spellEnd"/>
-            <w:r>
-              <w:rPr>
-                <w:sz w:val="19"/>
-              </w:rPr>
-              <w:t>}}</w:t>
+              <w:t>{{chemistry_order_number}}</w:t>
             </w:r>
             <w:r>
               <w:rPr>
@@ -7911,22 +7118,14 @@
               <w:rPr>
                 <w:sz w:val="19"/>
               </w:rPr>
-              <w:t>{</w:t>
-            </w:r>
-            <w:proofErr w:type="spellStart"/>
+              <w:t>{chemistry_order_</w:t>
+            </w:r>
             <w:r>
               <w:rPr>
                 <w:sz w:val="19"/>
               </w:rPr>
-              <w:t>chemistry_order_</w:t>
-            </w:r>
-            <w:r>
-              <w:rPr>
-                <w:sz w:val="19"/>
-              </w:rPr>
               <w:t>date</w:t>
             </w:r>
-            <w:proofErr w:type="spellEnd"/>
             <w:r>
               <w:rPr>
                 <w:sz w:val="19"/>
@@ -7956,47 +7155,11 @@
                 <w:sz w:val="19"/>
               </w:rPr>
             </w:pPr>
-            <w:proofErr w:type="spellStart"/>
             <w:r>
               <w:rPr>
                 <w:sz w:val="19"/>
               </w:rPr>
-              <w:t>Место</w:t>
-            </w:r>
-            <w:proofErr w:type="spellEnd"/>
-            <w:r>
-              <w:rPr>
-                <w:sz w:val="19"/>
-              </w:rPr>
-              <w:t xml:space="preserve"> </w:t>
-            </w:r>
-            <w:proofErr w:type="spellStart"/>
-            <w:r>
-              <w:rPr>
-                <w:sz w:val="19"/>
-              </w:rPr>
-              <w:t>отбора</w:t>
-            </w:r>
-            <w:proofErr w:type="spellEnd"/>
-            <w:r>
-              <w:rPr>
-                <w:sz w:val="19"/>
-              </w:rPr>
-              <w:t xml:space="preserve"> </w:t>
-            </w:r>
-            <w:proofErr w:type="spellStart"/>
-            <w:r>
-              <w:rPr>
-                <w:sz w:val="19"/>
-              </w:rPr>
-              <w:t>проб</w:t>
-            </w:r>
-            <w:proofErr w:type="spellEnd"/>
-            <w:r>
-              <w:rPr>
-                <w:sz w:val="19"/>
-              </w:rPr>
-              <w:t>*:</w:t>
+              <w:t>Место отбора проб*:</w:t>
             </w:r>
           </w:p>
         </w:tc>
@@ -8017,21 +7180,12 @@
                 <w:sz w:val="19"/>
               </w:rPr>
             </w:pPr>
-            <w:proofErr w:type="spellStart"/>
             <w:r>
               <w:rPr>
                 <w:sz w:val="19"/>
                 <w:lang w:val="ru-RU"/>
               </w:rPr>
-              <w:t>г.Санкт-петербург</w:t>
-            </w:r>
-            <w:proofErr w:type="spellEnd"/>
-            <w:r>
-              <w:rPr>
-                <w:sz w:val="19"/>
-                <w:lang w:val="ru-RU"/>
-              </w:rPr>
-              <w:t xml:space="preserve">, </w:t>
+              <w:t xml:space="preserve">г.Санкт-петербург, </w:t>
             </w:r>
             <w:r>
               <w:rPr>
@@ -8063,47 +7217,11 @@
                 <w:sz w:val="19"/>
               </w:rPr>
             </w:pPr>
-            <w:proofErr w:type="spellStart"/>
             <w:r>
               <w:rPr>
                 <w:sz w:val="19"/>
               </w:rPr>
-              <w:t>Точки</w:t>
-            </w:r>
-            <w:proofErr w:type="spellEnd"/>
-            <w:r>
-              <w:rPr>
-                <w:sz w:val="19"/>
-              </w:rPr>
-              <w:t xml:space="preserve"> </w:t>
-            </w:r>
-            <w:proofErr w:type="spellStart"/>
-            <w:r>
-              <w:rPr>
-                <w:sz w:val="19"/>
-              </w:rPr>
-              <w:t>отбора</w:t>
-            </w:r>
-            <w:proofErr w:type="spellEnd"/>
-            <w:r>
-              <w:rPr>
-                <w:sz w:val="19"/>
-              </w:rPr>
-              <w:t xml:space="preserve"> </w:t>
-            </w:r>
-            <w:proofErr w:type="spellStart"/>
-            <w:r>
-              <w:rPr>
-                <w:sz w:val="19"/>
-              </w:rPr>
-              <w:t>проб</w:t>
-            </w:r>
-            <w:proofErr w:type="spellEnd"/>
-            <w:r>
-              <w:rPr>
-                <w:sz w:val="19"/>
-              </w:rPr>
-              <w:t>*:</w:t>
+              <w:t>Точки отбора проб*:</w:t>
             </w:r>
           </w:p>
         </w:tc>
@@ -8123,19 +7241,11 @@
                 <w:sz w:val="19"/>
               </w:rPr>
             </w:pPr>
-            <w:proofErr w:type="spellStart"/>
             <w:r>
               <w:rPr>
                 <w:sz w:val="19"/>
               </w:rPr>
-              <w:t>Проба</w:t>
-            </w:r>
-            <w:proofErr w:type="spellEnd"/>
-            <w:r>
-              <w:rPr>
-                <w:sz w:val="19"/>
-              </w:rPr>
-              <w:t xml:space="preserve"> №</w:t>
+              <w:t>Проба №</w:t>
             </w:r>
           </w:p>
         </w:tc>
@@ -8177,21 +7287,7 @@
               <w:rPr>
                 <w:sz w:val="19"/>
               </w:rPr>
-              <w:t>{{</w:t>
-            </w:r>
-            <w:proofErr w:type="spellStart"/>
-            <w:r>
-              <w:rPr>
-                <w:sz w:val="19"/>
-              </w:rPr>
-              <w:t>hvs_probe_number</w:t>
-            </w:r>
-            <w:proofErr w:type="spellEnd"/>
-            <w:r>
-              <w:rPr>
-                <w:sz w:val="19"/>
-              </w:rPr>
-              <w:t>}}</w:t>
+              <w:t>{{hvs_probe_number}}</w:t>
             </w:r>
           </w:p>
         </w:tc>
@@ -8289,19 +7385,11 @@
                 <w:sz w:val="19"/>
               </w:rPr>
             </w:pPr>
-            <w:proofErr w:type="spellStart"/>
             <w:r>
               <w:rPr>
                 <w:sz w:val="19"/>
               </w:rPr>
-              <w:t>Проба</w:t>
-            </w:r>
-            <w:proofErr w:type="spellEnd"/>
-            <w:r>
-              <w:rPr>
-                <w:sz w:val="19"/>
-              </w:rPr>
-              <w:t xml:space="preserve"> №</w:t>
+              <w:t>Проба №</w:t>
             </w:r>
           </w:p>
         </w:tc>
@@ -8343,21 +7431,7 @@
               <w:rPr>
                 <w:sz w:val="19"/>
               </w:rPr>
-              <w:t>{{</w:t>
-            </w:r>
-            <w:proofErr w:type="spellStart"/>
-            <w:r>
-              <w:rPr>
-                <w:sz w:val="19"/>
-              </w:rPr>
-              <w:t>gvs_probe_number</w:t>
-            </w:r>
-            <w:proofErr w:type="spellEnd"/>
-            <w:r>
-              <w:rPr>
-                <w:sz w:val="19"/>
-              </w:rPr>
-              <w:t>}}</w:t>
+              <w:t>{{gvs_probe_number}}</w:t>
             </w:r>
           </w:p>
         </w:tc>
@@ -8440,99 +7514,40 @@
                 <w:sz w:val="19"/>
               </w:rPr>
             </w:pPr>
-            <w:proofErr w:type="spellStart"/>
             <w:r>
               <w:rPr>
                 <w:b/>
                 <w:sz w:val="19"/>
               </w:rPr>
-              <w:t>Наименование</w:t>
-            </w:r>
-            <w:proofErr w:type="spellEnd"/>
-            <w:r>
+              <w:t>Наименование образца испытаний:</w:t>
+            </w:r>
+          </w:p>
+        </w:tc>
+        <w:tc>
+          <w:tcPr>
+            <w:tcW w:w="7264" w:type="dxa"/>
+            <w:gridSpan w:val="7"/>
+            <w:tcBorders>
+              <w:right w:val="nil"/>
+            </w:tcBorders>
+          </w:tcPr>
+          <w:p>
+            <w:pPr>
+              <w:pStyle w:val="TableParagraph"/>
+              <w:spacing w:before="127"/>
+              <w:ind w:left="26"/>
               <w:rPr>
                 <w:b/>
                 <w:sz w:val="19"/>
               </w:rPr>
-              <w:t xml:space="preserve"> </w:t>
-            </w:r>
-            <w:proofErr w:type="spellStart"/>
+            </w:pPr>
             <w:r>
               <w:rPr>
                 <w:b/>
                 <w:sz w:val="19"/>
               </w:rPr>
-              <w:t>образца</w:t>
-            </w:r>
-            <w:proofErr w:type="spellEnd"/>
-            <w:r>
-              <w:rPr>
-                <w:b/>
-                <w:sz w:val="19"/>
-              </w:rPr>
-              <w:t xml:space="preserve"> </w:t>
-            </w:r>
-            <w:proofErr w:type="spellStart"/>
-            <w:r>
-              <w:rPr>
-                <w:b/>
-                <w:sz w:val="19"/>
-              </w:rPr>
-              <w:t>испытаний</w:t>
-            </w:r>
-            <w:proofErr w:type="spellEnd"/>
-            <w:r>
-              <w:rPr>
-                <w:b/>
-                <w:sz w:val="19"/>
-              </w:rPr>
-              <w:t>:</w:t>
-            </w:r>
-          </w:p>
-        </w:tc>
-        <w:tc>
-          <w:tcPr>
-            <w:tcW w:w="7264" w:type="dxa"/>
-            <w:gridSpan w:val="7"/>
-            <w:tcBorders>
-              <w:right w:val="nil"/>
-            </w:tcBorders>
-          </w:tcPr>
-          <w:p>
-            <w:pPr>
-              <w:pStyle w:val="TableParagraph"/>
-              <w:spacing w:before="127"/>
-              <w:ind w:left="26"/>
-              <w:rPr>
-                <w:b/>
-                <w:sz w:val="19"/>
-              </w:rPr>
-            </w:pPr>
-            <w:proofErr w:type="spellStart"/>
-            <w:r>
-              <w:rPr>
-                <w:b/>
-                <w:sz w:val="19"/>
-              </w:rPr>
-              <w:t>Питьевая</w:t>
-            </w:r>
-            <w:proofErr w:type="spellEnd"/>
-            <w:r>
-              <w:rPr>
-                <w:b/>
-                <w:sz w:val="19"/>
-              </w:rPr>
-              <w:t xml:space="preserve"> </w:t>
-            </w:r>
-            <w:proofErr w:type="spellStart"/>
-            <w:r>
-              <w:rPr>
-                <w:b/>
-                <w:sz w:val="19"/>
-              </w:rPr>
-              <w:t>вода</w:t>
-            </w:r>
-            <w:proofErr w:type="spellEnd"/>
+              <w:t>Питьевая вода</w:t>
+            </w:r>
           </w:p>
         </w:tc>
       </w:tr>
@@ -8557,61 +7572,11 @@
                 <w:sz w:val="19"/>
               </w:rPr>
             </w:pPr>
-            <w:proofErr w:type="spellStart"/>
             <w:r>
               <w:rPr>
                 <w:sz w:val="19"/>
               </w:rPr>
-              <w:t>Документ</w:t>
-            </w:r>
-            <w:proofErr w:type="spellEnd"/>
-            <w:r>
-              <w:rPr>
-                <w:sz w:val="19"/>
-              </w:rPr>
-              <w:t xml:space="preserve"> </w:t>
-            </w:r>
-            <w:proofErr w:type="spellStart"/>
-            <w:r>
-              <w:rPr>
-                <w:sz w:val="19"/>
-              </w:rPr>
-              <w:t>подтверждающий</w:t>
-            </w:r>
-            <w:proofErr w:type="spellEnd"/>
-            <w:r>
-              <w:rPr>
-                <w:sz w:val="19"/>
-              </w:rPr>
-              <w:t xml:space="preserve"> </w:t>
-            </w:r>
-            <w:proofErr w:type="spellStart"/>
-            <w:r>
-              <w:rPr>
-                <w:sz w:val="19"/>
-              </w:rPr>
-              <w:t>отбор</w:t>
-            </w:r>
-            <w:proofErr w:type="spellEnd"/>
-            <w:r>
-              <w:rPr>
-                <w:sz w:val="19"/>
-              </w:rPr>
-              <w:t xml:space="preserve"> </w:t>
-            </w:r>
-            <w:proofErr w:type="spellStart"/>
-            <w:r>
-              <w:rPr>
-                <w:sz w:val="19"/>
-              </w:rPr>
-              <w:t>проб</w:t>
-            </w:r>
-            <w:proofErr w:type="spellEnd"/>
-            <w:r>
-              <w:rPr>
-                <w:sz w:val="19"/>
-              </w:rPr>
-              <w:t>:</w:t>
+              <w:t>Документ подтверждающий отбор проб:</w:t>
             </w:r>
           </w:p>
         </w:tc>
@@ -8632,14 +7597,12 @@
                 <w:sz w:val="19"/>
               </w:rPr>
             </w:pPr>
-            <w:proofErr w:type="spellStart"/>
             <w:r>
               <w:rPr>
                 <w:sz w:val="19"/>
               </w:rPr>
               <w:t>Акт</w:t>
             </w:r>
-            <w:proofErr w:type="spellEnd"/>
           </w:p>
         </w:tc>
         <w:tc>
@@ -8690,21 +7653,7 @@
               <w:rPr>
                 <w:sz w:val="19"/>
               </w:rPr>
-              <w:t>{{</w:t>
-            </w:r>
-            <w:proofErr w:type="spellStart"/>
-            <w:r>
-              <w:rPr>
-                <w:sz w:val="19"/>
-              </w:rPr>
-              <w:t>act_number</w:t>
-            </w:r>
-            <w:proofErr w:type="spellEnd"/>
-            <w:r>
-              <w:rPr>
-                <w:sz w:val="19"/>
-              </w:rPr>
-              <w:t>}}</w:t>
+              <w:t>{{act_number}}</w:t>
             </w:r>
           </w:p>
         </w:tc>
@@ -8727,42 +7676,12 @@
                 <w:sz w:val="19"/>
               </w:rPr>
             </w:pPr>
-            <w:proofErr w:type="spellStart"/>
             <w:r>
               <w:rPr>
                 <w:sz w:val="19"/>
               </w:rPr>
-              <w:t>приема</w:t>
-            </w:r>
-            <w:proofErr w:type="spellEnd"/>
-            <w:r>
-              <w:rPr>
-                <w:sz w:val="19"/>
-              </w:rPr>
-              <w:t xml:space="preserve"> </w:t>
-            </w:r>
-            <w:proofErr w:type="spellStart"/>
-            <w:r>
-              <w:rPr>
-                <w:sz w:val="19"/>
-              </w:rPr>
-              <w:t>проб</w:t>
-            </w:r>
-            <w:proofErr w:type="spellEnd"/>
-            <w:r>
-              <w:rPr>
-                <w:sz w:val="19"/>
-              </w:rPr>
-              <w:t xml:space="preserve"> </w:t>
-            </w:r>
-            <w:proofErr w:type="spellStart"/>
-            <w:r>
-              <w:rPr>
-                <w:sz w:val="19"/>
-              </w:rPr>
-              <w:t>воды</w:t>
-            </w:r>
-            <w:proofErr w:type="spellEnd"/>
+              <w:t>приема проб воды</w:t>
+            </w:r>
           </w:p>
         </w:tc>
         <w:tc>
@@ -8783,14 +7702,12 @@
                 <w:sz w:val="19"/>
               </w:rPr>
             </w:pPr>
-            <w:proofErr w:type="spellStart"/>
             <w:r>
               <w:rPr>
                 <w:sz w:val="19"/>
               </w:rPr>
               <w:t>от</w:t>
             </w:r>
-            <w:proofErr w:type="spellEnd"/>
           </w:p>
         </w:tc>
         <w:tc>
@@ -8815,21 +7732,7 @@
               <w:rPr>
                 <w:sz w:val="19"/>
               </w:rPr>
-              <w:t>{{</w:t>
-            </w:r>
-            <w:proofErr w:type="spellStart"/>
-            <w:r>
-              <w:rPr>
-                <w:sz w:val="19"/>
-              </w:rPr>
-              <w:t>act_date</w:t>
-            </w:r>
-            <w:proofErr w:type="spellEnd"/>
-            <w:r>
-              <w:rPr>
-                <w:sz w:val="19"/>
-              </w:rPr>
-              <w:t>}}</w:t>
+              <w:t>{{act_date}}</w:t>
             </w:r>
           </w:p>
         </w:tc>
@@ -8878,23 +7781,7 @@
                 <w:sz w:val="19"/>
                 <w:lang w:val="ru-RU"/>
               </w:rPr>
-              <w:t xml:space="preserve">Проба отобрана и доставлена представителем Заказчика. Лаборатория не несет ответственности за отбор и </w:t>
-            </w:r>
-            <w:proofErr w:type="gramStart"/>
-            <w:r>
-              <w:rPr>
-                <w:sz w:val="19"/>
-                <w:lang w:val="ru-RU"/>
-              </w:rPr>
-              <w:t>доставку  проб</w:t>
-            </w:r>
-            <w:proofErr w:type="gramEnd"/>
-            <w:r>
-              <w:rPr>
-                <w:sz w:val="19"/>
-                <w:lang w:val="ru-RU"/>
-              </w:rPr>
-              <w:t>.</w:t>
+              <w:t>Проба отобрана и доставлена представителем Заказчика. Лаборатория не несет ответственности за отбор и доставку  проб.</w:t>
             </w:r>
           </w:p>
         </w:tc>
@@ -8924,49 +7811,7 @@
               <w:rPr>
                 <w:sz w:val="19"/>
               </w:rPr>
-              <w:t xml:space="preserve">НД </w:t>
-            </w:r>
-            <w:proofErr w:type="spellStart"/>
-            <w:r>
-              <w:rPr>
-                <w:sz w:val="19"/>
-              </w:rPr>
-              <w:t>на</w:t>
-            </w:r>
-            <w:proofErr w:type="spellEnd"/>
-            <w:r>
-              <w:rPr>
-                <w:sz w:val="19"/>
-              </w:rPr>
-              <w:t xml:space="preserve"> </w:t>
-            </w:r>
-            <w:proofErr w:type="spellStart"/>
-            <w:r>
-              <w:rPr>
-                <w:sz w:val="19"/>
-              </w:rPr>
-              <w:t>отбор</w:t>
-            </w:r>
-            <w:proofErr w:type="spellEnd"/>
-            <w:r>
-              <w:rPr>
-                <w:sz w:val="19"/>
-              </w:rPr>
-              <w:t xml:space="preserve"> </w:t>
-            </w:r>
-            <w:proofErr w:type="spellStart"/>
-            <w:r>
-              <w:rPr>
-                <w:sz w:val="19"/>
-              </w:rPr>
-              <w:t>проб</w:t>
-            </w:r>
-            <w:proofErr w:type="spellEnd"/>
-            <w:r>
-              <w:rPr>
-                <w:sz w:val="19"/>
-              </w:rPr>
-              <w:t>*:</w:t>
+              <w:t>НД на отбор проб*:</w:t>
             </w:r>
           </w:p>
         </w:tc>
@@ -9050,21 +7895,7 @@
               <w:rPr>
                 <w:sz w:val="19"/>
               </w:rPr>
-              <w:t>{{</w:t>
-            </w:r>
-            <w:proofErr w:type="spellStart"/>
-            <w:r>
-              <w:rPr>
-                <w:sz w:val="19"/>
-              </w:rPr>
-              <w:t>act_date</w:t>
-            </w:r>
-            <w:proofErr w:type="spellEnd"/>
-            <w:r>
-              <w:rPr>
-                <w:sz w:val="19"/>
-              </w:rPr>
-              <w:t xml:space="preserve">}} </w:t>
+              <w:t xml:space="preserve">{{act_date}} </w:t>
             </w:r>
             <w:r>
               <w:rPr>
@@ -9126,21 +7957,7 @@
               <w:rPr>
                 <w:sz w:val="19"/>
               </w:rPr>
-              <w:t>{{</w:t>
-            </w:r>
-            <w:proofErr w:type="spellStart"/>
-            <w:r>
-              <w:rPr>
-                <w:sz w:val="19"/>
-              </w:rPr>
-              <w:t>act_date</w:t>
-            </w:r>
-            <w:proofErr w:type="spellEnd"/>
-            <w:r>
-              <w:rPr>
-                <w:sz w:val="19"/>
-              </w:rPr>
-              <w:t>}}</w:t>
+              <w:t>{{act_date}}</w:t>
             </w:r>
             <w:r>
               <w:rPr>
@@ -9202,21 +8019,7 @@
               <w:rPr>
                 <w:sz w:val="19"/>
               </w:rPr>
-              <w:t>{{</w:t>
-            </w:r>
-            <w:proofErr w:type="spellStart"/>
-            <w:r>
-              <w:rPr>
-                <w:sz w:val="19"/>
-              </w:rPr>
-              <w:t>act_date</w:t>
-            </w:r>
-            <w:proofErr w:type="spellEnd"/>
-            <w:r>
-              <w:rPr>
-                <w:sz w:val="19"/>
-              </w:rPr>
-              <w:t>}}</w:t>
+              <w:t>{{act_date}}</w:t>
             </w:r>
           </w:p>
         </w:tc>
@@ -9289,33 +8092,8 @@
                 <w:sz w:val="19"/>
                 <w:lang w:val="ru-RU"/>
               </w:rPr>
-              <w:t xml:space="preserve">-метр), Анион 4100, зав. № 169, </w:t>
-            </w:r>
-            <w:proofErr w:type="spellStart"/>
-            <w:r>
-              <w:rPr>
-                <w:sz w:val="19"/>
-                <w:lang w:val="ru-RU"/>
-              </w:rPr>
-              <w:t>св</w:t>
-            </w:r>
-            <w:proofErr w:type="spellEnd"/>
-            <w:r>
-              <w:rPr>
-                <w:sz w:val="19"/>
-                <w:lang w:val="ru-RU"/>
-              </w:rPr>
-              <w:t>-во о поверке № С-СП/09- 01-2026/</w:t>
-            </w:r>
-            <w:proofErr w:type="gramStart"/>
-            <w:r>
-              <w:rPr>
-                <w:sz w:val="19"/>
-                <w:lang w:val="ru-RU"/>
-              </w:rPr>
-              <w:t>400297137  до</w:t>
-            </w:r>
-            <w:proofErr w:type="gramEnd"/>
+              <w:t>-метр), Анион 4100, зав. № 169, св-во о поверке № С-СП/09- 01-2026/400297137  до</w:t>
+            </w:r>
             <w:r>
               <w:rPr>
                 <w:spacing w:val="8"/>
@@ -9380,39 +8158,7 @@
                 <w:sz w:val="19"/>
                 <w:lang w:val="ru-RU"/>
               </w:rPr>
-              <w:t xml:space="preserve">Электрод стеклянный, ЭС-10303/7 (К 80.7), зав. № 49358, </w:t>
-            </w:r>
-            <w:proofErr w:type="spellStart"/>
-            <w:r>
-              <w:rPr>
-                <w:sz w:val="19"/>
-                <w:lang w:val="ru-RU"/>
-              </w:rPr>
-              <w:t>св</w:t>
-            </w:r>
-            <w:proofErr w:type="spellEnd"/>
-            <w:r>
-              <w:rPr>
-                <w:sz w:val="19"/>
-                <w:lang w:val="ru-RU"/>
-              </w:rPr>
-              <w:t>-во о поверке № С-СП/03- 03-2026/</w:t>
-            </w:r>
-            <w:proofErr w:type="gramStart"/>
-            <w:r>
-              <w:rPr>
-                <w:sz w:val="19"/>
-                <w:lang w:val="ru-RU"/>
-              </w:rPr>
-              <w:t>413771794  до</w:t>
-            </w:r>
-            <w:proofErr w:type="gramEnd"/>
-            <w:r>
-              <w:rPr>
-                <w:sz w:val="19"/>
-                <w:lang w:val="ru-RU"/>
-              </w:rPr>
-              <w:t xml:space="preserve"> 02.03.2027</w:t>
+              <w:t>Электрод стеклянный, ЭС-10303/7 (К 80.7), зав. № 49358, св-во о поверке № С-СП/03- 03-2026/413771794  до 02.03.2027</w:t>
             </w:r>
           </w:p>
         </w:tc>
@@ -9463,39 +8209,7 @@
                 <w:sz w:val="19"/>
                 <w:lang w:val="ru-RU"/>
               </w:rPr>
-              <w:t xml:space="preserve">Электрод сравнения, ЭСр-10103/3,5 (К 80.4), зав. № 40377, </w:t>
-            </w:r>
-            <w:proofErr w:type="spellStart"/>
-            <w:r>
-              <w:rPr>
-                <w:sz w:val="19"/>
-                <w:lang w:val="ru-RU"/>
-              </w:rPr>
-              <w:t>св</w:t>
-            </w:r>
-            <w:proofErr w:type="spellEnd"/>
-            <w:r>
-              <w:rPr>
-                <w:sz w:val="19"/>
-                <w:lang w:val="ru-RU"/>
-              </w:rPr>
-              <w:t>-во о поверке № С- СП/03-03-2026/</w:t>
-            </w:r>
-            <w:proofErr w:type="gramStart"/>
-            <w:r>
-              <w:rPr>
-                <w:sz w:val="19"/>
-                <w:lang w:val="ru-RU"/>
-              </w:rPr>
-              <w:t>413771793  до</w:t>
-            </w:r>
-            <w:proofErr w:type="gramEnd"/>
-            <w:r>
-              <w:rPr>
-                <w:sz w:val="19"/>
-                <w:lang w:val="ru-RU"/>
-              </w:rPr>
-              <w:t xml:space="preserve"> 02.03.2027</w:t>
+              <w:t>Электрод сравнения, ЭСр-10103/3,5 (К 80.4), зав. № 40377, св-во о поверке № С- СП/03-03-2026/413771793  до 02.03.2027</w:t>
             </w:r>
           </w:p>
         </w:tc>
@@ -9545,39 +8259,7 @@
                 <w:sz w:val="19"/>
                 <w:lang w:val="ru-RU"/>
               </w:rPr>
-              <w:t xml:space="preserve">Спектрофотометр атомно-абсорбционный, АА-6200, зав. № А30454901091, </w:t>
-            </w:r>
-            <w:proofErr w:type="spellStart"/>
-            <w:r>
-              <w:rPr>
-                <w:sz w:val="19"/>
-                <w:lang w:val="ru-RU"/>
-              </w:rPr>
-              <w:t>св</w:t>
-            </w:r>
-            <w:proofErr w:type="spellEnd"/>
-            <w:r>
-              <w:rPr>
-                <w:sz w:val="19"/>
-                <w:lang w:val="ru-RU"/>
-              </w:rPr>
-              <w:t xml:space="preserve">-во о поверке № С-СП/21-01-2026/404611681 </w:t>
-            </w:r>
-            <w:proofErr w:type="gramStart"/>
-            <w:r>
-              <w:rPr>
-                <w:sz w:val="19"/>
-                <w:lang w:val="ru-RU"/>
-              </w:rPr>
-              <w:t>до  20</w:t>
-            </w:r>
-            <w:proofErr w:type="gramEnd"/>
-            <w:r>
-              <w:rPr>
-                <w:sz w:val="19"/>
-                <w:lang w:val="ru-RU"/>
-              </w:rPr>
-              <w:t>.01.2027</w:t>
+              <w:t>Спектрофотометр атомно-абсорбционный, АА-6200, зав. № А30454901091, св-во о поверке № С-СП/21-01-2026/404611681 до  20.01.2027</w:t>
             </w:r>
           </w:p>
         </w:tc>
@@ -9661,83 +8343,33 @@
                 <w:sz w:val="19"/>
                 <w:lang w:val="ru-RU"/>
               </w:rPr>
-              <w:t xml:space="preserve">Спектрофотометр, </w:t>
-            </w:r>
-            <w:proofErr w:type="spellStart"/>
+              <w:t>Спектрофотометр, ПромЭкоЛаб/</w:t>
+            </w:r>
+            <w:r>
+              <w:rPr>
+                <w:sz w:val="19"/>
+              </w:rPr>
+              <w:t>PromEcoLab</w:t>
+            </w:r>
             <w:r>
               <w:rPr>
                 <w:sz w:val="19"/>
                 <w:lang w:val="ru-RU"/>
               </w:rPr>
-              <w:t>ПромЭкоЛаб</w:t>
-            </w:r>
-            <w:proofErr w:type="spellEnd"/>
+              <w:t xml:space="preserve">, ПЭ-5400 УФ, зав. № </w:t>
+            </w:r>
+            <w:r>
+              <w:rPr>
+                <w:sz w:val="19"/>
+              </w:rPr>
+              <w:t>UEC</w:t>
+            </w:r>
             <w:r>
               <w:rPr>
                 <w:sz w:val="19"/>
                 <w:lang w:val="ru-RU"/>
               </w:rPr>
-              <w:t>/</w:t>
-            </w:r>
-            <w:proofErr w:type="spellStart"/>
-            <w:r>
-              <w:rPr>
-                <w:sz w:val="19"/>
-              </w:rPr>
-              <w:t>PromEcoLab</w:t>
-            </w:r>
-            <w:proofErr w:type="spellEnd"/>
-            <w:r>
-              <w:rPr>
-                <w:sz w:val="19"/>
-                <w:lang w:val="ru-RU"/>
-              </w:rPr>
-              <w:t xml:space="preserve">, ПЭ-5400 УФ, зав. № </w:t>
-            </w:r>
-            <w:r>
-              <w:rPr>
-                <w:sz w:val="19"/>
-              </w:rPr>
-              <w:t>UEC</w:t>
-            </w:r>
-            <w:r>
-              <w:rPr>
-                <w:sz w:val="19"/>
-                <w:lang w:val="ru-RU"/>
-              </w:rPr>
-              <w:t xml:space="preserve"> 1202015, </w:t>
-            </w:r>
-            <w:proofErr w:type="spellStart"/>
-            <w:r>
-              <w:rPr>
-                <w:sz w:val="19"/>
-                <w:lang w:val="ru-RU"/>
-              </w:rPr>
-              <w:t>св</w:t>
-            </w:r>
-            <w:proofErr w:type="spellEnd"/>
-            <w:r>
-              <w:rPr>
-                <w:sz w:val="19"/>
-                <w:lang w:val="ru-RU"/>
-              </w:rPr>
-              <w:t xml:space="preserve">- во о поверке № С-СП/21-01-2026/404611672 </w:t>
-            </w:r>
-            <w:proofErr w:type="gramStart"/>
-            <w:r>
-              <w:rPr>
-                <w:sz w:val="19"/>
-                <w:lang w:val="ru-RU"/>
-              </w:rPr>
-              <w:t>до  20</w:t>
-            </w:r>
-            <w:proofErr w:type="gramEnd"/>
-            <w:r>
-              <w:rPr>
-                <w:sz w:val="19"/>
-                <w:lang w:val="ru-RU"/>
-              </w:rPr>
-              <w:t>.01.2027</w:t>
+              <w:t xml:space="preserve"> 1202015, св- во о поверке № С-СП/21-01-2026/404611672 до  20.01.2027</w:t>
             </w:r>
           </w:p>
         </w:tc>
@@ -9800,39 +8432,7 @@
                 <w:sz w:val="19"/>
                 <w:lang w:val="ru-RU"/>
               </w:rPr>
-              <w:t xml:space="preserve">, 1-1-2-25-0,05, зав. № 21-013944, </w:t>
-            </w:r>
-            <w:proofErr w:type="spellStart"/>
-            <w:r>
-              <w:rPr>
-                <w:sz w:val="19"/>
-                <w:lang w:val="ru-RU"/>
-              </w:rPr>
-              <w:t>св</w:t>
-            </w:r>
-            <w:proofErr w:type="spellEnd"/>
-            <w:r>
-              <w:rPr>
-                <w:sz w:val="19"/>
-                <w:lang w:val="ru-RU"/>
-              </w:rPr>
-              <w:t xml:space="preserve">-во о </w:t>
-            </w:r>
-            <w:proofErr w:type="gramStart"/>
-            <w:r>
-              <w:rPr>
-                <w:sz w:val="19"/>
-                <w:lang w:val="ru-RU"/>
-              </w:rPr>
-              <w:t>поверке  №</w:t>
-            </w:r>
-            <w:proofErr w:type="gramEnd"/>
-            <w:r>
-              <w:rPr>
-                <w:sz w:val="19"/>
-                <w:lang w:val="ru-RU"/>
-              </w:rPr>
-              <w:t xml:space="preserve">  С-БД/20-12-2021/123731606 бессрочно</w:t>
+              <w:t>, 1-1-2-25-0,05, зав. № 21-013944, св-во о поверке  №  С-БД/20-12-2021/123731606 бессрочно</w:t>
             </w:r>
           </w:p>
         </w:tc>
@@ -9931,39 +8531,7 @@
                 <w:sz w:val="19"/>
                 <w:lang w:val="ru-RU"/>
               </w:rPr>
-              <w:t xml:space="preserve">Термометр ртутный, ТЛ-4 №2, зав. № 94, </w:t>
-            </w:r>
-            <w:proofErr w:type="spellStart"/>
-            <w:r>
-              <w:rPr>
-                <w:sz w:val="19"/>
-                <w:lang w:val="ru-RU"/>
-              </w:rPr>
-              <w:t>св</w:t>
-            </w:r>
-            <w:proofErr w:type="spellEnd"/>
-            <w:r>
-              <w:rPr>
-                <w:sz w:val="19"/>
-                <w:lang w:val="ru-RU"/>
-              </w:rPr>
-              <w:t>-во о поверке № С-СП/30-11- 2024/</w:t>
-            </w:r>
-            <w:proofErr w:type="gramStart"/>
-            <w:r>
-              <w:rPr>
-                <w:sz w:val="19"/>
-                <w:lang w:val="ru-RU"/>
-              </w:rPr>
-              <w:t>298338978  до</w:t>
-            </w:r>
-            <w:proofErr w:type="gramEnd"/>
-            <w:r>
-              <w:rPr>
-                <w:sz w:val="19"/>
-                <w:lang w:val="ru-RU"/>
-              </w:rPr>
-              <w:t xml:space="preserve"> 29.11.2027</w:t>
+              <w:t>Термометр ртутный, ТЛ-4 №2, зав. № 94, св-во о поверке № С-СП/30-11- 2024/298338978  до 29.11.2027</w:t>
             </w:r>
           </w:p>
         </w:tc>
@@ -10144,167 +8712,94 @@
                 <w:sz w:val="17"/>
               </w:rPr>
             </w:pPr>
-            <w:proofErr w:type="spellStart"/>
             <w:r>
               <w:rPr>
                 <w:b/>
                 <w:sz w:val="17"/>
               </w:rPr>
-              <w:t>Определяемый</w:t>
-            </w:r>
-            <w:proofErr w:type="spellEnd"/>
-            <w:r>
-              <w:rPr>
-                <w:b/>
-                <w:sz w:val="17"/>
-              </w:rPr>
-              <w:t xml:space="preserve"> </w:t>
-            </w:r>
-            <w:proofErr w:type="spellStart"/>
-            <w:r>
-              <w:rPr>
-                <w:b/>
-                <w:sz w:val="17"/>
-              </w:rPr>
-              <w:t>показатель</w:t>
-            </w:r>
-            <w:proofErr w:type="spellEnd"/>
-            <w:r>
-              <w:rPr>
-                <w:b/>
-                <w:sz w:val="17"/>
-              </w:rPr>
-              <w:t xml:space="preserve">, </w:t>
-            </w:r>
-            <w:proofErr w:type="spellStart"/>
+              <w:t xml:space="preserve">Определяемый показатель, </w:t>
+            </w:r>
             <w:r>
               <w:rPr>
                 <w:b/>
                 <w:w w:val="105"/>
                 <w:sz w:val="17"/>
               </w:rPr>
-              <w:t>ед</w:t>
-            </w:r>
-            <w:proofErr w:type="spellEnd"/>
+              <w:t>ед. изм.</w:t>
+            </w:r>
+          </w:p>
+        </w:tc>
+        <w:tc>
+          <w:tcPr>
+            <w:tcW w:w="1506" w:type="dxa"/>
+            <w:gridSpan w:val="3"/>
+            <w:tcBorders>
+              <w:bottom w:val="nil"/>
+              <w:right w:val="nil"/>
+            </w:tcBorders>
+          </w:tcPr>
+          <w:p>
+            <w:pPr>
+              <w:pStyle w:val="TableParagraph"/>
+              <w:spacing w:before="28"/>
+              <w:ind w:left="504"/>
+              <w:rPr>
+                <w:b/>
+                <w:sz w:val="17"/>
+              </w:rPr>
+            </w:pPr>
             <w:r>
               <w:rPr>
                 <w:b/>
                 <w:w w:val="105"/>
                 <w:sz w:val="17"/>
               </w:rPr>
-              <w:t xml:space="preserve">. </w:t>
-            </w:r>
-            <w:proofErr w:type="spellStart"/>
+              <w:t>Проба №</w:t>
+            </w:r>
+          </w:p>
+        </w:tc>
+        <w:tc>
+          <w:tcPr>
+            <w:tcW w:w="237" w:type="dxa"/>
+            <w:tcBorders>
+              <w:left w:val="nil"/>
+              <w:bottom w:val="nil"/>
+            </w:tcBorders>
+          </w:tcPr>
+          <w:p>
+            <w:pPr>
+              <w:rPr>
+                <w:rFonts w:ascii="Times New Roman" w:hAnsi="Times New Roman" w:cs="Times New Roman"/>
+              </w:rPr>
+            </w:pPr>
+          </w:p>
+        </w:tc>
+        <w:tc>
+          <w:tcPr>
+            <w:tcW w:w="1506" w:type="dxa"/>
+            <w:gridSpan w:val="3"/>
+            <w:tcBorders>
+              <w:bottom w:val="nil"/>
+              <w:right w:val="nil"/>
+            </w:tcBorders>
+          </w:tcPr>
+          <w:p>
+            <w:pPr>
+              <w:pStyle w:val="TableParagraph"/>
+              <w:spacing w:before="28"/>
+              <w:ind w:left="504"/>
+              <w:rPr>
+                <w:b/>
+                <w:sz w:val="17"/>
+              </w:rPr>
+            </w:pPr>
             <w:r>
               <w:rPr>
                 <w:b/>
                 <w:w w:val="105"/>
                 <w:sz w:val="17"/>
               </w:rPr>
-              <w:t>изм</w:t>
-            </w:r>
-            <w:proofErr w:type="spellEnd"/>
-            <w:r>
-              <w:rPr>
-                <w:b/>
-                <w:w w:val="105"/>
-                <w:sz w:val="17"/>
-              </w:rPr>
-              <w:t>.</w:t>
-            </w:r>
-          </w:p>
-        </w:tc>
-        <w:tc>
-          <w:tcPr>
-            <w:tcW w:w="1506" w:type="dxa"/>
-            <w:gridSpan w:val="3"/>
-            <w:tcBorders>
-              <w:bottom w:val="nil"/>
-              <w:right w:val="nil"/>
-            </w:tcBorders>
-          </w:tcPr>
-          <w:p>
-            <w:pPr>
-              <w:pStyle w:val="TableParagraph"/>
-              <w:spacing w:before="28"/>
-              <w:ind w:left="504"/>
-              <w:rPr>
-                <w:b/>
-                <w:sz w:val="17"/>
-              </w:rPr>
-            </w:pPr>
-            <w:proofErr w:type="spellStart"/>
-            <w:r>
-              <w:rPr>
-                <w:b/>
-                <w:w w:val="105"/>
-                <w:sz w:val="17"/>
-              </w:rPr>
-              <w:t>Проба</w:t>
-            </w:r>
-            <w:proofErr w:type="spellEnd"/>
-            <w:r>
-              <w:rPr>
-                <w:b/>
-                <w:w w:val="105"/>
-                <w:sz w:val="17"/>
-              </w:rPr>
-              <w:t xml:space="preserve"> №</w:t>
-            </w:r>
-          </w:p>
-        </w:tc>
-        <w:tc>
-          <w:tcPr>
-            <w:tcW w:w="237" w:type="dxa"/>
-            <w:tcBorders>
-              <w:left w:val="nil"/>
-              <w:bottom w:val="nil"/>
-            </w:tcBorders>
-          </w:tcPr>
-          <w:p>
-            <w:pPr>
-              <w:rPr>
-                <w:rFonts w:ascii="Times New Roman" w:hAnsi="Times New Roman" w:cs="Times New Roman"/>
-              </w:rPr>
-            </w:pPr>
-          </w:p>
-        </w:tc>
-        <w:tc>
-          <w:tcPr>
-            <w:tcW w:w="1506" w:type="dxa"/>
-            <w:gridSpan w:val="3"/>
-            <w:tcBorders>
-              <w:bottom w:val="nil"/>
-              <w:right w:val="nil"/>
-            </w:tcBorders>
-          </w:tcPr>
-          <w:p>
-            <w:pPr>
-              <w:pStyle w:val="TableParagraph"/>
-              <w:spacing w:before="28"/>
-              <w:ind w:left="504"/>
-              <w:rPr>
-                <w:b/>
-                <w:sz w:val="17"/>
-              </w:rPr>
-            </w:pPr>
-            <w:proofErr w:type="spellStart"/>
-            <w:r>
-              <w:rPr>
-                <w:b/>
-                <w:w w:val="105"/>
-                <w:sz w:val="17"/>
-              </w:rPr>
-              <w:t>Проба</w:t>
-            </w:r>
-            <w:proofErr w:type="spellEnd"/>
-            <w:r>
-              <w:rPr>
-                <w:b/>
-                <w:w w:val="105"/>
-                <w:sz w:val="17"/>
-              </w:rPr>
-              <w:t xml:space="preserve"> №</w:t>
+              <w:t>Проба №</w:t>
             </w:r>
           </w:p>
         </w:tc>
@@ -10528,88 +9023,52 @@
                 <w:w w:val="105"/>
                 <w:sz w:val="17"/>
               </w:rPr>
-              <w:t>{{</w:t>
-            </w:r>
-            <w:proofErr w:type="spellStart"/>
+              <w:t>{{hvs_probe_number}}</w:t>
+            </w:r>
+          </w:p>
+        </w:tc>
+        <w:tc>
+          <w:tcPr>
+            <w:tcW w:w="237" w:type="dxa"/>
+            <w:tcBorders>
+              <w:top w:val="nil"/>
+              <w:left w:val="nil"/>
+            </w:tcBorders>
+          </w:tcPr>
+          <w:p>
+            <w:pPr>
+              <w:rPr>
+                <w:rFonts w:ascii="Times New Roman" w:hAnsi="Times New Roman" w:cs="Times New Roman"/>
+              </w:rPr>
+            </w:pPr>
+          </w:p>
+        </w:tc>
+        <w:tc>
+          <w:tcPr>
+            <w:tcW w:w="1506" w:type="dxa"/>
+            <w:gridSpan w:val="3"/>
+            <w:tcBorders>
+              <w:top w:val="nil"/>
+              <w:right w:val="nil"/>
+            </w:tcBorders>
+          </w:tcPr>
+          <w:p>
+            <w:pPr>
+              <w:pStyle w:val="TableParagraph"/>
+              <w:spacing w:before="41"/>
+              <w:jc w:val="center"/>
+              <w:rPr>
+                <w:b/>
+                <w:sz w:val="17"/>
+              </w:rPr>
+            </w:pPr>
             <w:r>
               <w:rPr>
                 <w:b/>
                 <w:w w:val="105"/>
                 <w:sz w:val="17"/>
               </w:rPr>
-              <w:t>hvs_probe_number</w:t>
-            </w:r>
-            <w:proofErr w:type="spellEnd"/>
-            <w:r>
-              <w:rPr>
-                <w:b/>
-                <w:w w:val="105"/>
-                <w:sz w:val="17"/>
-              </w:rPr>
-              <w:t>}}</w:t>
-            </w:r>
-          </w:p>
-        </w:tc>
-        <w:tc>
-          <w:tcPr>
-            <w:tcW w:w="237" w:type="dxa"/>
-            <w:tcBorders>
-              <w:top w:val="nil"/>
-              <w:left w:val="nil"/>
-            </w:tcBorders>
-          </w:tcPr>
-          <w:p>
-            <w:pPr>
-              <w:rPr>
-                <w:rFonts w:ascii="Times New Roman" w:hAnsi="Times New Roman" w:cs="Times New Roman"/>
-              </w:rPr>
-            </w:pPr>
-          </w:p>
-        </w:tc>
-        <w:tc>
-          <w:tcPr>
-            <w:tcW w:w="1506" w:type="dxa"/>
-            <w:gridSpan w:val="3"/>
-            <w:tcBorders>
-              <w:top w:val="nil"/>
-              <w:right w:val="nil"/>
-            </w:tcBorders>
-          </w:tcPr>
-          <w:p>
-            <w:pPr>
-              <w:pStyle w:val="TableParagraph"/>
-              <w:spacing w:before="41"/>
-              <w:jc w:val="center"/>
-              <w:rPr>
-                <w:b/>
-                <w:sz w:val="17"/>
-              </w:rPr>
-            </w:pPr>
-            <w:r>
-              <w:rPr>
-                <w:b/>
-                <w:w w:val="105"/>
-                <w:sz w:val="17"/>
-              </w:rPr>
-              <w:t>{{</w:t>
-            </w:r>
-            <w:proofErr w:type="spellStart"/>
-            <w:r>
-              <w:rPr>
-                <w:b/>
-                <w:w w:val="105"/>
-                <w:sz w:val="17"/>
-              </w:rPr>
-              <w:t>gvs_probe_number</w:t>
-            </w:r>
-            <w:proofErr w:type="spellEnd"/>
-            <w:r>
-              <w:rPr>
-                <w:b/>
-                <w:w w:val="105"/>
-                <w:sz w:val="17"/>
-              </w:rPr>
-              <w:t>}}</w:t>
+              <w:t>{{gvs_probe_number}}</w:t>
             </w:r>
           </w:p>
         </w:tc>
@@ -10744,21 +9203,7 @@
               <w:rPr>
                 <w:sz w:val="17"/>
               </w:rPr>
-              <w:t>{{</w:t>
-            </w:r>
-            <w:proofErr w:type="spellStart"/>
-            <w:r>
-              <w:rPr>
-                <w:sz w:val="17"/>
-              </w:rPr>
-              <w:t>hvs_ph</w:t>
-            </w:r>
-            <w:proofErr w:type="spellEnd"/>
-            <w:r>
-              <w:rPr>
-                <w:sz w:val="17"/>
-              </w:rPr>
-              <w:t>}}</w:t>
+              <w:t>{{hvs_ph}}</w:t>
             </w:r>
           </w:p>
         </w:tc>
@@ -10819,21 +9264,7 @@
               <w:rPr>
                 <w:sz w:val="17"/>
               </w:rPr>
-              <w:t>{{</w:t>
-            </w:r>
-            <w:proofErr w:type="spellStart"/>
-            <w:r>
-              <w:rPr>
-                <w:sz w:val="17"/>
-              </w:rPr>
-              <w:t>gvs_ph</w:t>
-            </w:r>
-            <w:proofErr w:type="spellEnd"/>
-            <w:r>
-              <w:rPr>
-                <w:sz w:val="17"/>
-              </w:rPr>
-              <w:t>}}</w:t>
+              <w:t>{{gvs_ph}}</w:t>
             </w:r>
           </w:p>
         </w:tc>
@@ -10890,23 +9321,7 @@
                 <w:w w:val="105"/>
                 <w:sz w:val="17"/>
               </w:rPr>
-              <w:t>ПНД Ф 14.1:2:3:4.121-97 (</w:t>
-            </w:r>
-            <w:proofErr w:type="spellStart"/>
-            <w:r>
-              <w:rPr>
-                <w:w w:val="105"/>
-                <w:sz w:val="17"/>
-              </w:rPr>
-              <w:t>изд</w:t>
-            </w:r>
-            <w:proofErr w:type="spellEnd"/>
-            <w:r>
-              <w:rPr>
-                <w:w w:val="105"/>
-                <w:sz w:val="17"/>
-              </w:rPr>
-              <w:t>. 2018 г.)</w:t>
+              <w:t>ПНД Ф 14.1:2:3:4.121-97 (изд. 2018 г.)</w:t>
             </w:r>
           </w:p>
         </w:tc>
@@ -10991,37 +9406,12 @@
                 <w:sz w:val="17"/>
               </w:rPr>
             </w:pPr>
-            <w:proofErr w:type="spellStart"/>
             <w:r>
               <w:rPr>
                 <w:w w:val="105"/>
                 <w:sz w:val="17"/>
               </w:rPr>
-              <w:t>Железо</w:t>
-            </w:r>
-            <w:proofErr w:type="spellEnd"/>
-            <w:r>
-              <w:rPr>
-                <w:w w:val="105"/>
-                <w:sz w:val="17"/>
-              </w:rPr>
-              <w:t xml:space="preserve"> (Fe), </w:t>
-            </w:r>
-            <w:proofErr w:type="spellStart"/>
-            <w:r>
-              <w:rPr>
-                <w:w w:val="105"/>
-                <w:sz w:val="17"/>
-              </w:rPr>
-              <w:t>мг</w:t>
-            </w:r>
-            <w:proofErr w:type="spellEnd"/>
-            <w:r>
-              <w:rPr>
-                <w:w w:val="105"/>
-                <w:sz w:val="17"/>
-              </w:rPr>
-              <w:t>/дм³</w:t>
+              <w:t>Железо (Fe), мг/дм³</w:t>
             </w:r>
           </w:p>
         </w:tc>
@@ -11056,21 +9446,7 @@
               <w:rPr>
                 <w:sz w:val="17"/>
               </w:rPr>
-              <w:t>{{</w:t>
-            </w:r>
-            <w:proofErr w:type="spellStart"/>
-            <w:r>
-              <w:rPr>
-                <w:sz w:val="17"/>
-              </w:rPr>
-              <w:t>hvs_fe</w:t>
-            </w:r>
-            <w:proofErr w:type="spellEnd"/>
-            <w:r>
-              <w:rPr>
-                <w:sz w:val="17"/>
-              </w:rPr>
-              <w:t>}}</w:t>
+              <w:t>{{hvs_fe}}</w:t>
             </w:r>
           </w:p>
         </w:tc>
@@ -11149,21 +9525,7 @@
               <w:rPr>
                 <w:sz w:val="17"/>
               </w:rPr>
-              <w:t>{{</w:t>
-            </w:r>
-            <w:proofErr w:type="spellStart"/>
-            <w:r>
-              <w:rPr>
-                <w:sz w:val="17"/>
-              </w:rPr>
-              <w:t>gvs_fe</w:t>
-            </w:r>
-            <w:proofErr w:type="spellEnd"/>
-            <w:r>
-              <w:rPr>
-                <w:sz w:val="17"/>
-              </w:rPr>
-              <w:t>}}</w:t>
+              <w:t>{{gvs_fe}}</w:t>
             </w:r>
           </w:p>
         </w:tc>
@@ -11325,80 +9687,46 @@
                 <w:sz w:val="17"/>
               </w:rPr>
             </w:pPr>
-            <w:proofErr w:type="spellStart"/>
             <w:r>
               <w:rPr>
                 <w:w w:val="105"/>
                 <w:sz w:val="17"/>
               </w:rPr>
-              <w:t>Марганец</w:t>
-            </w:r>
-            <w:proofErr w:type="spellEnd"/>
+              <w:t>Марганец (Mn), мг/дм³</w:t>
+            </w:r>
+          </w:p>
+        </w:tc>
+        <w:tc>
+          <w:tcPr>
+            <w:tcW w:w="1506" w:type="dxa"/>
+            <w:gridSpan w:val="3"/>
+            <w:tcBorders>
+              <w:right w:val="nil"/>
+            </w:tcBorders>
+          </w:tcPr>
+          <w:p>
+            <w:pPr>
+              <w:pStyle w:val="TableParagraph"/>
+              <w:spacing w:before="3"/>
+              <w:rPr>
+                <w:b/>
+              </w:rPr>
+            </w:pPr>
+          </w:p>
+          <w:p>
+            <w:pPr>
+              <w:pStyle w:val="TableParagraph"/>
+              <w:ind w:left="396"/>
+              <w:rPr>
+                <w:sz w:val="17"/>
+              </w:rPr>
+            </w:pPr>
             <w:r>
               <w:rPr>
                 <w:w w:val="105"/>
                 <w:sz w:val="17"/>
               </w:rPr>
-              <w:t xml:space="preserve"> (Mn), </w:t>
-            </w:r>
-            <w:proofErr w:type="spellStart"/>
-            <w:r>
-              <w:rPr>
-                <w:w w:val="105"/>
-                <w:sz w:val="17"/>
-              </w:rPr>
-              <w:t>мг</w:t>
-            </w:r>
-            <w:proofErr w:type="spellEnd"/>
-            <w:r>
-              <w:rPr>
-                <w:w w:val="105"/>
-                <w:sz w:val="17"/>
-              </w:rPr>
-              <w:t>/дм³</w:t>
-            </w:r>
-          </w:p>
-        </w:tc>
-        <w:tc>
-          <w:tcPr>
-            <w:tcW w:w="1506" w:type="dxa"/>
-            <w:gridSpan w:val="3"/>
-            <w:tcBorders>
-              <w:right w:val="nil"/>
-            </w:tcBorders>
-          </w:tcPr>
-          <w:p>
-            <w:pPr>
-              <w:pStyle w:val="TableParagraph"/>
-              <w:spacing w:before="3"/>
-              <w:rPr>
-                <w:b/>
-              </w:rPr>
-            </w:pPr>
-          </w:p>
-          <w:p>
-            <w:pPr>
-              <w:pStyle w:val="TableParagraph"/>
-              <w:ind w:left="396"/>
-              <w:rPr>
-                <w:sz w:val="17"/>
-              </w:rPr>
-            </w:pPr>
-            <w:proofErr w:type="spellStart"/>
-            <w:r>
-              <w:rPr>
-                <w:w w:val="105"/>
-                <w:sz w:val="17"/>
-              </w:rPr>
-              <w:t>менее</w:t>
-            </w:r>
-            <w:proofErr w:type="spellEnd"/>
-            <w:r>
-              <w:rPr>
-                <w:w w:val="105"/>
-                <w:sz w:val="17"/>
-              </w:rPr>
-              <w:t xml:space="preserve"> 0,01</w:t>
+              <w:t>менее 0,01</w:t>
             </w:r>
           </w:p>
         </w:tc>
@@ -11471,21 +9799,12 @@
                 <w:sz w:val="17"/>
               </w:rPr>
             </w:pPr>
-            <w:proofErr w:type="spellStart"/>
             <w:r>
               <w:rPr>
                 <w:w w:val="105"/>
                 <w:sz w:val="17"/>
               </w:rPr>
-              <w:t>менее</w:t>
-            </w:r>
-            <w:proofErr w:type="spellEnd"/>
-            <w:r>
-              <w:rPr>
-                <w:w w:val="105"/>
-                <w:sz w:val="17"/>
-              </w:rPr>
-              <w:t xml:space="preserve"> 0,01</w:t>
+              <w:t>менее 0,01</w:t>
             </w:r>
           </w:p>
         </w:tc>
@@ -11630,53 +9949,12 @@
                 <w:sz w:val="17"/>
               </w:rPr>
             </w:pPr>
-            <w:proofErr w:type="spellStart"/>
             <w:r>
               <w:rPr>
                 <w:w w:val="105"/>
                 <w:sz w:val="17"/>
               </w:rPr>
-              <w:t>Мутность</w:t>
-            </w:r>
-            <w:proofErr w:type="spellEnd"/>
-            <w:r>
-              <w:rPr>
-                <w:w w:val="105"/>
-                <w:sz w:val="17"/>
-              </w:rPr>
-              <w:t xml:space="preserve"> (</w:t>
-            </w:r>
-            <w:proofErr w:type="spellStart"/>
-            <w:r>
-              <w:rPr>
-                <w:w w:val="105"/>
-                <w:sz w:val="17"/>
-              </w:rPr>
-              <w:t>по</w:t>
-            </w:r>
-            <w:proofErr w:type="spellEnd"/>
-            <w:r>
-              <w:rPr>
-                <w:w w:val="105"/>
-                <w:sz w:val="17"/>
-              </w:rPr>
-              <w:t xml:space="preserve"> </w:t>
-            </w:r>
-            <w:proofErr w:type="spellStart"/>
-            <w:r>
-              <w:rPr>
-                <w:w w:val="105"/>
-                <w:sz w:val="17"/>
-              </w:rPr>
-              <w:t>формазину</w:t>
-            </w:r>
-            <w:proofErr w:type="spellEnd"/>
-            <w:r>
-              <w:rPr>
-                <w:w w:val="105"/>
-                <w:sz w:val="17"/>
-              </w:rPr>
-              <w:t>), ЕМФ</w:t>
+              <w:t>Мутность (по формазину), ЕМФ</w:t>
             </w:r>
           </w:p>
         </w:tc>
@@ -11705,7 +9983,6 @@
               </w:rPr>
               <w:t>{{</w:t>
             </w:r>
-            <w:proofErr w:type="spellStart"/>
             <w:r>
               <w:rPr>
                 <w:sz w:val="17"/>
@@ -11713,7 +9990,6 @@
               </w:rPr>
               <w:t>hvs_turb</w:t>
             </w:r>
-            <w:proofErr w:type="spellEnd"/>
             <w:r>
               <w:rPr>
                 <w:sz w:val="17"/>
@@ -11781,7 +10057,6 @@
               </w:rPr>
               <w:t>{{g</w:t>
             </w:r>
-            <w:proofErr w:type="spellStart"/>
             <w:r>
               <w:rPr>
                 <w:sz w:val="17"/>
@@ -11789,7 +10064,6 @@
               </w:rPr>
               <w:t>vs_turb</w:t>
             </w:r>
-            <w:proofErr w:type="spellEnd"/>
             <w:r>
               <w:rPr>
                 <w:sz w:val="17"/>
@@ -11851,23 +10125,7 @@
                 <w:w w:val="105"/>
                 <w:sz w:val="17"/>
               </w:rPr>
-              <w:t>ПНД Ф 14.1:2:3:4.213-05 (</w:t>
-            </w:r>
-            <w:proofErr w:type="spellStart"/>
-            <w:r>
-              <w:rPr>
-                <w:w w:val="105"/>
-                <w:sz w:val="17"/>
-              </w:rPr>
-              <w:t>изд</w:t>
-            </w:r>
-            <w:proofErr w:type="spellEnd"/>
-            <w:r>
-              <w:rPr>
-                <w:w w:val="105"/>
-                <w:sz w:val="17"/>
-              </w:rPr>
-              <w:t>. 2019г.)</w:t>
+              <w:t>ПНД Ф 14.1:2:3:4.213-05 (изд. 2019г.)</w:t>
             </w:r>
           </w:p>
         </w:tc>
@@ -11935,42 +10193,12 @@
                 <w:sz w:val="17"/>
               </w:rPr>
             </w:pPr>
-            <w:proofErr w:type="spellStart"/>
             <w:r>
               <w:rPr>
                 <w:sz w:val="17"/>
               </w:rPr>
-              <w:t>Цветность</w:t>
-            </w:r>
-            <w:proofErr w:type="spellEnd"/>
-            <w:r>
-              <w:rPr>
-                <w:sz w:val="17"/>
-              </w:rPr>
-              <w:t xml:space="preserve">, </w:t>
-            </w:r>
-            <w:proofErr w:type="spellStart"/>
-            <w:r>
-              <w:rPr>
-                <w:sz w:val="17"/>
-              </w:rPr>
-              <w:t>градус</w:t>
-            </w:r>
-            <w:proofErr w:type="spellEnd"/>
-            <w:r>
-              <w:rPr>
-                <w:sz w:val="17"/>
-              </w:rPr>
-              <w:t xml:space="preserve"> </w:t>
-            </w:r>
-            <w:proofErr w:type="spellStart"/>
-            <w:r>
-              <w:rPr>
-                <w:sz w:val="17"/>
-              </w:rPr>
-              <w:t>цветности</w:t>
-            </w:r>
-            <w:proofErr w:type="spellEnd"/>
+              <w:t>Цветность, градус цветности</w:t>
+            </w:r>
           </w:p>
         </w:tc>
         <w:tc>
@@ -11997,14 +10225,12 @@
               </w:rPr>
               <w:t>{{</w:t>
             </w:r>
-            <w:proofErr w:type="spellStart"/>
             <w:r>
               <w:rPr>
                 <w:sz w:val="17"/>
               </w:rPr>
               <w:t>hvs_chroma</w:t>
             </w:r>
-            <w:proofErr w:type="spellEnd"/>
             <w:r>
               <w:rPr>
                 <w:sz w:val="17"/>
@@ -12070,22 +10296,14 @@
               <w:rPr>
                 <w:sz w:val="17"/>
               </w:rPr>
-              <w:t>{{</w:t>
-            </w:r>
-            <w:proofErr w:type="spellStart"/>
+              <w:t>{{g</w:t>
+            </w:r>
             <w:r>
               <w:rPr>
                 <w:sz w:val="17"/>
               </w:rPr>
-              <w:t>g</w:t>
-            </w:r>
-            <w:r>
-              <w:rPr>
-                <w:sz w:val="17"/>
-              </w:rPr>
               <w:t>vs_chroma</w:t>
             </w:r>
-            <w:proofErr w:type="spellEnd"/>
             <w:r>
               <w:rPr>
                 <w:sz w:val="17"/>
@@ -12231,19 +10449,11 @@
                 <w:sz w:val="17"/>
               </w:rPr>
             </w:pPr>
-            <w:proofErr w:type="spellStart"/>
             <w:r>
               <w:rPr>
                 <w:sz w:val="17"/>
               </w:rPr>
-              <w:t>Жесткость</w:t>
-            </w:r>
-            <w:proofErr w:type="spellEnd"/>
-            <w:r>
-              <w:rPr>
-                <w:sz w:val="17"/>
-              </w:rPr>
-              <w:t>, °Ж</w:t>
+              <w:t>Жесткость, °Ж</w:t>
             </w:r>
           </w:p>
         </w:tc>
@@ -12271,14 +10481,12 @@
               </w:rPr>
               <w:t>{{</w:t>
             </w:r>
-            <w:proofErr w:type="spellStart"/>
             <w:r>
               <w:rPr>
                 <w:sz w:val="17"/>
               </w:rPr>
               <w:t>hvs_rig</w:t>
             </w:r>
-            <w:proofErr w:type="spellEnd"/>
             <w:r>
               <w:rPr>
                 <w:sz w:val="17"/>
@@ -12344,22 +10552,14 @@
               <w:rPr>
                 <w:sz w:val="17"/>
               </w:rPr>
-              <w:t>{{</w:t>
-            </w:r>
-            <w:proofErr w:type="spellStart"/>
+              <w:t>{{g</w:t>
+            </w:r>
             <w:r>
               <w:rPr>
                 <w:sz w:val="17"/>
               </w:rPr>
-              <w:t>g</w:t>
-            </w:r>
-            <w:r>
-              <w:rPr>
-                <w:sz w:val="17"/>
-              </w:rPr>
               <w:t>vs_rig</w:t>
             </w:r>
-            <w:proofErr w:type="spellEnd"/>
             <w:r>
               <w:rPr>
                 <w:sz w:val="17"/>
@@ -12421,23 +10621,7 @@
                 <w:w w:val="105"/>
                 <w:sz w:val="17"/>
               </w:rPr>
-              <w:t xml:space="preserve">ГОСТ 31954-2012, </w:t>
-            </w:r>
-            <w:proofErr w:type="spellStart"/>
-            <w:r>
-              <w:rPr>
-                <w:w w:val="105"/>
-                <w:sz w:val="17"/>
-              </w:rPr>
-              <w:t>метод</w:t>
-            </w:r>
-            <w:proofErr w:type="spellEnd"/>
-            <w:r>
-              <w:rPr>
-                <w:w w:val="105"/>
-                <w:sz w:val="17"/>
-              </w:rPr>
-              <w:t xml:space="preserve"> А</w:t>
+              <w:t>ГОСТ 31954-2012, метод А</w:t>
             </w:r>
           </w:p>
         </w:tc>
@@ -12521,49 +10705,18 @@
                 <w:sz w:val="17"/>
               </w:rPr>
             </w:pPr>
-            <w:proofErr w:type="spellStart"/>
             <w:r>
               <w:rPr>
                 <w:sz w:val="17"/>
               </w:rPr>
-              <w:t>Окисляемость</w:t>
-            </w:r>
-            <w:proofErr w:type="spellEnd"/>
-            <w:r>
-              <w:rPr>
-                <w:sz w:val="17"/>
-              </w:rPr>
-              <w:t xml:space="preserve"> </w:t>
-            </w:r>
-            <w:proofErr w:type="spellStart"/>
-            <w:r>
-              <w:rPr>
-                <w:sz w:val="17"/>
-              </w:rPr>
-              <w:t>перманганатная</w:t>
-            </w:r>
-            <w:proofErr w:type="spellEnd"/>
-            <w:r>
-              <w:rPr>
-                <w:sz w:val="17"/>
-              </w:rPr>
-              <w:t xml:space="preserve">, </w:t>
-            </w:r>
-            <w:proofErr w:type="spellStart"/>
+              <w:t xml:space="preserve">Окисляемость перманганатная, </w:t>
+            </w:r>
             <w:r>
               <w:rPr>
                 <w:w w:val="105"/>
                 <w:sz w:val="17"/>
               </w:rPr>
-              <w:t>мг</w:t>
-            </w:r>
-            <w:proofErr w:type="spellEnd"/>
-            <w:r>
-              <w:rPr>
-                <w:w w:val="105"/>
-                <w:sz w:val="17"/>
-              </w:rPr>
-              <w:t>/дм³</w:t>
+              <w:t>мг/дм³</w:t>
             </w:r>
           </w:p>
         </w:tc>
@@ -12591,14 +10744,12 @@
               </w:rPr>
               <w:t>{{</w:t>
             </w:r>
-            <w:proofErr w:type="spellStart"/>
             <w:r>
               <w:rPr>
                 <w:sz w:val="17"/>
               </w:rPr>
               <w:t>hvs_ox</w:t>
             </w:r>
-            <w:proofErr w:type="spellEnd"/>
             <w:r>
               <w:rPr>
                 <w:sz w:val="17"/>
@@ -12664,22 +10815,14 @@
               <w:rPr>
                 <w:sz w:val="17"/>
               </w:rPr>
-              <w:t>{{</w:t>
-            </w:r>
-            <w:proofErr w:type="spellStart"/>
+              <w:t>{{g</w:t>
+            </w:r>
             <w:r>
               <w:rPr>
                 <w:sz w:val="17"/>
               </w:rPr>
-              <w:t>g</w:t>
-            </w:r>
-            <w:r>
-              <w:rPr>
-                <w:sz w:val="17"/>
-              </w:rPr>
               <w:t>vs_ox</w:t>
             </w:r>
-            <w:proofErr w:type="spellEnd"/>
             <w:r>
               <w:rPr>
                 <w:sz w:val="17"/>
@@ -12741,23 +10884,7 @@
                 <w:w w:val="105"/>
                 <w:sz w:val="17"/>
               </w:rPr>
-              <w:t>ПНД Ф 14.1:2:4.154-99 (</w:t>
-            </w:r>
-            <w:proofErr w:type="spellStart"/>
-            <w:r>
-              <w:rPr>
-                <w:w w:val="105"/>
-                <w:sz w:val="17"/>
-              </w:rPr>
-              <w:t>изд</w:t>
-            </w:r>
-            <w:proofErr w:type="spellEnd"/>
-            <w:r>
-              <w:rPr>
-                <w:w w:val="105"/>
-                <w:sz w:val="17"/>
-              </w:rPr>
-              <w:t>. 2012г.)</w:t>
+              <w:t>ПНД Ф 14.1:2:4.154-99 (изд. 2012г.)</w:t>
             </w:r>
           </w:p>
         </w:tc>
@@ -12841,47 +10968,13 @@
                 <w:sz w:val="17"/>
               </w:rPr>
             </w:pPr>
-            <w:proofErr w:type="spellStart"/>
             <w:r>
               <w:rPr>
                 <w:w w:val="105"/>
                 <w:sz w:val="17"/>
               </w:rPr>
-              <w:t>Запах</w:t>
-            </w:r>
-            <w:proofErr w:type="spellEnd"/>
-            <w:r>
-              <w:rPr>
-                <w:w w:val="105"/>
-                <w:sz w:val="17"/>
-              </w:rPr>
-              <w:t xml:space="preserve"> </w:t>
-            </w:r>
-            <w:proofErr w:type="spellStart"/>
-            <w:r>
-              <w:rPr>
-                <w:w w:val="105"/>
-                <w:sz w:val="17"/>
-              </w:rPr>
-              <w:t>при</w:t>
-            </w:r>
-            <w:proofErr w:type="spellEnd"/>
-            <w:r>
-              <w:rPr>
-                <w:w w:val="105"/>
-                <w:sz w:val="17"/>
-              </w:rPr>
-              <w:t xml:space="preserve"> 20°С, </w:t>
-            </w:r>
-            <w:proofErr w:type="spellStart"/>
-            <w:r>
-              <w:rPr>
-                <w:w w:val="105"/>
-                <w:sz w:val="17"/>
-              </w:rPr>
-              <w:t>балл</w:t>
-            </w:r>
-            <w:proofErr w:type="spellEnd"/>
+              <w:t>Запах при 20°С, балл</w:t>
+            </w:r>
           </w:p>
         </w:tc>
         <w:tc>
@@ -13172,47 +11265,13 @@
                 <w:sz w:val="17"/>
               </w:rPr>
             </w:pPr>
-            <w:proofErr w:type="spellStart"/>
             <w:r>
               <w:rPr>
                 <w:w w:val="105"/>
                 <w:sz w:val="17"/>
               </w:rPr>
-              <w:t>Запах</w:t>
-            </w:r>
-            <w:proofErr w:type="spellEnd"/>
-            <w:r>
-              <w:rPr>
-                <w:w w:val="105"/>
-                <w:sz w:val="17"/>
-              </w:rPr>
-              <w:t xml:space="preserve"> </w:t>
-            </w:r>
-            <w:proofErr w:type="spellStart"/>
-            <w:r>
-              <w:rPr>
-                <w:w w:val="105"/>
-                <w:sz w:val="17"/>
-              </w:rPr>
-              <w:t>при</w:t>
-            </w:r>
-            <w:proofErr w:type="spellEnd"/>
-            <w:r>
-              <w:rPr>
-                <w:w w:val="105"/>
-                <w:sz w:val="17"/>
-              </w:rPr>
-              <w:t xml:space="preserve"> 60°С, </w:t>
-            </w:r>
-            <w:proofErr w:type="spellStart"/>
-            <w:r>
-              <w:rPr>
-                <w:w w:val="105"/>
-                <w:sz w:val="17"/>
-              </w:rPr>
-              <w:t>балл</w:t>
-            </w:r>
-            <w:proofErr w:type="spellEnd"/>
+              <w:t>Запах при 60°С, балл</w:t>
+            </w:r>
           </w:p>
         </w:tc>
         <w:tc>
@@ -13478,39 +11537,7 @@
           <w:w w:val="105"/>
           <w:lang w:val="ru-RU"/>
         </w:rPr>
-        <w:t xml:space="preserve">* </w:t>
-      </w:r>
-      <w:proofErr w:type="gramStart"/>
-      <w:r>
-        <w:rPr>
-          <w:w w:val="105"/>
-          <w:lang w:val="ru-RU"/>
-        </w:rPr>
-        <w:t>информация</w:t>
-      </w:r>
-      <w:proofErr w:type="gramEnd"/>
-      <w:r>
-        <w:rPr>
-          <w:w w:val="105"/>
-          <w:lang w:val="ru-RU"/>
-        </w:rPr>
-        <w:t xml:space="preserve"> предоставленная Заказчиком. АЛ не несет </w:t>
-      </w:r>
-      <w:proofErr w:type="spellStart"/>
-      <w:r>
-        <w:rPr>
-          <w:w w:val="105"/>
-          <w:lang w:val="ru-RU"/>
-        </w:rPr>
-        <w:t>ответсвенности</w:t>
-      </w:r>
-      <w:proofErr w:type="spellEnd"/>
-      <w:r>
-        <w:rPr>
-          <w:w w:val="105"/>
-          <w:lang w:val="ru-RU"/>
-        </w:rPr>
-        <w:t xml:space="preserve"> за предоставленные данные;</w:t>
+        <w:t>* информация предоставленная Заказчиком. АЛ не несет ответсвенности за предоставленные данные;</w:t>
       </w:r>
     </w:p>
     <w:p>
@@ -13744,47 +11771,11 @@
         <w:spacing w:before="13"/>
         <w:ind w:left="157"/>
       </w:pPr>
-      <w:proofErr w:type="spellStart"/>
       <w:r>
         <w:rPr>
           <w:w w:val="105"/>
         </w:rPr>
-        <w:t>Дополнительные</w:t>
-      </w:r>
-      <w:proofErr w:type="spellEnd"/>
-      <w:r>
-        <w:rPr>
-          <w:w w:val="105"/>
-        </w:rPr>
-        <w:t xml:space="preserve"> </w:t>
-      </w:r>
-      <w:proofErr w:type="spellStart"/>
-      <w:r>
-        <w:rPr>
-          <w:w w:val="105"/>
-        </w:rPr>
-        <w:t>сведения</w:t>
-      </w:r>
-      <w:proofErr w:type="spellEnd"/>
-      <w:r>
-        <w:rPr>
-          <w:w w:val="105"/>
-        </w:rPr>
-        <w:t xml:space="preserve"> и </w:t>
-      </w:r>
-      <w:proofErr w:type="spellStart"/>
-      <w:r>
-        <w:rPr>
-          <w:w w:val="105"/>
-        </w:rPr>
-        <w:t>заявления</w:t>
-      </w:r>
-      <w:proofErr w:type="spellEnd"/>
-      <w:r>
-        <w:rPr>
-          <w:w w:val="105"/>
-        </w:rPr>
-        <w:t>:</w:t>
+        <w:t>Дополнительные сведения и заявления:</w:t>
       </w:r>
     </w:p>
     <w:p>
@@ -13995,25 +11986,7 @@
           <w:sz w:val="13"/>
           <w:lang w:val="ru-RU"/>
         </w:rPr>
-        <w:t>"</w:t>
-      </w:r>
-      <w:proofErr w:type="spellStart"/>
-      <w:r>
-        <w:rPr>
-          <w:w w:val="105"/>
-          <w:sz w:val="13"/>
-          <w:lang w:val="ru-RU"/>
-        </w:rPr>
-        <w:t>УМЭко</w:t>
-      </w:r>
-      <w:proofErr w:type="spellEnd"/>
-      <w:r>
-        <w:rPr>
-          <w:w w:val="105"/>
-          <w:sz w:val="13"/>
-          <w:lang w:val="ru-RU"/>
-        </w:rPr>
-        <w:t>"</w:t>
+        <w:t>"УМЭко"</w:t>
       </w:r>
     </w:p>
     <w:p>
@@ -14079,25 +12052,7 @@
           <w:sz w:val="13"/>
           <w:lang w:val="ru-RU"/>
         </w:rPr>
-        <w:t>Дополнения, отклонения или исключения из метода (</w:t>
-      </w:r>
-      <w:proofErr w:type="spellStart"/>
-      <w:r>
-        <w:rPr>
-          <w:w w:val="105"/>
-          <w:sz w:val="13"/>
-          <w:lang w:val="ru-RU"/>
-        </w:rPr>
-        <w:t>ов</w:t>
-      </w:r>
-      <w:proofErr w:type="spellEnd"/>
-      <w:r>
-        <w:rPr>
-          <w:w w:val="105"/>
-          <w:sz w:val="13"/>
-          <w:lang w:val="ru-RU"/>
-        </w:rPr>
-        <w:t>) (относящиеся к МИ):</w:t>
+        <w:t>Дополнения, отклонения или исключения из метода (ов) (относящиеся к МИ):</w:t>
       </w:r>
       <w:r>
         <w:rPr>
@@ -14297,21 +12252,7 @@
         <w:rPr>
           <w:lang w:val="ru-RU"/>
         </w:rPr>
-        <w:t xml:space="preserve">Лицо, оформившее </w:t>
-      </w:r>
-      <w:proofErr w:type="gramStart"/>
-      <w:r>
-        <w:rPr>
-          <w:lang w:val="ru-RU"/>
-        </w:rPr>
-        <w:t>протокол  (</w:t>
-      </w:r>
-      <w:proofErr w:type="gramEnd"/>
-      <w:r>
-        <w:rPr>
-          <w:lang w:val="ru-RU"/>
-        </w:rPr>
-        <w:t>должность, ФИО): руководитель группы водной среды Сапунова   А.С.</w:t>
+        <w:t>Лицо, оформившее протокол  (должность, ФИО): руководитель группы водной среды Сапунова   А.С.</w:t>
       </w:r>
     </w:p>
     <w:p>
@@ -14448,25 +12389,7 @@
           <w:i/>
           <w:sz w:val="19"/>
         </w:rPr>
-        <w:t>{{</w:t>
-      </w:r>
-      <w:proofErr w:type="spellStart"/>
-      <w:r>
-        <w:rPr>
-          <w:rFonts w:ascii="Times New Roman" w:hAnsi="Times New Roman" w:cs="Times New Roman"/>
-          <w:i/>
-          <w:sz w:val="19"/>
-        </w:rPr>
-        <w:t>chemistry_number</w:t>
-      </w:r>
-      <w:proofErr w:type="spellEnd"/>
-      <w:r>
-        <w:rPr>
-          <w:rFonts w:ascii="Times New Roman" w:hAnsi="Times New Roman" w:cs="Times New Roman"/>
-          <w:i/>
-          <w:sz w:val="19"/>
-        </w:rPr>
-        <w:t>}}</w:t>
+        <w:t>{{chemistry_number}}</w:t>
       </w:r>
       <w:r>
         <w:rPr>
@@ -14500,25 +12423,7 @@
           <w:i/>
           <w:sz w:val="19"/>
         </w:rPr>
-        <w:t>{{</w:t>
-      </w:r>
-      <w:proofErr w:type="spellStart"/>
-      <w:r>
-        <w:rPr>
-          <w:rFonts w:ascii="Times New Roman" w:hAnsi="Times New Roman" w:cs="Times New Roman"/>
-          <w:i/>
-          <w:sz w:val="19"/>
-        </w:rPr>
-        <w:t>chemistry_number</w:t>
-      </w:r>
-      <w:proofErr w:type="spellEnd"/>
-      <w:r>
-        <w:rPr>
-          <w:rFonts w:ascii="Times New Roman" w:hAnsi="Times New Roman" w:cs="Times New Roman"/>
-          <w:i/>
-          <w:sz w:val="19"/>
-        </w:rPr>
-        <w:t>}}</w:t>
+        <w:t>{{chemistry_number}}</w:t>
       </w:r>
       <w:r>
         <w:rPr>
@@ -14581,25 +12486,7 @@
           <w:bCs/>
         </w:rPr>
         <w:lastRenderedPageBreak/>
-        <w:t>Общество с ограниченной ответственностью «</w:t>
-      </w:r>
-      <w:proofErr w:type="spellStart"/>
-      <w:r>
-        <w:rPr>
-          <w:rFonts w:ascii="Times New Roman" w:hAnsi="Times New Roman" w:cs="Times New Roman"/>
-          <w:b/>
-          <w:bCs/>
-        </w:rPr>
-        <w:t>Блиман</w:t>
-      </w:r>
-      <w:proofErr w:type="spellEnd"/>
-      <w:r>
-        <w:rPr>
-          <w:rFonts w:ascii="Times New Roman" w:hAnsi="Times New Roman" w:cs="Times New Roman"/>
-          <w:b/>
-          <w:bCs/>
-        </w:rPr>
-        <w:t>-Био»</w:t>
+        <w:t>Общество с ограниченной ответственностью «Блиман-Био»</w:t>
       </w:r>
     </w:p>
     <w:p>
@@ -14618,25 +12505,7 @@
           <w:b/>
           <w:bCs/>
         </w:rPr>
-        <w:t>(ООО «</w:t>
-      </w:r>
-      <w:proofErr w:type="spellStart"/>
-      <w:r>
-        <w:rPr>
-          <w:rFonts w:ascii="Times New Roman" w:hAnsi="Times New Roman" w:cs="Times New Roman"/>
-          <w:b/>
-          <w:bCs/>
-        </w:rPr>
-        <w:t>Блиман</w:t>
-      </w:r>
-      <w:proofErr w:type="spellEnd"/>
-      <w:r>
-        <w:rPr>
-          <w:rFonts w:ascii="Times New Roman" w:hAnsi="Times New Roman" w:cs="Times New Roman"/>
-          <w:b/>
-          <w:bCs/>
-        </w:rPr>
-        <w:t>-Био»)</w:t>
+        <w:t>(ООО «Блиман-Био»)</w:t>
       </w:r>
     </w:p>
     <w:p>
@@ -14651,21 +12520,7 @@
         <w:rPr>
           <w:rFonts w:ascii="Times New Roman" w:hAnsi="Times New Roman" w:cs="Times New Roman"/>
         </w:rPr>
-        <w:t xml:space="preserve">Юридический адрес: 195027, г. Санкт-Петербург, ул. Пугачева, д. 5-7, лит. В, этаж 3 </w:t>
-      </w:r>
-      <w:proofErr w:type="spellStart"/>
-      <w:r>
-        <w:rPr>
-          <w:rFonts w:ascii="Times New Roman" w:hAnsi="Times New Roman" w:cs="Times New Roman"/>
-        </w:rPr>
-        <w:t>пом</w:t>
-      </w:r>
-      <w:proofErr w:type="spellEnd"/>
-      <w:r>
-        <w:rPr>
-          <w:rFonts w:ascii="Times New Roman" w:hAnsi="Times New Roman" w:cs="Times New Roman"/>
-        </w:rPr>
-        <w:t>/ком 23-Н/3</w:t>
+        <w:t>Юридический адрес: 195027, г. Санкт-Петербург, ул. Пугачева, д. 5-7, лит. В, этаж 3 пом/ком 23-Н/3</w:t>
       </w:r>
     </w:p>
     <w:p>
@@ -14699,25 +12554,7 @@
           <w:b/>
           <w:bCs/>
         </w:rPr>
-        <w:t>Испытательная лаборатория ООО «</w:t>
-      </w:r>
-      <w:proofErr w:type="spellStart"/>
-      <w:r>
-        <w:rPr>
-          <w:rFonts w:ascii="Times New Roman" w:hAnsi="Times New Roman" w:cs="Times New Roman"/>
-          <w:b/>
-          <w:bCs/>
-        </w:rPr>
-        <w:t>Блиман</w:t>
-      </w:r>
-      <w:proofErr w:type="spellEnd"/>
-      <w:r>
-        <w:rPr>
-          <w:rFonts w:ascii="Times New Roman" w:hAnsi="Times New Roman" w:cs="Times New Roman"/>
-          <w:b/>
-          <w:bCs/>
-        </w:rPr>
-        <w:t>-Био»</w:t>
+        <w:t>Испытательная лаборатория ООО «Блиман-Био»</w:t>
       </w:r>
     </w:p>
     <w:p>
@@ -14736,25 +12573,7 @@
           <w:b/>
           <w:bCs/>
         </w:rPr>
-        <w:t>(ИЛ ООО «</w:t>
-      </w:r>
-      <w:proofErr w:type="spellStart"/>
-      <w:r>
-        <w:rPr>
-          <w:rFonts w:ascii="Times New Roman" w:hAnsi="Times New Roman" w:cs="Times New Roman"/>
-          <w:b/>
-          <w:bCs/>
-        </w:rPr>
-        <w:t>Блиман</w:t>
-      </w:r>
-      <w:proofErr w:type="spellEnd"/>
-      <w:r>
-        <w:rPr>
-          <w:rFonts w:ascii="Times New Roman" w:hAnsi="Times New Roman" w:cs="Times New Roman"/>
-          <w:b/>
-          <w:bCs/>
-        </w:rPr>
-        <w:t>-Био»)</w:t>
+        <w:t>(ИЛ ООО «Блиман-Био»)</w:t>
       </w:r>
     </w:p>
     <w:p>
@@ -14769,13 +12588,7 @@
         <w:rPr>
           <w:rFonts w:ascii="Times New Roman" w:hAnsi="Times New Roman" w:cs="Times New Roman"/>
         </w:rPr>
-        <w:t xml:space="preserve">195027, г. Санкт-Петербург, ул. Пугачева, д. 5-7, лит. В, </w:t>
-      </w:r>
-      <w:r>
-        <w:rPr>
-          <w:rFonts w:ascii="Times New Roman" w:hAnsi="Times New Roman" w:cs="Times New Roman"/>
-        </w:rPr>
-        <w:t>помещения 22-Н, 23-Н</w:t>
+        <w:t>195027, г. Санкт-Петербург, ул. Пугачева, д. 5-7, лит. В, помещения 22-Н, 23-Н</w:t>
       </w:r>
     </w:p>
     <w:p>
@@ -14784,22 +12597,39 @@
         <w:jc w:val="center"/>
         <w:rPr>
           <w:rFonts w:ascii="Times New Roman" w:hAnsi="Times New Roman" w:cs="Times New Roman"/>
+        </w:rPr>
+      </w:pPr>
+      <w:r>
+        <w:rPr>
+          <w:rFonts w:ascii="Times New Roman" w:hAnsi="Times New Roman" w:cs="Times New Roman"/>
+        </w:rPr>
+        <w:t xml:space="preserve">+7 (812) 363-04-04; </w:t>
+      </w:r>
+      <w:r>
+        <w:rPr>
+          <w:rFonts w:ascii="Times New Roman" w:hAnsi="Times New Roman" w:cs="Times New Roman"/>
           <w:lang w:val="en-US"/>
         </w:rPr>
-      </w:pPr>
+        <w:t>E</w:t>
+      </w:r>
+      <w:r>
+        <w:rPr>
+          <w:rFonts w:ascii="Times New Roman" w:hAnsi="Times New Roman" w:cs="Times New Roman"/>
+        </w:rPr>
+        <w:t>-</w:t>
+      </w:r>
       <w:r>
         <w:rPr>
           <w:rFonts w:ascii="Times New Roman" w:hAnsi="Times New Roman" w:cs="Times New Roman"/>
           <w:lang w:val="en-US"/>
         </w:rPr>
-        <w:t xml:space="preserve">+7 (812) 363-04-04; </w:t>
-      </w:r>
-      <w:r>
-        <w:rPr>
-          <w:rFonts w:ascii="Times New Roman" w:hAnsi="Times New Roman" w:cs="Times New Roman"/>
-          <w:lang w:val="en-US"/>
-        </w:rPr>
-        <w:t xml:space="preserve">E-mail: </w:t>
+        <w:t>mail</w:t>
+      </w:r>
+      <w:r>
+        <w:rPr>
+          <w:rFonts w:ascii="Times New Roman" w:hAnsi="Times New Roman" w:cs="Times New Roman"/>
+        </w:rPr>
+        <w:t xml:space="preserve">: </w:t>
       </w:r>
       <w:hyperlink r:id="rId8" w:history="1">
         <w:r>
@@ -14808,7 +12638,37 @@
             <w:rFonts w:ascii="Times New Roman" w:hAnsi="Times New Roman" w:cs="Times New Roman"/>
             <w:lang w:val="en-US"/>
           </w:rPr>
-          <w:t>blimanbio@yandex.ru</w:t>
+          <w:t>blimanbio</w:t>
+        </w:r>
+        <w:r>
+          <w:rPr>
+            <w:rStyle w:val="a3"/>
+            <w:rFonts w:ascii="Times New Roman" w:hAnsi="Times New Roman" w:cs="Times New Roman"/>
+          </w:rPr>
+          <w:t>@</w:t>
+        </w:r>
+        <w:r>
+          <w:rPr>
+            <w:rStyle w:val="a3"/>
+            <w:rFonts w:ascii="Times New Roman" w:hAnsi="Times New Roman" w:cs="Times New Roman"/>
+            <w:lang w:val="en-US"/>
+          </w:rPr>
+          <w:t>yandex</w:t>
+        </w:r>
+        <w:r>
+          <w:rPr>
+            <w:rStyle w:val="a3"/>
+            <w:rFonts w:ascii="Times New Roman" w:hAnsi="Times New Roman" w:cs="Times New Roman"/>
+          </w:rPr>
+          <w:t>.</w:t>
+        </w:r>
+        <w:r>
+          <w:rPr>
+            <w:rStyle w:val="a3"/>
+            <w:rFonts w:ascii="Times New Roman" w:hAnsi="Times New Roman" w:cs="Times New Roman"/>
+            <w:lang w:val="en-US"/>
+          </w:rPr>
+          <w:t>ru</w:t>
         </w:r>
       </w:hyperlink>
     </w:p>
@@ -14878,7 +12738,6 @@
         <w:jc w:val="center"/>
         <w:rPr>
           <w:rFonts w:ascii="Times New Roman" w:hAnsi="Times New Roman" w:cs="Times New Roman"/>
-          <w:lang w:val="en-US"/>
         </w:rPr>
       </w:pPr>
     </w:p>
@@ -15008,23 +12867,7 @@
                 <w:rFonts w:ascii="Times New Roman" w:hAnsi="Times New Roman" w:cs="Times New Roman"/>
                 <w:lang w:val="en-US"/>
               </w:rPr>
-              <w:t>{{</w:t>
-            </w:r>
-            <w:proofErr w:type="spellStart"/>
-            <w:r>
-              <w:rPr>
-                <w:rFonts w:ascii="Times New Roman" w:hAnsi="Times New Roman" w:cs="Times New Roman"/>
-                <w:lang w:val="en-US"/>
-              </w:rPr>
-              <w:t>bio_date</w:t>
-            </w:r>
-            <w:proofErr w:type="spellEnd"/>
-            <w:r>
-              <w:rPr>
-                <w:rFonts w:ascii="Times New Roman" w:hAnsi="Times New Roman" w:cs="Times New Roman"/>
-                <w:lang w:val="en-US"/>
-              </w:rPr>
-              <w:t>}}</w:t>
+              <w:t>{{bio_date}}</w:t>
             </w:r>
           </w:p>
         </w:tc>
@@ -15333,77 +13176,7 @@
               <w:rPr>
                 <w:rFonts w:ascii="Times New Roman" w:hAnsi="Times New Roman" w:cs="Times New Roman"/>
               </w:rPr>
-              <w:t xml:space="preserve">ООО "ЦЛИП "УМЭКО", г Санкт-Петербург, </w:t>
-            </w:r>
-            <w:proofErr w:type="spellStart"/>
-            <w:r>
-              <w:rPr>
-                <w:rFonts w:ascii="Times New Roman" w:hAnsi="Times New Roman" w:cs="Times New Roman"/>
-              </w:rPr>
-              <w:t>пр-кт</w:t>
-            </w:r>
-            <w:proofErr w:type="spellEnd"/>
-            <w:r>
-              <w:rPr>
-                <w:rFonts w:ascii="Times New Roman" w:hAnsi="Times New Roman" w:cs="Times New Roman"/>
-              </w:rPr>
-              <w:t xml:space="preserve"> Обуховской Обороны, д 76 литера р, </w:t>
-            </w:r>
-            <w:proofErr w:type="spellStart"/>
-            <w:r>
-              <w:rPr>
-                <w:rFonts w:ascii="Times New Roman" w:hAnsi="Times New Roman" w:cs="Times New Roman"/>
-              </w:rPr>
-              <w:t>помещ</w:t>
-            </w:r>
-            <w:proofErr w:type="spellEnd"/>
-            <w:r>
-              <w:rPr>
-                <w:rFonts w:ascii="Times New Roman" w:hAnsi="Times New Roman" w:cs="Times New Roman"/>
-              </w:rPr>
-              <w:t xml:space="preserve"> 8Н офис 108 для ООО «</w:t>
-            </w:r>
-            <w:proofErr w:type="spellStart"/>
-            <w:r>
-              <w:rPr>
-                <w:rFonts w:ascii="Times New Roman" w:hAnsi="Times New Roman" w:cs="Times New Roman"/>
-              </w:rPr>
-              <w:t>ЭкоПромЦентр</w:t>
-            </w:r>
-            <w:proofErr w:type="spellEnd"/>
-            <w:r>
-              <w:rPr>
-                <w:rFonts w:ascii="Times New Roman" w:hAnsi="Times New Roman" w:cs="Times New Roman"/>
-              </w:rPr>
-              <w:t xml:space="preserve">» / 192029, г Санкт-Петербург, </w:t>
-            </w:r>
-            <w:proofErr w:type="spellStart"/>
-            <w:r>
-              <w:rPr>
-                <w:rFonts w:ascii="Times New Roman" w:hAnsi="Times New Roman" w:cs="Times New Roman"/>
-              </w:rPr>
-              <w:t>пр-кт</w:t>
-            </w:r>
-            <w:proofErr w:type="spellEnd"/>
-            <w:r>
-              <w:rPr>
-                <w:rFonts w:ascii="Times New Roman" w:hAnsi="Times New Roman" w:cs="Times New Roman"/>
-              </w:rPr>
-              <w:t xml:space="preserve"> Обуховской Обороны, д 76 литера р, </w:t>
-            </w:r>
-            <w:proofErr w:type="spellStart"/>
-            <w:r>
-              <w:rPr>
-                <w:rFonts w:ascii="Times New Roman" w:hAnsi="Times New Roman" w:cs="Times New Roman"/>
-              </w:rPr>
-              <w:t>помещ</w:t>
-            </w:r>
-            <w:proofErr w:type="spellEnd"/>
-            <w:r>
-              <w:rPr>
-                <w:rFonts w:ascii="Times New Roman" w:hAnsi="Times New Roman" w:cs="Times New Roman"/>
-              </w:rPr>
-              <w:t xml:space="preserve"> 8Н офис 108</w:t>
+              <w:t>ООО "ЦЛИП "УМЭКО", г Санкт-Петербург, пр-кт Обуховской Обороны, д 76 литера р, помещ 8Н офис 108 для ООО «ЭкоПромЦентр» / 192029, г Санкт-Петербург, пр-кт Обуховской Обороны, д 76 литера р, помещ 8Н офис 108</w:t>
             </w:r>
           </w:p>
         </w:tc>
@@ -15603,7 +13376,6 @@
               </w:rPr>
               <w:t>{{</w:t>
             </w:r>
-            <w:proofErr w:type="spellStart"/>
             <w:r>
               <w:rPr>
                 <w:rFonts w:ascii="Times New Roman" w:hAnsi="Times New Roman" w:cs="Times New Roman"/>
@@ -15611,7 +13383,6 @@
               </w:rPr>
               <w:t>hvs</w:t>
             </w:r>
-            <w:proofErr w:type="spellEnd"/>
             <w:r>
               <w:rPr>
                 <w:rFonts w:ascii="Times New Roman" w:hAnsi="Times New Roman" w:cs="Times New Roman"/>
@@ -15656,7 +13427,6 @@
               </w:rPr>
               <w:t>{{</w:t>
             </w:r>
-            <w:proofErr w:type="spellStart"/>
             <w:r>
               <w:rPr>
                 <w:rFonts w:ascii="Times New Roman" w:hAnsi="Times New Roman" w:cs="Times New Roman"/>
@@ -15664,7 +13434,6 @@
               </w:rPr>
               <w:t>hvs</w:t>
             </w:r>
-            <w:proofErr w:type="spellEnd"/>
             <w:r>
               <w:rPr>
                 <w:rFonts w:ascii="Times New Roman" w:hAnsi="Times New Roman" w:cs="Times New Roman"/>
@@ -15709,7 +13478,6 @@
               </w:rPr>
               <w:t>{{</w:t>
             </w:r>
-            <w:proofErr w:type="spellStart"/>
             <w:r>
               <w:rPr>
                 <w:rFonts w:ascii="Times New Roman" w:hAnsi="Times New Roman" w:cs="Times New Roman"/>
@@ -15717,7 +13485,6 @@
               </w:rPr>
               <w:t>hvs</w:t>
             </w:r>
-            <w:proofErr w:type="spellEnd"/>
             <w:r>
               <w:rPr>
                 <w:rFonts w:ascii="Times New Roman" w:hAnsi="Times New Roman" w:cs="Times New Roman"/>
@@ -15813,7 +13580,6 @@
               </w:rPr>
               <w:t>{{</w:t>
             </w:r>
-            <w:proofErr w:type="spellStart"/>
             <w:r>
               <w:rPr>
                 <w:rFonts w:ascii="Times New Roman" w:hAnsi="Times New Roman" w:cs="Times New Roman"/>
@@ -15821,7 +13587,6 @@
               </w:rPr>
               <w:t>gvs</w:t>
             </w:r>
-            <w:proofErr w:type="spellEnd"/>
             <w:r>
               <w:rPr>
                 <w:rFonts w:ascii="Times New Roman" w:hAnsi="Times New Roman" w:cs="Times New Roman"/>
@@ -15866,7 +13631,6 @@
               </w:rPr>
               <w:t>{{</w:t>
             </w:r>
-            <w:proofErr w:type="spellStart"/>
             <w:r>
               <w:rPr>
                 <w:rFonts w:ascii="Times New Roman" w:hAnsi="Times New Roman" w:cs="Times New Roman"/>
@@ -15874,7 +13638,6 @@
               </w:rPr>
               <w:t>gvs</w:t>
             </w:r>
-            <w:proofErr w:type="spellEnd"/>
             <w:r>
               <w:rPr>
                 <w:rFonts w:ascii="Times New Roman" w:hAnsi="Times New Roman" w:cs="Times New Roman"/>
@@ -15911,7 +13674,19 @@
               <w:rPr>
                 <w:rFonts w:ascii="Times New Roman" w:hAnsi="Times New Roman" w:cs="Times New Roman"/>
               </w:rPr>
-              <w:t>, ХВС, акт/направление №</w:t>
+              <w:t xml:space="preserve">, </w:t>
+            </w:r>
+            <w:r>
+              <w:rPr>
+                <w:rFonts w:ascii="Times New Roman" w:hAnsi="Times New Roman" w:cs="Times New Roman"/>
+              </w:rPr>
+              <w:t>Г</w:t>
+            </w:r>
+            <w:r>
+              <w:rPr>
+                <w:rFonts w:ascii="Times New Roman" w:hAnsi="Times New Roman" w:cs="Times New Roman"/>
+              </w:rPr>
+              <w:t>ВС, акт/направление №</w:t>
             </w:r>
             <w:r>
               <w:rPr>
@@ -15919,7 +13694,6 @@
               </w:rPr>
               <w:t>{{</w:t>
             </w:r>
-            <w:proofErr w:type="spellStart"/>
             <w:r>
               <w:rPr>
                 <w:rFonts w:ascii="Times New Roman" w:hAnsi="Times New Roman" w:cs="Times New Roman"/>
@@ -15927,7 +13701,6 @@
               </w:rPr>
               <w:t>gvs</w:t>
             </w:r>
-            <w:proofErr w:type="spellEnd"/>
             <w:r>
               <w:rPr>
                 <w:rFonts w:ascii="Times New Roman" w:hAnsi="Times New Roman" w:cs="Times New Roman"/>
@@ -16235,23 +14008,7 @@
                 <w:rFonts w:ascii="Times New Roman" w:hAnsi="Times New Roman" w:cs="Times New Roman"/>
                 <w:lang w:val="en-US"/>
               </w:rPr>
-              <w:t>{{</w:t>
-            </w:r>
-            <w:proofErr w:type="spellStart"/>
-            <w:r>
-              <w:rPr>
-                <w:rFonts w:ascii="Times New Roman" w:hAnsi="Times New Roman" w:cs="Times New Roman"/>
-                <w:lang w:val="en-US"/>
-              </w:rPr>
-              <w:t>act_date</w:t>
-            </w:r>
-            <w:proofErr w:type="spellEnd"/>
-            <w:r>
-              <w:rPr>
-                <w:rFonts w:ascii="Times New Roman" w:hAnsi="Times New Roman" w:cs="Times New Roman"/>
-                <w:lang w:val="en-US"/>
-              </w:rPr>
-              <w:t xml:space="preserve">}} </w:t>
+              <w:t xml:space="preserve">{{act_date}} </w:t>
             </w:r>
             <w:r>
               <w:rPr>
@@ -16302,23 +14059,7 @@
                 <w:rFonts w:ascii="Times New Roman" w:hAnsi="Times New Roman" w:cs="Times New Roman"/>
                 <w:lang w:val="en-US"/>
               </w:rPr>
-              <w:t>{{</w:t>
-            </w:r>
-            <w:proofErr w:type="spellStart"/>
-            <w:r>
-              <w:rPr>
-                <w:rFonts w:ascii="Times New Roman" w:hAnsi="Times New Roman" w:cs="Times New Roman"/>
-                <w:lang w:val="en-US"/>
-              </w:rPr>
-              <w:t>act_date</w:t>
-            </w:r>
-            <w:proofErr w:type="spellEnd"/>
-            <w:r>
-              <w:rPr>
-                <w:rFonts w:ascii="Times New Roman" w:hAnsi="Times New Roman" w:cs="Times New Roman"/>
-                <w:lang w:val="en-US"/>
-              </w:rPr>
-              <w:t>}}</w:t>
+              <w:t>{{act_date}}</w:t>
             </w:r>
             <w:r>
               <w:rPr>
@@ -16485,21 +14226,7 @@
         <w:rPr>
           <w:rFonts w:ascii="Times New Roman" w:hAnsi="Times New Roman" w:cs="Times New Roman"/>
         </w:rPr>
-        <w:t>ИЛ ООО «</w:t>
-      </w:r>
-      <w:proofErr w:type="spellStart"/>
-      <w:r>
-        <w:rPr>
-          <w:rFonts w:ascii="Times New Roman" w:hAnsi="Times New Roman" w:cs="Times New Roman"/>
-        </w:rPr>
-        <w:t>Блиман</w:t>
-      </w:r>
-      <w:proofErr w:type="spellEnd"/>
-      <w:r>
-        <w:rPr>
-          <w:rFonts w:ascii="Times New Roman" w:hAnsi="Times New Roman" w:cs="Times New Roman"/>
-        </w:rPr>
-        <w:t>-Био»</w:t>
+        <w:t>ИЛ ООО «Блиман-Био»</w:t>
       </w:r>
       <w:r>
         <w:rPr>
@@ -16540,61 +14267,7 @@
           <w:i/>
           <w:iCs/>
         </w:rPr>
-        <w:t xml:space="preserve">Протокол лабораторных испытаний № </w:t>
-      </w:r>
-      <w:r>
-        <w:rPr>
-          <w:rFonts w:ascii="Times New Roman" w:hAnsi="Times New Roman" w:cs="Times New Roman"/>
-          <w:b/>
-          <w:bCs/>
-          <w:i/>
-          <w:iCs/>
-        </w:rPr>
-        <w:t>{{</w:t>
-      </w:r>
-      <w:proofErr w:type="spellStart"/>
-      <w:r>
-        <w:rPr>
-          <w:rFonts w:ascii="Times New Roman" w:hAnsi="Times New Roman" w:cs="Times New Roman"/>
-          <w:b/>
-          <w:bCs/>
-          <w:i/>
-          <w:iCs/>
-        </w:rPr>
-        <w:t>bio_number</w:t>
-      </w:r>
-      <w:proofErr w:type="spellEnd"/>
-      <w:r>
-        <w:rPr>
-          <w:rFonts w:ascii="Times New Roman" w:hAnsi="Times New Roman" w:cs="Times New Roman"/>
-          <w:b/>
-          <w:bCs/>
-          <w:i/>
-          <w:iCs/>
-        </w:rPr>
-        <w:t>}} от {{</w:t>
-      </w:r>
-      <w:proofErr w:type="spellStart"/>
-      <w:r>
-        <w:rPr>
-          <w:rFonts w:ascii="Times New Roman" w:hAnsi="Times New Roman" w:cs="Times New Roman"/>
-          <w:b/>
-          <w:bCs/>
-          <w:i/>
-          <w:iCs/>
-        </w:rPr>
-        <w:t>bio_date</w:t>
-      </w:r>
-      <w:proofErr w:type="spellEnd"/>
-      <w:r>
-        <w:rPr>
-          <w:rFonts w:ascii="Times New Roman" w:hAnsi="Times New Roman" w:cs="Times New Roman"/>
-          <w:b/>
-          <w:bCs/>
-          <w:i/>
-          <w:iCs/>
-        </w:rPr>
-        <w:t>}}</w:t>
+        <w:t>Протокол лабораторных испытаний № {{bio_number}} от {{bio_date}}</w:t>
       </w:r>
     </w:p>
     <w:p>
@@ -16645,21 +14318,7 @@
         <w:rPr>
           <w:rFonts w:ascii="Times New Roman" w:hAnsi="Times New Roman" w:cs="Times New Roman"/>
         </w:rPr>
-        <w:t>без разрешения испытательной лаборатории ООО «</w:t>
-      </w:r>
-      <w:proofErr w:type="spellStart"/>
-      <w:r>
-        <w:rPr>
-          <w:rFonts w:ascii="Times New Roman" w:hAnsi="Times New Roman" w:cs="Times New Roman"/>
-        </w:rPr>
-        <w:t>Блиман</w:t>
-      </w:r>
-      <w:proofErr w:type="spellEnd"/>
-      <w:r>
-        <w:rPr>
-          <w:rFonts w:ascii="Times New Roman" w:hAnsi="Times New Roman" w:cs="Times New Roman"/>
-        </w:rPr>
-        <w:t>-Био».</w:t>
+        <w:t>без разрешения испытательной лаборатории ООО «Блиман-Био».</w:t>
       </w:r>
     </w:p>
     <w:p>
@@ -17110,14 +14769,12 @@
               </w:rPr>
               <w:t>{{</w:t>
             </w:r>
-            <w:proofErr w:type="spellStart"/>
             <w:r>
               <w:rPr>
                 <w:rStyle w:val="4"/>
               </w:rPr>
               <w:t>hvs</w:t>
             </w:r>
-            <w:proofErr w:type="spellEnd"/>
             <w:r>
               <w:rPr>
                 <w:rStyle w:val="4"/>
@@ -17151,14 +14808,12 @@
               </w:rPr>
               <w:t>}}- Проба №{{</w:t>
             </w:r>
-            <w:proofErr w:type="spellStart"/>
             <w:r>
               <w:rPr>
                 <w:rStyle w:val="4"/>
               </w:rPr>
               <w:t>hvs</w:t>
             </w:r>
-            <w:proofErr w:type="spellEnd"/>
             <w:r>
               <w:rPr>
                 <w:rStyle w:val="4"/>
@@ -17192,14 +14847,12 @@
               </w:rPr>
               <w:t>}}, ХВС, акт/направление №{{</w:t>
             </w:r>
-            <w:proofErr w:type="spellStart"/>
             <w:r>
               <w:rPr>
                 <w:rStyle w:val="4"/>
               </w:rPr>
               <w:t>hvs</w:t>
             </w:r>
-            <w:proofErr w:type="spellEnd"/>
             <w:r>
               <w:rPr>
                 <w:rStyle w:val="4"/>
@@ -17442,18 +15095,8 @@
               <w:rPr>
                 <w:rStyle w:val="4"/>
               </w:rPr>
-              <w:t xml:space="preserve">МУК 4.2.3963-23 </w:t>
-            </w:r>
-            <w:proofErr w:type="spellStart"/>
-            <w:proofErr w:type="gramStart"/>
-            <w:r>
-              <w:rPr>
-                <w:rStyle w:val="4"/>
-              </w:rPr>
-              <w:t>n.V</w:t>
-            </w:r>
-            <w:proofErr w:type="spellEnd"/>
-            <w:proofErr w:type="gramEnd"/>
+              <w:t>МУК 4.2.3963-23 n.V</w:t>
+            </w:r>
           </w:p>
         </w:tc>
       </w:tr>
@@ -17574,14 +15217,12 @@
               </w:rPr>
               <w:t>{{</w:t>
             </w:r>
-            <w:proofErr w:type="spellStart"/>
             <w:r>
               <w:rPr>
                 <w:rStyle w:val="4"/>
               </w:rPr>
               <w:t>gvs</w:t>
             </w:r>
-            <w:proofErr w:type="spellEnd"/>
             <w:r>
               <w:rPr>
                 <w:rStyle w:val="4"/>
@@ -17615,14 +15256,12 @@
               </w:rPr>
               <w:t>}}- Проба №{{</w:t>
             </w:r>
-            <w:proofErr w:type="spellStart"/>
             <w:r>
               <w:rPr>
                 <w:rStyle w:val="4"/>
               </w:rPr>
               <w:t>gvs</w:t>
             </w:r>
-            <w:proofErr w:type="spellEnd"/>
             <w:r>
               <w:rPr>
                 <w:rStyle w:val="4"/>
@@ -17670,14 +15309,12 @@
               </w:rPr>
               <w:t>ВС, акт/направление №{{</w:t>
             </w:r>
-            <w:proofErr w:type="spellStart"/>
             <w:r>
               <w:rPr>
                 <w:rStyle w:val="4"/>
               </w:rPr>
               <w:t>gvs</w:t>
             </w:r>
-            <w:proofErr w:type="spellEnd"/>
             <w:r>
               <w:rPr>
                 <w:rStyle w:val="4"/>
@@ -17920,18 +15557,8 @@
               <w:rPr>
                 <w:rStyle w:val="4"/>
               </w:rPr>
-              <w:t xml:space="preserve">МУК 4.2.3963-23 </w:t>
-            </w:r>
-            <w:proofErr w:type="spellStart"/>
-            <w:proofErr w:type="gramStart"/>
-            <w:r>
-              <w:rPr>
-                <w:rStyle w:val="4"/>
-              </w:rPr>
-              <w:t>n.V</w:t>
-            </w:r>
-            <w:proofErr w:type="spellEnd"/>
-            <w:proofErr w:type="gramEnd"/>
+              <w:t>МУК 4.2.3963-23 n.V</w:t>
+            </w:r>
           </w:p>
         </w:tc>
       </w:tr>
@@ -17952,28 +15579,12 @@
             <w:pPr>
               <w:pStyle w:val="TableParagraph"/>
             </w:pPr>
-            <w:proofErr w:type="spellStart"/>
             <w:r>
               <w:rPr>
                 <w:rStyle w:val="4"/>
               </w:rPr>
-              <w:t>Сульфитредуцирующие</w:t>
-            </w:r>
-            <w:proofErr w:type="spellEnd"/>
-            <w:r>
-              <w:rPr>
-                <w:rStyle w:val="4"/>
-              </w:rPr>
-              <w:t xml:space="preserve"> </w:t>
-            </w:r>
-            <w:proofErr w:type="spellStart"/>
-            <w:r>
-              <w:rPr>
-                <w:rStyle w:val="4"/>
-              </w:rPr>
-              <w:t>клостридии</w:t>
-            </w:r>
-            <w:proofErr w:type="spellEnd"/>
+              <w:t>Сульфитредуцирующие клостридии</w:t>
+            </w:r>
           </w:p>
         </w:tc>
         <w:tc>
@@ -18195,14 +15806,12 @@
               <w:pStyle w:val="TableParagraph"/>
               <w:jc w:val="center"/>
             </w:pPr>
-            <w:proofErr w:type="spellStart"/>
             <w:r>
               <w:rPr>
                 <w:rStyle w:val="4"/>
               </w:rPr>
               <w:t>пп</w:t>
             </w:r>
-            <w:proofErr w:type="spellEnd"/>
           </w:p>
         </w:tc>
         <w:tc>
@@ -18739,14 +16348,12 @@
               <w:pStyle w:val="TableParagraph"/>
               <w:jc w:val="center"/>
             </w:pPr>
-            <w:proofErr w:type="spellStart"/>
             <w:r>
               <w:rPr>
                 <w:rStyle w:val="4"/>
               </w:rPr>
               <w:t>пп</w:t>
             </w:r>
-            <w:proofErr w:type="spellEnd"/>
           </w:p>
         </w:tc>
         <w:tc>
@@ -19333,33 +16940,11 @@
             <w:pPr>
               <w:pStyle w:val="TableParagraph"/>
             </w:pPr>
-            <w:proofErr w:type="spellStart"/>
             <w:r>
               <w:rPr>
                 <w:rStyle w:val="4"/>
               </w:rPr>
-              <w:t>Сухожаровый</w:t>
-            </w:r>
-            <w:proofErr w:type="spellEnd"/>
-            <w:r>
-              <w:rPr>
-                <w:rStyle w:val="4"/>
-              </w:rPr>
-              <w:t xml:space="preserve"> </w:t>
-            </w:r>
-            <w:proofErr w:type="spellStart"/>
-            <w:r>
-              <w:rPr>
-                <w:rStyle w:val="4"/>
-              </w:rPr>
-              <w:t>шкаф</w:t>
-            </w:r>
-            <w:proofErr w:type="spellEnd"/>
-            <w:r>
-              <w:rPr>
-                <w:rStyle w:val="4"/>
-              </w:rPr>
-              <w:t xml:space="preserve"> Binder FD-240</w:t>
+              <w:t>Сухожаровый шкаф Binder FD-240</w:t>
             </w:r>
           </w:p>
         </w:tc>
@@ -19834,51 +17419,7 @@
           <w:i/>
           <w:iCs/>
         </w:rPr>
-        <w:t>Протокол лабораторных испытаний № {{</w:t>
-      </w:r>
-      <w:proofErr w:type="spellStart"/>
-      <w:r>
-        <w:rPr>
-          <w:rFonts w:ascii="Times New Roman" w:hAnsi="Times New Roman" w:cs="Times New Roman"/>
-          <w:b/>
-          <w:bCs/>
-          <w:i/>
-          <w:iCs/>
-        </w:rPr>
-        <w:t>bio_number</w:t>
-      </w:r>
-      <w:proofErr w:type="spellEnd"/>
-      <w:r>
-        <w:rPr>
-          <w:rFonts w:ascii="Times New Roman" w:hAnsi="Times New Roman" w:cs="Times New Roman"/>
-          <w:b/>
-          <w:bCs/>
-          <w:i/>
-          <w:iCs/>
-        </w:rPr>
-        <w:t>}} от {{</w:t>
-      </w:r>
-      <w:proofErr w:type="spellStart"/>
-      <w:r>
-        <w:rPr>
-          <w:rFonts w:ascii="Times New Roman" w:hAnsi="Times New Roman" w:cs="Times New Roman"/>
-          <w:b/>
-          <w:bCs/>
-          <w:i/>
-          <w:iCs/>
-        </w:rPr>
-        <w:t>bio_date</w:t>
-      </w:r>
-      <w:proofErr w:type="spellEnd"/>
-      <w:r>
-        <w:rPr>
-          <w:rFonts w:ascii="Times New Roman" w:hAnsi="Times New Roman" w:cs="Times New Roman"/>
-          <w:b/>
-          <w:bCs/>
-          <w:i/>
-          <w:iCs/>
-        </w:rPr>
-        <w:t>}}</w:t>
+        <w:t>Протокол лабораторных испытаний № {{bio_number}} от {{bio_date}}</w:t>
       </w:r>
     </w:p>
     <w:p>
@@ -19923,21 +17464,7 @@
         <w:rPr>
           <w:rFonts w:ascii="Times New Roman" w:hAnsi="Times New Roman" w:cs="Times New Roman"/>
         </w:rPr>
-        <w:t>без разрешения испытательной лаборатории ООО «</w:t>
-      </w:r>
-      <w:proofErr w:type="spellStart"/>
-      <w:r>
-        <w:rPr>
-          <w:rFonts w:ascii="Times New Roman" w:hAnsi="Times New Roman" w:cs="Times New Roman"/>
-        </w:rPr>
-        <w:t>Блиман</w:t>
-      </w:r>
-      <w:proofErr w:type="spellEnd"/>
-      <w:r>
-        <w:rPr>
-          <w:rFonts w:ascii="Times New Roman" w:hAnsi="Times New Roman" w:cs="Times New Roman"/>
-        </w:rPr>
-        <w:t>-Био».</w:t>
+        <w:t>без разрешения испытательной лаборатории ООО «Блиман-Био».</w:t>
       </w:r>
     </w:p>
     <w:p>
@@ -19986,19 +17513,7 @@
         <w:rPr>
           <w:rFonts w:ascii="Times New Roman" w:hAnsi="Times New Roman" w:cs="Times New Roman"/>
         </w:rPr>
-        <w:t xml:space="preserve">Страница </w:t>
-      </w:r>
-      <w:r>
-        <w:rPr>
-          <w:rFonts w:ascii="Times New Roman" w:hAnsi="Times New Roman" w:cs="Times New Roman"/>
-        </w:rPr>
-        <w:t>2</w:t>
-      </w:r>
-      <w:r>
-        <w:rPr>
-          <w:rFonts w:ascii="Times New Roman" w:hAnsi="Times New Roman" w:cs="Times New Roman"/>
-        </w:rPr>
-        <w:t xml:space="preserve"> из 2</w:t>
+        <w:t>Страница 2 из 2</w:t>
       </w:r>
     </w:p>
     <w:sectPr>
